--- a/API_Controle_Financeiro_Anotacoes.docx
+++ b/API_Controle_Financeiro_Anotacoes.docx
@@ -17,6 +17,3594 @@
           <w:highlight w:val="yellow"/>
           <w:lang w:val="pt-BR"/>
         </w:rPr>
+        <w:t>Módulo – Preparando o Ambiente de desenvolvimento</w:t>
+      </w:r>
+    </w:p>
+    <w:p>
+      <w:pPr>
+        <w:pStyle w:val="PargrafodaLista"/>
+        <w:numPr>
+          <w:ilvl w:val="0"/>
+          <w:numId w:val="9"/>
+        </w:numPr>
+        <w:rPr>
+          <w:lang w:val="pt-BR"/>
+        </w:rPr>
+      </w:pPr>
+      <w:r>
+        <w:rPr>
+          <w:lang w:val="pt-BR"/>
+        </w:rPr>
+        <w:t xml:space="preserve">Instalação do Anaconda </w:t>
+      </w:r>
+      <w:proofErr w:type="spellStart"/>
+      <w:r>
+        <w:rPr>
+          <w:lang w:val="pt-BR"/>
+        </w:rPr>
+        <w:t>Navigator</w:t>
+      </w:r>
+      <w:proofErr w:type="spellEnd"/>
+      <w:r>
+        <w:rPr>
+          <w:lang w:val="pt-BR"/>
+        </w:rPr>
+        <w:t xml:space="preserve"> (opcional)</w:t>
+      </w:r>
+    </w:p>
+    <w:p>
+      <w:pPr>
+        <w:pStyle w:val="PargrafodaLista"/>
+        <w:numPr>
+          <w:ilvl w:val="0"/>
+          <w:numId w:val="9"/>
+        </w:numPr>
+        <w:rPr>
+          <w:lang w:val="pt-BR"/>
+        </w:rPr>
+      </w:pPr>
+      <w:r>
+        <w:rPr>
+          <w:lang w:val="pt-BR"/>
+        </w:rPr>
+        <w:t>Instalação do Python no Linux</w:t>
+      </w:r>
+    </w:p>
+    <w:p>
+      <w:pPr>
+        <w:pStyle w:val="PargrafodaLista"/>
+        <w:numPr>
+          <w:ilvl w:val="0"/>
+          <w:numId w:val="9"/>
+        </w:numPr>
+        <w:rPr>
+          <w:lang w:val="pt-BR"/>
+        </w:rPr>
+      </w:pPr>
+      <w:r>
+        <w:rPr>
+          <w:lang w:val="pt-BR"/>
+        </w:rPr>
+        <w:t xml:space="preserve">Criação de ambiente no Anaconda </w:t>
+      </w:r>
+      <w:proofErr w:type="spellStart"/>
+      <w:r>
+        <w:rPr>
+          <w:lang w:val="pt-BR"/>
+        </w:rPr>
+        <w:t>Navigator</w:t>
+      </w:r>
+      <w:proofErr w:type="spellEnd"/>
+    </w:p>
+    <w:p>
+      <w:pPr>
+        <w:pStyle w:val="PargrafodaLista"/>
+        <w:numPr>
+          <w:ilvl w:val="0"/>
+          <w:numId w:val="9"/>
+        </w:numPr>
+        <w:rPr>
+          <w:lang w:val="pt-BR"/>
+        </w:rPr>
+      </w:pPr>
+      <w:r>
+        <w:rPr>
+          <w:lang w:val="pt-BR"/>
+        </w:rPr>
+        <w:t xml:space="preserve">Instalação do </w:t>
+      </w:r>
+      <w:proofErr w:type="spellStart"/>
+      <w:r>
+        <w:rPr>
+          <w:lang w:val="pt-BR"/>
+        </w:rPr>
+        <w:t>Streamlit</w:t>
+      </w:r>
+      <w:proofErr w:type="spellEnd"/>
+    </w:p>
+    <w:p>
+      <w:pPr>
+        <w:rPr>
+          <w:b/>
+          <w:bCs/>
+          <w:highlight w:val="yellow"/>
+          <w:lang w:val="pt-BR"/>
+        </w:rPr>
+      </w:pPr>
+      <w:r>
+        <w:rPr>
+          <w:b/>
+          <w:bCs/>
+          <w:highlight w:val="yellow"/>
+          <w:lang w:val="pt-BR"/>
+        </w:rPr>
+        <w:t>Módulo –</w:t>
+      </w:r>
+      <w:r>
+        <w:rPr>
+          <w:b/>
+          <w:bCs/>
+          <w:highlight w:val="yellow"/>
+          <w:lang w:val="pt-BR"/>
+        </w:rPr>
+        <w:t xml:space="preserve"> </w:t>
+      </w:r>
+      <w:proofErr w:type="spellStart"/>
+      <w:r>
+        <w:rPr>
+          <w:b/>
+          <w:bCs/>
+          <w:highlight w:val="yellow"/>
+          <w:lang w:val="pt-BR"/>
+        </w:rPr>
+        <w:t>Frontend</w:t>
+      </w:r>
+      <w:proofErr w:type="spellEnd"/>
+      <w:r>
+        <w:rPr>
+          <w:b/>
+          <w:bCs/>
+          <w:highlight w:val="yellow"/>
+          <w:lang w:val="pt-BR"/>
+        </w:rPr>
+        <w:t xml:space="preserve"> – Criando telas</w:t>
+      </w:r>
+    </w:p>
+    <w:p>
+      <w:pPr>
+        <w:pStyle w:val="PargrafodaLista"/>
+        <w:numPr>
+          <w:ilvl w:val="0"/>
+          <w:numId w:val="9"/>
+        </w:numPr>
+        <w:rPr>
+          <w:lang w:val="pt-BR"/>
+        </w:rPr>
+      </w:pPr>
+      <w:r>
+        <w:rPr>
+          <w:lang w:val="pt-BR"/>
+        </w:rPr>
+        <w:t>Definição do sistema</w:t>
+      </w:r>
+    </w:p>
+    <w:p>
+      <w:pPr>
+        <w:pStyle w:val="PargrafodaLista"/>
+        <w:numPr>
+          <w:ilvl w:val="0"/>
+          <w:numId w:val="9"/>
+        </w:numPr>
+        <w:rPr>
+          <w:lang w:val="pt-BR"/>
+        </w:rPr>
+      </w:pPr>
+      <w:r>
+        <w:rPr>
+          <w:lang w:val="pt-BR"/>
+        </w:rPr>
+        <w:t>Criação do diagrama de entidade e relacionamento</w:t>
+      </w:r>
+    </w:p>
+    <w:p>
+      <w:pPr>
+        <w:pStyle w:val="PargrafodaLista"/>
+        <w:numPr>
+          <w:ilvl w:val="0"/>
+          <w:numId w:val="9"/>
+        </w:numPr>
+        <w:rPr>
+          <w:lang w:val="pt-BR"/>
+        </w:rPr>
+      </w:pPr>
+      <w:proofErr w:type="spellStart"/>
+      <w:r>
+        <w:rPr>
+          <w:lang w:val="pt-BR"/>
+        </w:rPr>
+        <w:t>Criação</w:t>
+      </w:r>
+      <w:proofErr w:type="spellEnd"/>
+      <w:r>
+        <w:rPr>
+          <w:lang w:val="pt-BR"/>
+        </w:rPr>
+        <w:t xml:space="preserve"> da </w:t>
+      </w:r>
+      <w:proofErr w:type="spellStart"/>
+      <w:r>
+        <w:rPr>
+          <w:lang w:val="pt-BR"/>
+        </w:rPr>
+        <w:t>página</w:t>
+      </w:r>
+      <w:proofErr w:type="spellEnd"/>
+      <w:r>
+        <w:rPr>
+          <w:lang w:val="pt-BR"/>
+        </w:rPr>
+        <w:t xml:space="preserve"> de </w:t>
+      </w:r>
+      <w:proofErr w:type="spellStart"/>
+      <w:r>
+        <w:rPr>
+          <w:lang w:val="pt-BR"/>
+        </w:rPr>
+        <w:t>categorias</w:t>
+      </w:r>
+      <w:proofErr w:type="spellEnd"/>
+    </w:p>
+    <w:p>
+      <w:pPr>
+        <w:pStyle w:val="PargrafodaLista"/>
+        <w:numPr>
+          <w:ilvl w:val="0"/>
+          <w:numId w:val="9"/>
+        </w:numPr>
+        <w:rPr>
+          <w:lang w:val="pt-BR"/>
+        </w:rPr>
+      </w:pPr>
+      <w:r>
+        <w:rPr>
+          <w:lang w:val="pt-BR"/>
+        </w:rPr>
+        <w:t xml:space="preserve">Criação de </w:t>
+      </w:r>
+      <w:proofErr w:type="spellStart"/>
+      <w:r>
+        <w:rPr>
+          <w:lang w:val="pt-BR"/>
+        </w:rPr>
+        <w:t>dialog</w:t>
+      </w:r>
+      <w:proofErr w:type="spellEnd"/>
+      <w:r>
+        <w:rPr>
+          <w:lang w:val="pt-BR"/>
+        </w:rPr>
+        <w:t xml:space="preserve"> com formulário para incluir categoria</w:t>
+      </w:r>
+    </w:p>
+    <w:p>
+      <w:pPr>
+        <w:pStyle w:val="PargrafodaLista"/>
+        <w:numPr>
+          <w:ilvl w:val="0"/>
+          <w:numId w:val="9"/>
+        </w:numPr>
+        <w:rPr>
+          <w:lang w:val="pt-BR"/>
+        </w:rPr>
+      </w:pPr>
+      <w:r>
+        <w:rPr>
+          <w:lang w:val="pt-BR"/>
+        </w:rPr>
+        <w:t xml:space="preserve">Criação de </w:t>
+      </w:r>
+      <w:proofErr w:type="spellStart"/>
+      <w:r>
+        <w:rPr>
+          <w:lang w:val="pt-BR"/>
+        </w:rPr>
+        <w:t>dialog</w:t>
+      </w:r>
+      <w:proofErr w:type="spellEnd"/>
+      <w:r>
+        <w:rPr>
+          <w:lang w:val="pt-BR"/>
+        </w:rPr>
+        <w:t xml:space="preserve"> com formulário para alterar categoria</w:t>
+      </w:r>
+    </w:p>
+    <w:p>
+      <w:pPr>
+        <w:pStyle w:val="PargrafodaLista"/>
+        <w:numPr>
+          <w:ilvl w:val="0"/>
+          <w:numId w:val="9"/>
+        </w:numPr>
+        <w:rPr>
+          <w:lang w:val="pt-BR"/>
+        </w:rPr>
+      </w:pPr>
+      <w:r>
+        <w:rPr>
+          <w:lang w:val="pt-BR"/>
+        </w:rPr>
+        <w:t xml:space="preserve">Criação de </w:t>
+      </w:r>
+      <w:proofErr w:type="spellStart"/>
+      <w:r>
+        <w:rPr>
+          <w:lang w:val="pt-BR"/>
+        </w:rPr>
+        <w:t>dialog</w:t>
+      </w:r>
+      <w:proofErr w:type="spellEnd"/>
+      <w:r>
+        <w:rPr>
+          <w:lang w:val="pt-BR"/>
+        </w:rPr>
+        <w:t xml:space="preserve"> de confirmação para exclusão de categorias</w:t>
+      </w:r>
+    </w:p>
+    <w:p>
+      <w:pPr>
+        <w:pStyle w:val="PargrafodaLista"/>
+        <w:numPr>
+          <w:ilvl w:val="0"/>
+          <w:numId w:val="9"/>
+        </w:numPr>
+        <w:rPr>
+          <w:lang w:val="pt-BR"/>
+        </w:rPr>
+      </w:pPr>
+      <w:proofErr w:type="spellStart"/>
+      <w:r>
+        <w:rPr>
+          <w:lang w:val="pt-BR"/>
+        </w:rPr>
+        <w:t>Habilitando</w:t>
+      </w:r>
+      <w:proofErr w:type="spellEnd"/>
+      <w:r>
+        <w:rPr>
+          <w:lang w:val="pt-BR"/>
+        </w:rPr>
+        <w:t xml:space="preserve"> e </w:t>
+      </w:r>
+      <w:proofErr w:type="spellStart"/>
+      <w:r>
+        <w:rPr>
+          <w:lang w:val="pt-BR"/>
+        </w:rPr>
+        <w:t>desabilitando</w:t>
+      </w:r>
+      <w:proofErr w:type="spellEnd"/>
+      <w:r>
+        <w:rPr>
+          <w:lang w:val="pt-BR"/>
+        </w:rPr>
+        <w:t xml:space="preserve"> </w:t>
+      </w:r>
+      <w:proofErr w:type="spellStart"/>
+      <w:r>
+        <w:rPr>
+          <w:lang w:val="pt-BR"/>
+        </w:rPr>
+        <w:t>botões</w:t>
+      </w:r>
+      <w:proofErr w:type="spellEnd"/>
+    </w:p>
+    <w:p>
+      <w:pPr>
+        <w:pStyle w:val="PargrafodaLista"/>
+        <w:numPr>
+          <w:ilvl w:val="0"/>
+          <w:numId w:val="9"/>
+        </w:numPr>
+        <w:rPr>
+          <w:lang w:val="pt-BR"/>
+        </w:rPr>
+      </w:pPr>
+      <w:proofErr w:type="spellStart"/>
+      <w:r>
+        <w:rPr>
+          <w:lang w:val="pt-BR"/>
+        </w:rPr>
+        <w:t>Criação</w:t>
+      </w:r>
+      <w:proofErr w:type="spellEnd"/>
+      <w:r>
+        <w:rPr>
+          <w:lang w:val="pt-BR"/>
+        </w:rPr>
+        <w:t xml:space="preserve"> da </w:t>
+      </w:r>
+      <w:proofErr w:type="spellStart"/>
+      <w:r>
+        <w:rPr>
+          <w:lang w:val="pt-BR"/>
+        </w:rPr>
+        <w:t>tela</w:t>
+      </w:r>
+      <w:proofErr w:type="spellEnd"/>
+      <w:r>
+        <w:rPr>
+          <w:lang w:val="pt-BR"/>
+        </w:rPr>
+        <w:t xml:space="preserve"> de </w:t>
+      </w:r>
+      <w:proofErr w:type="spellStart"/>
+      <w:r>
+        <w:rPr>
+          <w:lang w:val="pt-BR"/>
+        </w:rPr>
+        <w:t>despesas</w:t>
+      </w:r>
+      <w:proofErr w:type="spellEnd"/>
+    </w:p>
+    <w:p>
+      <w:pPr>
+        <w:pStyle w:val="PargrafodaLista"/>
+        <w:numPr>
+          <w:ilvl w:val="0"/>
+          <w:numId w:val="9"/>
+        </w:numPr>
+        <w:rPr>
+          <w:lang w:val="pt-BR"/>
+        </w:rPr>
+      </w:pPr>
+      <w:r>
+        <w:rPr>
+          <w:lang w:val="pt-BR"/>
+        </w:rPr>
+        <w:t xml:space="preserve">Criação de </w:t>
+      </w:r>
+      <w:proofErr w:type="spellStart"/>
+      <w:r>
+        <w:rPr>
+          <w:lang w:val="pt-BR"/>
+        </w:rPr>
+        <w:t>toggle</w:t>
+      </w:r>
+      <w:proofErr w:type="spellEnd"/>
+      <w:r>
+        <w:rPr>
+          <w:lang w:val="pt-BR"/>
+        </w:rPr>
+        <w:t xml:space="preserve"> para exibir despesas do dia atual</w:t>
+      </w:r>
+    </w:p>
+    <w:p>
+      <w:pPr>
+        <w:pStyle w:val="PargrafodaLista"/>
+        <w:numPr>
+          <w:ilvl w:val="0"/>
+          <w:numId w:val="9"/>
+        </w:numPr>
+        <w:rPr>
+          <w:lang w:val="pt-BR"/>
+        </w:rPr>
+      </w:pPr>
+      <w:proofErr w:type="spellStart"/>
+      <w:r>
+        <w:rPr>
+          <w:lang w:val="pt-BR"/>
+        </w:rPr>
+        <w:t>Criação</w:t>
+      </w:r>
+      <w:proofErr w:type="spellEnd"/>
+      <w:r>
+        <w:rPr>
+          <w:lang w:val="pt-BR"/>
+        </w:rPr>
+        <w:t xml:space="preserve"> da </w:t>
+      </w:r>
+      <w:proofErr w:type="spellStart"/>
+      <w:r>
+        <w:rPr>
+          <w:lang w:val="pt-BR"/>
+        </w:rPr>
+        <w:t>tela</w:t>
+      </w:r>
+      <w:proofErr w:type="spellEnd"/>
+      <w:r>
+        <w:rPr>
+          <w:lang w:val="pt-BR"/>
+        </w:rPr>
+        <w:t xml:space="preserve"> de </w:t>
+      </w:r>
+      <w:proofErr w:type="spellStart"/>
+      <w:r>
+        <w:rPr>
+          <w:lang w:val="pt-BR"/>
+        </w:rPr>
+        <w:t>transações</w:t>
+      </w:r>
+      <w:proofErr w:type="spellEnd"/>
+    </w:p>
+    <w:p>
+      <w:pPr>
+        <w:pStyle w:val="PargrafodaLista"/>
+        <w:numPr>
+          <w:ilvl w:val="0"/>
+          <w:numId w:val="9"/>
+        </w:numPr>
+        <w:rPr>
+          <w:lang w:val="pt-BR"/>
+        </w:rPr>
+      </w:pPr>
+      <w:proofErr w:type="spellStart"/>
+      <w:r>
+        <w:rPr>
+          <w:lang w:val="pt-BR"/>
+        </w:rPr>
+        <w:t>Utilizando</w:t>
+      </w:r>
+      <w:proofErr w:type="spellEnd"/>
+      <w:r>
+        <w:rPr>
+          <w:lang w:val="pt-BR"/>
+        </w:rPr>
+        <w:t xml:space="preserve"> o </w:t>
+      </w:r>
+      <w:proofErr w:type="spellStart"/>
+      <w:proofErr w:type="gramStart"/>
+      <w:r>
+        <w:rPr>
+          <w:lang w:val="pt-BR"/>
+        </w:rPr>
+        <w:t>st.dataframe</w:t>
+      </w:r>
+      <w:proofErr w:type="spellEnd"/>
+      <w:proofErr w:type="gramEnd"/>
+    </w:p>
+    <w:p>
+      <w:pPr>
+        <w:pStyle w:val="PargrafodaLista"/>
+        <w:numPr>
+          <w:ilvl w:val="0"/>
+          <w:numId w:val="9"/>
+        </w:numPr>
+        <w:rPr>
+          <w:lang w:val="pt-BR"/>
+        </w:rPr>
+      </w:pPr>
+      <w:r>
+        <w:rPr>
+          <w:lang w:val="pt-BR"/>
+        </w:rPr>
+        <w:t xml:space="preserve">Resultado do desafio com </w:t>
+      </w:r>
+      <w:proofErr w:type="spellStart"/>
+      <w:proofErr w:type="gramStart"/>
+      <w:r>
+        <w:rPr>
+          <w:lang w:val="pt-BR"/>
+        </w:rPr>
+        <w:t>st.dataframe</w:t>
+      </w:r>
+      <w:proofErr w:type="spellEnd"/>
+      <w:proofErr w:type="gramEnd"/>
+    </w:p>
+    <w:p>
+      <w:pPr>
+        <w:pStyle w:val="PargrafodaLista"/>
+        <w:numPr>
+          <w:ilvl w:val="0"/>
+          <w:numId w:val="9"/>
+        </w:numPr>
+        <w:rPr>
+          <w:lang w:val="pt-BR"/>
+        </w:rPr>
+      </w:pPr>
+      <w:proofErr w:type="spellStart"/>
+      <w:r>
+        <w:rPr>
+          <w:lang w:val="pt-BR"/>
+        </w:rPr>
+        <w:t>Criação</w:t>
+      </w:r>
+      <w:proofErr w:type="spellEnd"/>
+      <w:r>
+        <w:rPr>
+          <w:lang w:val="pt-BR"/>
+        </w:rPr>
+        <w:t xml:space="preserve"> de </w:t>
+      </w:r>
+      <w:proofErr w:type="spellStart"/>
+      <w:r>
+        <w:rPr>
+          <w:lang w:val="pt-BR"/>
+        </w:rPr>
+        <w:t>gráficos</w:t>
+      </w:r>
+      <w:proofErr w:type="spellEnd"/>
+    </w:p>
+    <w:p>
+      <w:pPr>
+        <w:pStyle w:val="PargrafodaLista"/>
+        <w:numPr>
+          <w:ilvl w:val="0"/>
+          <w:numId w:val="9"/>
+        </w:numPr>
+        <w:rPr>
+          <w:lang w:val="pt-BR"/>
+        </w:rPr>
+      </w:pPr>
+      <w:proofErr w:type="spellStart"/>
+      <w:r>
+        <w:rPr>
+          <w:lang w:val="pt-BR"/>
+        </w:rPr>
+        <w:t>Organização</w:t>
+      </w:r>
+      <w:proofErr w:type="spellEnd"/>
+      <w:r>
+        <w:rPr>
+          <w:lang w:val="pt-BR"/>
+        </w:rPr>
+        <w:t xml:space="preserve"> do sidebar de </w:t>
+      </w:r>
+      <w:proofErr w:type="spellStart"/>
+      <w:r>
+        <w:rPr>
+          <w:lang w:val="pt-BR"/>
+        </w:rPr>
+        <w:t>páginas</w:t>
+      </w:r>
+      <w:proofErr w:type="spellEnd"/>
+    </w:p>
+    <w:p>
+      <w:pPr>
+        <w:rPr>
+          <w:b/>
+          <w:bCs/>
+          <w:highlight w:val="yellow"/>
+          <w:lang w:val="pt-BR"/>
+        </w:rPr>
+      </w:pPr>
+      <w:r>
+        <w:rPr>
+          <w:b/>
+          <w:bCs/>
+          <w:highlight w:val="yellow"/>
+          <w:lang w:val="pt-BR"/>
+        </w:rPr>
+        <w:t>Módulo –</w:t>
+      </w:r>
+      <w:r>
+        <w:rPr>
+          <w:b/>
+          <w:bCs/>
+          <w:highlight w:val="yellow"/>
+          <w:lang w:val="pt-BR"/>
+        </w:rPr>
+        <w:t xml:space="preserve"> Desenvolvimento da API</w:t>
+      </w:r>
+    </w:p>
+    <w:p>
+      <w:pPr>
+        <w:pStyle w:val="PargrafodaLista"/>
+        <w:numPr>
+          <w:ilvl w:val="0"/>
+          <w:numId w:val="9"/>
+        </w:numPr>
+        <w:rPr>
+          <w:lang w:val="pt-BR"/>
+        </w:rPr>
+      </w:pPr>
+      <w:proofErr w:type="spellStart"/>
+      <w:r>
+        <w:rPr>
+          <w:lang w:val="pt-BR"/>
+        </w:rPr>
+        <w:t>Preparação</w:t>
+      </w:r>
+      <w:proofErr w:type="spellEnd"/>
+      <w:r>
+        <w:rPr>
+          <w:lang w:val="pt-BR"/>
+        </w:rPr>
+        <w:t xml:space="preserve"> da </w:t>
+      </w:r>
+      <w:proofErr w:type="spellStart"/>
+      <w:r>
+        <w:rPr>
+          <w:lang w:val="pt-BR"/>
+        </w:rPr>
+        <w:t>estrutura</w:t>
+      </w:r>
+      <w:proofErr w:type="spellEnd"/>
+      <w:r>
+        <w:rPr>
+          <w:lang w:val="pt-BR"/>
+        </w:rPr>
+        <w:t xml:space="preserve"> do </w:t>
+      </w:r>
+      <w:proofErr w:type="spellStart"/>
+      <w:r>
+        <w:rPr>
+          <w:lang w:val="pt-BR"/>
+        </w:rPr>
+        <w:t>projeto</w:t>
+      </w:r>
+      <w:proofErr w:type="spellEnd"/>
+    </w:p>
+    <w:p>
+      <w:pPr>
+        <w:pStyle w:val="PargrafodaLista"/>
+        <w:numPr>
+          <w:ilvl w:val="0"/>
+          <w:numId w:val="9"/>
+        </w:numPr>
+        <w:rPr>
+          <w:lang w:val="pt-BR"/>
+        </w:rPr>
+      </w:pPr>
+      <w:proofErr w:type="spellStart"/>
+      <w:r>
+        <w:rPr>
+          <w:lang w:val="pt-BR"/>
+        </w:rPr>
+        <w:t>Instalação</w:t>
+      </w:r>
+      <w:proofErr w:type="spellEnd"/>
+      <w:r>
+        <w:rPr>
+          <w:lang w:val="pt-BR"/>
+        </w:rPr>
+        <w:t xml:space="preserve"> de </w:t>
+      </w:r>
+      <w:proofErr w:type="spellStart"/>
+      <w:r>
+        <w:rPr>
+          <w:lang w:val="pt-BR"/>
+        </w:rPr>
+        <w:t>bibliotecas</w:t>
+      </w:r>
+      <w:proofErr w:type="spellEnd"/>
+    </w:p>
+    <w:p>
+      <w:pPr>
+        <w:pStyle w:val="PargrafodaLista"/>
+        <w:numPr>
+          <w:ilvl w:val="0"/>
+          <w:numId w:val="9"/>
+        </w:numPr>
+        <w:rPr>
+          <w:lang w:val="pt-BR"/>
+        </w:rPr>
+      </w:pPr>
+      <w:proofErr w:type="spellStart"/>
+      <w:r>
+        <w:rPr>
+          <w:lang w:val="pt-BR"/>
+        </w:rPr>
+        <w:t>Configuração</w:t>
+      </w:r>
+      <w:proofErr w:type="spellEnd"/>
+      <w:r>
+        <w:rPr>
+          <w:lang w:val="pt-BR"/>
+        </w:rPr>
+        <w:t xml:space="preserve"> do banco de dados</w:t>
+      </w:r>
+    </w:p>
+    <w:p>
+      <w:pPr>
+        <w:pStyle w:val="PargrafodaLista"/>
+        <w:numPr>
+          <w:ilvl w:val="0"/>
+          <w:numId w:val="9"/>
+        </w:numPr>
+        <w:rPr>
+          <w:lang w:val="pt-BR"/>
+        </w:rPr>
+      </w:pPr>
+      <w:r>
+        <w:rPr>
+          <w:lang w:val="pt-BR"/>
+        </w:rPr>
+        <w:t>Criação das entidades do banco de dados (Parte 1)</w:t>
+      </w:r>
+    </w:p>
+    <w:p>
+      <w:pPr>
+        <w:pStyle w:val="PargrafodaLista"/>
+        <w:numPr>
+          <w:ilvl w:val="0"/>
+          <w:numId w:val="9"/>
+        </w:numPr>
+        <w:rPr>
+          <w:lang w:val="pt-BR"/>
+        </w:rPr>
+      </w:pPr>
+      <w:r>
+        <w:rPr>
+          <w:lang w:val="pt-BR"/>
+        </w:rPr>
+        <w:t>Criação das entidades do banco de dados (Parte 2)</w:t>
+      </w:r>
+    </w:p>
+    <w:p>
+      <w:pPr>
+        <w:pStyle w:val="PargrafodaLista"/>
+        <w:numPr>
+          <w:ilvl w:val="0"/>
+          <w:numId w:val="9"/>
+        </w:numPr>
+        <w:rPr>
+          <w:lang w:val="pt-BR"/>
+        </w:rPr>
+      </w:pPr>
+      <w:r>
+        <w:rPr>
+          <w:lang w:val="pt-BR"/>
+        </w:rPr>
+        <w:t>Criação da entidade Despesa e ajustes necessários</w:t>
+      </w:r>
+    </w:p>
+    <w:p>
+      <w:pPr>
+        <w:pStyle w:val="PargrafodaLista"/>
+        <w:numPr>
+          <w:ilvl w:val="0"/>
+          <w:numId w:val="9"/>
+        </w:numPr>
+        <w:rPr>
+          <w:lang w:val="pt-BR"/>
+        </w:rPr>
+      </w:pPr>
+      <w:r>
+        <w:rPr>
+          <w:lang w:val="pt-BR"/>
+        </w:rPr>
+        <w:t>Testes do banco de dados</w:t>
+      </w:r>
+    </w:p>
+    <w:p>
+      <w:pPr>
+        <w:pStyle w:val="PargrafodaLista"/>
+        <w:numPr>
+          <w:ilvl w:val="0"/>
+          <w:numId w:val="9"/>
+        </w:numPr>
+        <w:rPr>
+          <w:lang w:val="pt-BR"/>
+        </w:rPr>
+      </w:pPr>
+      <w:r>
+        <w:rPr>
+          <w:lang w:val="pt-BR"/>
+        </w:rPr>
+        <w:t xml:space="preserve">Instalação do PostgreSQL e do </w:t>
+      </w:r>
+      <w:proofErr w:type="spellStart"/>
+      <w:r>
+        <w:rPr>
+          <w:lang w:val="pt-BR"/>
+        </w:rPr>
+        <w:t>DBeaver</w:t>
+      </w:r>
+      <w:proofErr w:type="spellEnd"/>
+    </w:p>
+    <w:p>
+      <w:pPr>
+        <w:pStyle w:val="PargrafodaLista"/>
+        <w:numPr>
+          <w:ilvl w:val="0"/>
+          <w:numId w:val="9"/>
+        </w:numPr>
+        <w:rPr>
+          <w:lang w:val="pt-BR"/>
+        </w:rPr>
+      </w:pPr>
+      <w:r>
+        <w:rPr>
+          <w:lang w:val="pt-BR"/>
+        </w:rPr>
+        <w:t xml:space="preserve">Criação de </w:t>
+      </w:r>
+      <w:proofErr w:type="spellStart"/>
+      <w:r>
+        <w:rPr>
+          <w:lang w:val="pt-BR"/>
+        </w:rPr>
+        <w:t>migrations</w:t>
+      </w:r>
+      <w:proofErr w:type="spellEnd"/>
+      <w:r>
+        <w:rPr>
+          <w:lang w:val="pt-BR"/>
+        </w:rPr>
+        <w:t xml:space="preserve"> e tabelas no banco de dados</w:t>
+      </w:r>
+    </w:p>
+    <w:p>
+      <w:pPr>
+        <w:pStyle w:val="PargrafodaLista"/>
+        <w:numPr>
+          <w:ilvl w:val="0"/>
+          <w:numId w:val="9"/>
+        </w:numPr>
+        <w:rPr>
+          <w:lang w:val="pt-BR"/>
+        </w:rPr>
+      </w:pPr>
+      <w:proofErr w:type="spellStart"/>
+      <w:r>
+        <w:rPr>
+          <w:lang w:val="pt-BR"/>
+        </w:rPr>
+        <w:t>Criação</w:t>
+      </w:r>
+      <w:proofErr w:type="spellEnd"/>
+      <w:r>
+        <w:rPr>
+          <w:lang w:val="pt-BR"/>
+        </w:rPr>
+        <w:t xml:space="preserve"> do </w:t>
+      </w:r>
+      <w:proofErr w:type="spellStart"/>
+      <w:r>
+        <w:rPr>
+          <w:lang w:val="pt-BR"/>
+        </w:rPr>
+        <w:t>repositório</w:t>
+      </w:r>
+      <w:proofErr w:type="spellEnd"/>
+      <w:r>
+        <w:rPr>
+          <w:lang w:val="pt-BR"/>
+        </w:rPr>
+        <w:t xml:space="preserve"> de </w:t>
+      </w:r>
+      <w:proofErr w:type="spellStart"/>
+      <w:r>
+        <w:rPr>
+          <w:lang w:val="pt-BR"/>
+        </w:rPr>
+        <w:t>TipoCategoria</w:t>
+      </w:r>
+      <w:proofErr w:type="spellEnd"/>
+    </w:p>
+    <w:p>
+      <w:pPr>
+        <w:pStyle w:val="PargrafodaLista"/>
+        <w:numPr>
+          <w:ilvl w:val="0"/>
+          <w:numId w:val="9"/>
+        </w:numPr>
+        <w:rPr>
+          <w:lang w:val="pt-BR"/>
+        </w:rPr>
+      </w:pPr>
+      <w:proofErr w:type="spellStart"/>
+      <w:r>
+        <w:rPr>
+          <w:lang w:val="pt-BR"/>
+        </w:rPr>
+        <w:t>Criação</w:t>
+      </w:r>
+      <w:proofErr w:type="spellEnd"/>
+      <w:r>
+        <w:rPr>
+          <w:lang w:val="pt-BR"/>
+        </w:rPr>
+        <w:t xml:space="preserve"> do </w:t>
+      </w:r>
+      <w:proofErr w:type="spellStart"/>
+      <w:r>
+        <w:rPr>
+          <w:lang w:val="pt-BR"/>
+        </w:rPr>
+        <w:t>repositório</w:t>
+      </w:r>
+      <w:proofErr w:type="spellEnd"/>
+      <w:r>
+        <w:rPr>
+          <w:lang w:val="pt-BR"/>
+        </w:rPr>
+        <w:t xml:space="preserve"> de </w:t>
+      </w:r>
+      <w:proofErr w:type="spellStart"/>
+      <w:r>
+        <w:rPr>
+          <w:lang w:val="pt-BR"/>
+        </w:rPr>
+        <w:t>Categoria</w:t>
+      </w:r>
+      <w:proofErr w:type="spellEnd"/>
+    </w:p>
+    <w:p>
+      <w:pPr>
+        <w:pStyle w:val="PargrafodaLista"/>
+        <w:numPr>
+          <w:ilvl w:val="0"/>
+          <w:numId w:val="9"/>
+        </w:numPr>
+        <w:rPr>
+          <w:lang w:val="pt-BR"/>
+        </w:rPr>
+      </w:pPr>
+      <w:r>
+        <w:rPr>
+          <w:lang w:val="pt-BR"/>
+        </w:rPr>
+        <w:t>Criação do repositório de Despesa e Transação</w:t>
+      </w:r>
+    </w:p>
+    <w:p>
+      <w:pPr>
+        <w:pStyle w:val="PargrafodaLista"/>
+        <w:numPr>
+          <w:ilvl w:val="0"/>
+          <w:numId w:val="9"/>
+        </w:numPr>
+        <w:rPr>
+          <w:lang w:val="pt-BR"/>
+        </w:rPr>
+      </w:pPr>
+      <w:r>
+        <w:rPr>
+          <w:lang w:val="pt-BR"/>
+        </w:rPr>
+        <w:t xml:space="preserve">Criação dos </w:t>
+      </w:r>
+      <w:proofErr w:type="spellStart"/>
+      <w:r>
+        <w:rPr>
+          <w:lang w:val="pt-BR"/>
+        </w:rPr>
+        <w:t>DTOs</w:t>
+      </w:r>
+      <w:proofErr w:type="spellEnd"/>
+      <w:r>
+        <w:rPr>
+          <w:lang w:val="pt-BR"/>
+        </w:rPr>
+        <w:t xml:space="preserve"> de </w:t>
+      </w:r>
+      <w:proofErr w:type="spellStart"/>
+      <w:r>
+        <w:rPr>
+          <w:lang w:val="pt-BR"/>
+        </w:rPr>
+        <w:t>TipoCategoria</w:t>
+      </w:r>
+      <w:proofErr w:type="spellEnd"/>
+      <w:r>
+        <w:rPr>
+          <w:lang w:val="pt-BR"/>
+        </w:rPr>
+        <w:t xml:space="preserve"> e Categoria</w:t>
+      </w:r>
+    </w:p>
+    <w:p>
+      <w:pPr>
+        <w:pStyle w:val="PargrafodaLista"/>
+        <w:numPr>
+          <w:ilvl w:val="0"/>
+          <w:numId w:val="9"/>
+        </w:numPr>
+        <w:rPr>
+          <w:lang w:val="pt-BR"/>
+        </w:rPr>
+      </w:pPr>
+      <w:proofErr w:type="spellStart"/>
+      <w:r>
+        <w:rPr>
+          <w:lang w:val="pt-BR"/>
+        </w:rPr>
+        <w:t>Criação</w:t>
+      </w:r>
+      <w:proofErr w:type="spellEnd"/>
+      <w:r>
+        <w:rPr>
+          <w:lang w:val="pt-BR"/>
+        </w:rPr>
+        <w:t xml:space="preserve"> do DTO de </w:t>
+      </w:r>
+      <w:proofErr w:type="spellStart"/>
+      <w:r>
+        <w:rPr>
+          <w:lang w:val="pt-BR"/>
+        </w:rPr>
+        <w:t>Transação</w:t>
+      </w:r>
+      <w:proofErr w:type="spellEnd"/>
+    </w:p>
+    <w:p>
+      <w:pPr>
+        <w:pStyle w:val="PargrafodaLista"/>
+        <w:numPr>
+          <w:ilvl w:val="0"/>
+          <w:numId w:val="9"/>
+        </w:numPr>
+        <w:rPr>
+          <w:lang w:val="pt-BR"/>
+        </w:rPr>
+      </w:pPr>
+      <w:proofErr w:type="spellStart"/>
+      <w:r>
+        <w:rPr>
+          <w:lang w:val="pt-BR"/>
+        </w:rPr>
+        <w:t>Criação</w:t>
+      </w:r>
+      <w:proofErr w:type="spellEnd"/>
+      <w:r>
+        <w:rPr>
+          <w:lang w:val="pt-BR"/>
+        </w:rPr>
+        <w:t xml:space="preserve"> do DTO de </w:t>
+      </w:r>
+      <w:proofErr w:type="spellStart"/>
+      <w:r>
+        <w:rPr>
+          <w:lang w:val="pt-BR"/>
+        </w:rPr>
+        <w:t>Despesa</w:t>
+      </w:r>
+      <w:proofErr w:type="spellEnd"/>
+    </w:p>
+    <w:p>
+      <w:pPr>
+        <w:pStyle w:val="PargrafodaLista"/>
+        <w:numPr>
+          <w:ilvl w:val="0"/>
+          <w:numId w:val="9"/>
+        </w:numPr>
+        <w:rPr>
+          <w:lang w:val="pt-BR"/>
+        </w:rPr>
+      </w:pPr>
+      <w:proofErr w:type="spellStart"/>
+      <w:r>
+        <w:rPr>
+          <w:lang w:val="pt-BR"/>
+        </w:rPr>
+        <w:t>Criação</w:t>
+      </w:r>
+      <w:proofErr w:type="spellEnd"/>
+      <w:r>
+        <w:rPr>
+          <w:lang w:val="pt-BR"/>
+        </w:rPr>
+        <w:t xml:space="preserve"> do </w:t>
+      </w:r>
+      <w:proofErr w:type="spellStart"/>
+      <w:r>
+        <w:rPr>
+          <w:lang w:val="pt-BR"/>
+        </w:rPr>
+        <w:t>serviço</w:t>
+      </w:r>
+      <w:proofErr w:type="spellEnd"/>
+      <w:r>
+        <w:rPr>
+          <w:lang w:val="pt-BR"/>
+        </w:rPr>
+        <w:t xml:space="preserve"> de </w:t>
+      </w:r>
+      <w:proofErr w:type="spellStart"/>
+      <w:r>
+        <w:rPr>
+          <w:lang w:val="pt-BR"/>
+        </w:rPr>
+        <w:t>TipoCategoria</w:t>
+      </w:r>
+      <w:proofErr w:type="spellEnd"/>
+    </w:p>
+    <w:p>
+      <w:pPr>
+        <w:pStyle w:val="PargrafodaLista"/>
+        <w:numPr>
+          <w:ilvl w:val="0"/>
+          <w:numId w:val="9"/>
+        </w:numPr>
+        <w:rPr>
+          <w:lang w:val="pt-BR"/>
+        </w:rPr>
+      </w:pPr>
+      <w:proofErr w:type="spellStart"/>
+      <w:r>
+        <w:rPr>
+          <w:lang w:val="pt-BR"/>
+        </w:rPr>
+        <w:t>Criação</w:t>
+      </w:r>
+      <w:proofErr w:type="spellEnd"/>
+      <w:r>
+        <w:rPr>
+          <w:lang w:val="pt-BR"/>
+        </w:rPr>
+        <w:t xml:space="preserve"> do </w:t>
+      </w:r>
+      <w:proofErr w:type="spellStart"/>
+      <w:r>
+        <w:rPr>
+          <w:lang w:val="pt-BR"/>
+        </w:rPr>
+        <w:t>serviço</w:t>
+      </w:r>
+      <w:proofErr w:type="spellEnd"/>
+      <w:r>
+        <w:rPr>
+          <w:lang w:val="pt-BR"/>
+        </w:rPr>
+        <w:t xml:space="preserve"> de </w:t>
+      </w:r>
+      <w:proofErr w:type="spellStart"/>
+      <w:r>
+        <w:rPr>
+          <w:lang w:val="pt-BR"/>
+        </w:rPr>
+        <w:t>Categoria</w:t>
+      </w:r>
+      <w:proofErr w:type="spellEnd"/>
+    </w:p>
+    <w:p>
+      <w:pPr>
+        <w:pStyle w:val="PargrafodaLista"/>
+        <w:numPr>
+          <w:ilvl w:val="0"/>
+          <w:numId w:val="9"/>
+        </w:numPr>
+        <w:rPr>
+          <w:lang w:val="pt-BR"/>
+        </w:rPr>
+      </w:pPr>
+      <w:proofErr w:type="spellStart"/>
+      <w:r>
+        <w:rPr>
+          <w:lang w:val="pt-BR"/>
+        </w:rPr>
+        <w:t>Criação</w:t>
+      </w:r>
+      <w:proofErr w:type="spellEnd"/>
+      <w:r>
+        <w:rPr>
+          <w:lang w:val="pt-BR"/>
+        </w:rPr>
+        <w:t xml:space="preserve"> do </w:t>
+      </w:r>
+      <w:proofErr w:type="spellStart"/>
+      <w:r>
+        <w:rPr>
+          <w:lang w:val="pt-BR"/>
+        </w:rPr>
+        <w:t>serviço</w:t>
+      </w:r>
+      <w:proofErr w:type="spellEnd"/>
+      <w:r>
+        <w:rPr>
+          <w:lang w:val="pt-BR"/>
+        </w:rPr>
+        <w:t xml:space="preserve"> de </w:t>
+      </w:r>
+      <w:proofErr w:type="spellStart"/>
+      <w:r>
+        <w:rPr>
+          <w:lang w:val="pt-BR"/>
+        </w:rPr>
+        <w:t>Despesa</w:t>
+      </w:r>
+      <w:proofErr w:type="spellEnd"/>
+    </w:p>
+    <w:p>
+      <w:pPr>
+        <w:pStyle w:val="PargrafodaLista"/>
+        <w:numPr>
+          <w:ilvl w:val="0"/>
+          <w:numId w:val="9"/>
+        </w:numPr>
+        <w:rPr>
+          <w:lang w:val="pt-BR"/>
+        </w:rPr>
+      </w:pPr>
+      <w:proofErr w:type="spellStart"/>
+      <w:r>
+        <w:rPr>
+          <w:lang w:val="pt-BR"/>
+        </w:rPr>
+        <w:t>Criação</w:t>
+      </w:r>
+      <w:proofErr w:type="spellEnd"/>
+      <w:r>
+        <w:rPr>
+          <w:lang w:val="pt-BR"/>
+        </w:rPr>
+        <w:t xml:space="preserve"> do </w:t>
+      </w:r>
+      <w:proofErr w:type="spellStart"/>
+      <w:r>
+        <w:rPr>
+          <w:lang w:val="pt-BR"/>
+        </w:rPr>
+        <w:t>serviço</w:t>
+      </w:r>
+      <w:proofErr w:type="spellEnd"/>
+      <w:r>
+        <w:rPr>
+          <w:lang w:val="pt-BR"/>
+        </w:rPr>
+        <w:t xml:space="preserve"> de </w:t>
+      </w:r>
+      <w:proofErr w:type="spellStart"/>
+      <w:r>
+        <w:rPr>
+          <w:lang w:val="pt-BR"/>
+        </w:rPr>
+        <w:t>Transação</w:t>
+      </w:r>
+      <w:proofErr w:type="spellEnd"/>
+    </w:p>
+    <w:p>
+      <w:pPr>
+        <w:pStyle w:val="PargrafodaLista"/>
+        <w:numPr>
+          <w:ilvl w:val="0"/>
+          <w:numId w:val="9"/>
+        </w:numPr>
+        <w:rPr>
+          <w:lang w:val="pt-BR"/>
+        </w:rPr>
+      </w:pPr>
+      <w:proofErr w:type="spellStart"/>
+      <w:r>
+        <w:rPr>
+          <w:lang w:val="pt-BR"/>
+        </w:rPr>
+        <w:lastRenderedPageBreak/>
+        <w:t>Criação</w:t>
+      </w:r>
+      <w:proofErr w:type="spellEnd"/>
+      <w:r>
+        <w:rPr>
+          <w:lang w:val="pt-BR"/>
+        </w:rPr>
+        <w:t xml:space="preserve"> da Controller de </w:t>
+      </w:r>
+      <w:proofErr w:type="spellStart"/>
+      <w:r>
+        <w:rPr>
+          <w:lang w:val="pt-BR"/>
+        </w:rPr>
+        <w:t>TipoCategoria</w:t>
+      </w:r>
+      <w:proofErr w:type="spellEnd"/>
+    </w:p>
+    <w:p>
+      <w:pPr>
+        <w:pStyle w:val="PargrafodaLista"/>
+        <w:numPr>
+          <w:ilvl w:val="0"/>
+          <w:numId w:val="9"/>
+        </w:numPr>
+        <w:rPr>
+          <w:lang w:val="pt-BR"/>
+        </w:rPr>
+      </w:pPr>
+      <w:proofErr w:type="spellStart"/>
+      <w:r>
+        <w:rPr>
+          <w:lang w:val="pt-BR"/>
+        </w:rPr>
+        <w:t>Criação</w:t>
+      </w:r>
+      <w:proofErr w:type="spellEnd"/>
+      <w:r>
+        <w:rPr>
+          <w:lang w:val="pt-BR"/>
+        </w:rPr>
+        <w:t xml:space="preserve"> da Controller de </w:t>
+      </w:r>
+      <w:proofErr w:type="spellStart"/>
+      <w:r>
+        <w:rPr>
+          <w:lang w:val="pt-BR"/>
+        </w:rPr>
+        <w:t>Categoria</w:t>
+      </w:r>
+      <w:proofErr w:type="spellEnd"/>
+    </w:p>
+    <w:p>
+      <w:pPr>
+        <w:pStyle w:val="PargrafodaLista"/>
+        <w:numPr>
+          <w:ilvl w:val="0"/>
+          <w:numId w:val="9"/>
+        </w:numPr>
+        <w:rPr>
+          <w:lang w:val="pt-BR"/>
+        </w:rPr>
+      </w:pPr>
+      <w:proofErr w:type="spellStart"/>
+      <w:r>
+        <w:rPr>
+          <w:lang w:val="pt-BR"/>
+        </w:rPr>
+        <w:t>Criação</w:t>
+      </w:r>
+      <w:proofErr w:type="spellEnd"/>
+      <w:r>
+        <w:rPr>
+          <w:lang w:val="pt-BR"/>
+        </w:rPr>
+        <w:t xml:space="preserve"> da Controller de </w:t>
+      </w:r>
+      <w:proofErr w:type="spellStart"/>
+      <w:r>
+        <w:rPr>
+          <w:lang w:val="pt-BR"/>
+        </w:rPr>
+        <w:t>Despesa</w:t>
+      </w:r>
+      <w:proofErr w:type="spellEnd"/>
+    </w:p>
+    <w:p>
+      <w:pPr>
+        <w:pStyle w:val="PargrafodaLista"/>
+        <w:numPr>
+          <w:ilvl w:val="0"/>
+          <w:numId w:val="9"/>
+        </w:numPr>
+        <w:rPr>
+          <w:lang w:val="pt-BR"/>
+        </w:rPr>
+      </w:pPr>
+      <w:proofErr w:type="spellStart"/>
+      <w:r>
+        <w:rPr>
+          <w:lang w:val="pt-BR"/>
+        </w:rPr>
+        <w:t>Criação</w:t>
+      </w:r>
+      <w:proofErr w:type="spellEnd"/>
+      <w:r>
+        <w:rPr>
+          <w:lang w:val="pt-BR"/>
+        </w:rPr>
+        <w:t xml:space="preserve"> da Controller de </w:t>
+      </w:r>
+      <w:proofErr w:type="spellStart"/>
+      <w:r>
+        <w:rPr>
+          <w:lang w:val="pt-BR"/>
+        </w:rPr>
+        <w:t>Transação</w:t>
+      </w:r>
+      <w:proofErr w:type="spellEnd"/>
+    </w:p>
+    <w:p>
+      <w:pPr>
+        <w:rPr>
+          <w:lang w:val="pt-BR"/>
+        </w:rPr>
+      </w:pPr>
+    </w:p>
+    <w:p>
+      <w:pPr>
+        <w:rPr>
+          <w:b/>
+          <w:bCs/>
+          <w:highlight w:val="yellow"/>
+          <w:lang w:val="pt-BR"/>
+        </w:rPr>
+      </w:pPr>
+      <w:r>
+        <w:rPr>
+          <w:b/>
+          <w:bCs/>
+          <w:highlight w:val="yellow"/>
+          <w:lang w:val="pt-BR"/>
+        </w:rPr>
+        <w:t>Módulo –</w:t>
+      </w:r>
+      <w:r>
+        <w:rPr>
+          <w:b/>
+          <w:bCs/>
+          <w:highlight w:val="yellow"/>
+          <w:lang w:val="pt-BR"/>
+        </w:rPr>
+        <w:t xml:space="preserve"> Consumindo a API no APP </w:t>
+      </w:r>
+      <w:proofErr w:type="spellStart"/>
+      <w:r>
+        <w:rPr>
+          <w:b/>
+          <w:bCs/>
+          <w:highlight w:val="yellow"/>
+          <w:lang w:val="pt-BR"/>
+        </w:rPr>
+        <w:t>Streamlit</w:t>
+      </w:r>
+      <w:proofErr w:type="spellEnd"/>
+    </w:p>
+    <w:p>
+      <w:pPr>
+        <w:pStyle w:val="PargrafodaLista"/>
+        <w:numPr>
+          <w:ilvl w:val="0"/>
+          <w:numId w:val="9"/>
+        </w:numPr>
+        <w:rPr>
+          <w:lang w:val="pt-BR"/>
+        </w:rPr>
+      </w:pPr>
+      <w:r>
+        <w:rPr>
+          <w:lang w:val="pt-BR"/>
+        </w:rPr>
+        <w:t xml:space="preserve">Criação do serviço de </w:t>
+      </w:r>
+      <w:proofErr w:type="spellStart"/>
+      <w:r>
+        <w:rPr>
+          <w:lang w:val="pt-BR"/>
+        </w:rPr>
+        <w:t>TipoCategoria</w:t>
+      </w:r>
+      <w:proofErr w:type="spellEnd"/>
+      <w:r>
+        <w:rPr>
+          <w:lang w:val="pt-BR"/>
+        </w:rPr>
+        <w:t xml:space="preserve"> no App </w:t>
+      </w:r>
+      <w:proofErr w:type="spellStart"/>
+      <w:r>
+        <w:rPr>
+          <w:lang w:val="pt-BR"/>
+        </w:rPr>
+        <w:t>Streamlit</w:t>
+      </w:r>
+      <w:proofErr w:type="spellEnd"/>
+    </w:p>
+    <w:p>
+      <w:pPr>
+        <w:pStyle w:val="PargrafodaLista"/>
+        <w:numPr>
+          <w:ilvl w:val="0"/>
+          <w:numId w:val="9"/>
+        </w:numPr>
+        <w:rPr>
+          <w:lang w:val="pt-BR"/>
+        </w:rPr>
+      </w:pPr>
+      <w:r>
+        <w:rPr>
+          <w:lang w:val="pt-BR"/>
+        </w:rPr>
+        <w:t xml:space="preserve">Criação do serviço de Categoria no App </w:t>
+      </w:r>
+      <w:proofErr w:type="spellStart"/>
+      <w:r>
+        <w:rPr>
+          <w:lang w:val="pt-BR"/>
+        </w:rPr>
+        <w:t>Streamlit</w:t>
+      </w:r>
+      <w:proofErr w:type="spellEnd"/>
+    </w:p>
+    <w:p>
+      <w:pPr>
+        <w:pStyle w:val="PargrafodaLista"/>
+        <w:numPr>
+          <w:ilvl w:val="0"/>
+          <w:numId w:val="9"/>
+        </w:numPr>
+        <w:rPr>
+          <w:lang w:val="pt-BR"/>
+        </w:rPr>
+      </w:pPr>
+      <w:r>
+        <w:rPr>
+          <w:lang w:val="pt-BR"/>
+        </w:rPr>
+        <w:t xml:space="preserve">Criação do serviço de Despesa e Transação no App </w:t>
+      </w:r>
+      <w:proofErr w:type="spellStart"/>
+      <w:r>
+        <w:rPr>
+          <w:lang w:val="pt-BR"/>
+        </w:rPr>
+        <w:t>Streamlit</w:t>
+      </w:r>
+      <w:proofErr w:type="spellEnd"/>
+    </w:p>
+    <w:p>
+      <w:pPr>
+        <w:pStyle w:val="PargrafodaLista"/>
+        <w:numPr>
+          <w:ilvl w:val="0"/>
+          <w:numId w:val="9"/>
+        </w:numPr>
+        <w:rPr>
+          <w:lang w:val="pt-BR"/>
+        </w:rPr>
+      </w:pPr>
+      <w:r>
+        <w:rPr>
+          <w:lang w:val="pt-BR"/>
+        </w:rPr>
+        <w:t xml:space="preserve">Exibição dos dados de Categoria no </w:t>
+      </w:r>
+      <w:proofErr w:type="spellStart"/>
+      <w:r>
+        <w:rPr>
+          <w:lang w:val="pt-BR"/>
+        </w:rPr>
+        <w:t>dataframe</w:t>
+      </w:r>
+      <w:proofErr w:type="spellEnd"/>
+    </w:p>
+    <w:p>
+      <w:pPr>
+        <w:pStyle w:val="PargrafodaLista"/>
+        <w:numPr>
+          <w:ilvl w:val="0"/>
+          <w:numId w:val="9"/>
+        </w:numPr>
+        <w:rPr>
+          <w:lang w:val="pt-BR"/>
+        </w:rPr>
+      </w:pPr>
+      <w:r>
+        <w:rPr>
+          <w:lang w:val="pt-BR"/>
+        </w:rPr>
+        <w:t xml:space="preserve">Exibição dos dados de Despesa no </w:t>
+      </w:r>
+      <w:proofErr w:type="spellStart"/>
+      <w:r>
+        <w:rPr>
+          <w:lang w:val="pt-BR"/>
+        </w:rPr>
+        <w:t>dataframe</w:t>
+      </w:r>
+      <w:proofErr w:type="spellEnd"/>
+    </w:p>
+    <w:p>
+      <w:pPr>
+        <w:pStyle w:val="PargrafodaLista"/>
+        <w:numPr>
+          <w:ilvl w:val="0"/>
+          <w:numId w:val="9"/>
+        </w:numPr>
+        <w:rPr>
+          <w:lang w:val="pt-BR"/>
+        </w:rPr>
+      </w:pPr>
+      <w:r>
+        <w:rPr>
+          <w:lang w:val="pt-BR"/>
+        </w:rPr>
+        <w:t xml:space="preserve">Exibição dos dados de Transação no </w:t>
+      </w:r>
+      <w:proofErr w:type="spellStart"/>
+      <w:r>
+        <w:rPr>
+          <w:lang w:val="pt-BR"/>
+        </w:rPr>
+        <w:t>dataframe</w:t>
+      </w:r>
+      <w:proofErr w:type="spellEnd"/>
+    </w:p>
+    <w:p>
+      <w:pPr>
+        <w:pStyle w:val="PargrafodaLista"/>
+        <w:numPr>
+          <w:ilvl w:val="0"/>
+          <w:numId w:val="9"/>
+        </w:numPr>
+        <w:rPr>
+          <w:lang w:val="pt-BR"/>
+        </w:rPr>
+      </w:pPr>
+      <w:r>
+        <w:rPr>
+          <w:lang w:val="pt-BR"/>
+        </w:rPr>
+        <w:t xml:space="preserve">Cadastro de categorias no App </w:t>
+      </w:r>
+      <w:proofErr w:type="spellStart"/>
+      <w:r>
+        <w:rPr>
+          <w:lang w:val="pt-BR"/>
+        </w:rPr>
+        <w:t>Streamlit</w:t>
+      </w:r>
+      <w:proofErr w:type="spellEnd"/>
+    </w:p>
+    <w:p>
+      <w:pPr>
+        <w:pStyle w:val="PargrafodaLista"/>
+        <w:numPr>
+          <w:ilvl w:val="0"/>
+          <w:numId w:val="9"/>
+        </w:numPr>
+        <w:rPr>
+          <w:lang w:val="pt-BR"/>
+        </w:rPr>
+      </w:pPr>
+      <w:r>
+        <w:rPr>
+          <w:lang w:val="pt-BR"/>
+        </w:rPr>
+        <w:t xml:space="preserve">Alteração de categorias no App </w:t>
+      </w:r>
+      <w:proofErr w:type="spellStart"/>
+      <w:r>
+        <w:rPr>
+          <w:lang w:val="pt-BR"/>
+        </w:rPr>
+        <w:t>Streamlit</w:t>
+      </w:r>
+      <w:proofErr w:type="spellEnd"/>
+    </w:p>
+    <w:p>
+      <w:pPr>
+        <w:pStyle w:val="PargrafodaLista"/>
+        <w:numPr>
+          <w:ilvl w:val="0"/>
+          <w:numId w:val="9"/>
+        </w:numPr>
+        <w:rPr>
+          <w:lang w:val="pt-BR"/>
+        </w:rPr>
+      </w:pPr>
+      <w:r>
+        <w:rPr>
+          <w:lang w:val="pt-BR"/>
+        </w:rPr>
+        <w:t xml:space="preserve">Exclusão de categorias no App </w:t>
+      </w:r>
+      <w:proofErr w:type="spellStart"/>
+      <w:r>
+        <w:rPr>
+          <w:lang w:val="pt-BR"/>
+        </w:rPr>
+        <w:t>Streamlit</w:t>
+      </w:r>
+      <w:proofErr w:type="spellEnd"/>
+    </w:p>
+    <w:p>
+      <w:pPr>
+        <w:pStyle w:val="PargrafodaLista"/>
+        <w:numPr>
+          <w:ilvl w:val="0"/>
+          <w:numId w:val="9"/>
+        </w:numPr>
+        <w:rPr>
+          <w:lang w:val="pt-BR"/>
+        </w:rPr>
+      </w:pPr>
+      <w:r>
+        <w:rPr>
+          <w:lang w:val="pt-BR"/>
+        </w:rPr>
+        <w:t>Resultado do desafio: criação dos métodos de incluir, alterar e excluir</w:t>
+      </w:r>
+    </w:p>
+    <w:p>
+      <w:pPr>
+        <w:pStyle w:val="PargrafodaLista"/>
+        <w:numPr>
+          <w:ilvl w:val="0"/>
+          <w:numId w:val="9"/>
+        </w:numPr>
+        <w:rPr>
+          <w:lang w:val="pt-BR"/>
+        </w:rPr>
+      </w:pPr>
+      <w:r>
+        <w:rPr>
+          <w:lang w:val="pt-BR"/>
+        </w:rPr>
+        <w:t>Módulo –</w:t>
+      </w:r>
+      <w:r>
+        <w:rPr>
+          <w:lang w:val="pt-BR"/>
+        </w:rPr>
+        <w:t xml:space="preserve"> Gráficos</w:t>
+      </w:r>
+    </w:p>
+    <w:p>
+      <w:pPr>
+        <w:pStyle w:val="PargrafodaLista"/>
+        <w:numPr>
+          <w:ilvl w:val="0"/>
+          <w:numId w:val="9"/>
+        </w:numPr>
+        <w:rPr>
+          <w:lang w:val="pt-BR"/>
+        </w:rPr>
+      </w:pPr>
+      <w:r>
+        <w:rPr>
+          <w:lang w:val="pt-BR"/>
+        </w:rPr>
+        <w:t xml:space="preserve">Definição do </w:t>
+      </w:r>
+      <w:proofErr w:type="spellStart"/>
+      <w:r>
+        <w:rPr>
+          <w:lang w:val="pt-BR"/>
+        </w:rPr>
+        <w:t>payload</w:t>
+      </w:r>
+      <w:proofErr w:type="spellEnd"/>
+      <w:r>
+        <w:rPr>
+          <w:lang w:val="pt-BR"/>
+        </w:rPr>
+        <w:t xml:space="preserve"> das informações dos gráficos</w:t>
+      </w:r>
+    </w:p>
+    <w:p>
+      <w:pPr>
+        <w:pStyle w:val="PargrafodaLista"/>
+        <w:numPr>
+          <w:ilvl w:val="0"/>
+          <w:numId w:val="9"/>
+        </w:numPr>
+        <w:rPr>
+          <w:lang w:val="pt-BR"/>
+        </w:rPr>
+      </w:pPr>
+      <w:proofErr w:type="spellStart"/>
+      <w:r>
+        <w:rPr>
+          <w:lang w:val="pt-BR"/>
+        </w:rPr>
+        <w:t>Exibição</w:t>
+      </w:r>
+      <w:proofErr w:type="spellEnd"/>
+      <w:r>
+        <w:rPr>
+          <w:lang w:val="pt-BR"/>
+        </w:rPr>
+        <w:t xml:space="preserve"> dos </w:t>
+      </w:r>
+      <w:proofErr w:type="spellStart"/>
+      <w:r>
+        <w:rPr>
+          <w:lang w:val="pt-BR"/>
+        </w:rPr>
+        <w:t>valores</w:t>
+      </w:r>
+      <w:proofErr w:type="spellEnd"/>
+      <w:r>
+        <w:rPr>
+          <w:lang w:val="pt-BR"/>
+        </w:rPr>
+        <w:t xml:space="preserve"> de </w:t>
+      </w:r>
+      <w:proofErr w:type="spellStart"/>
+      <w:r>
+        <w:rPr>
+          <w:lang w:val="pt-BR"/>
+        </w:rPr>
+        <w:t>resumo</w:t>
+      </w:r>
+      <w:proofErr w:type="spellEnd"/>
+    </w:p>
+    <w:p>
+      <w:pPr>
+        <w:pStyle w:val="PargrafodaLista"/>
+        <w:numPr>
+          <w:ilvl w:val="0"/>
+          <w:numId w:val="9"/>
+        </w:numPr>
+        <w:rPr>
+          <w:lang w:val="pt-BR"/>
+        </w:rPr>
+      </w:pPr>
+      <w:r>
+        <w:rPr>
+          <w:lang w:val="pt-BR"/>
+        </w:rPr>
+        <w:t>Observação antes de seguir para a próxima aula</w:t>
+      </w:r>
+    </w:p>
+    <w:p>
+      <w:pPr>
+        <w:pStyle w:val="PargrafodaLista"/>
+        <w:numPr>
+          <w:ilvl w:val="0"/>
+          <w:numId w:val="9"/>
+        </w:numPr>
+        <w:rPr>
+          <w:lang w:val="pt-BR"/>
+        </w:rPr>
+      </w:pPr>
+      <w:r>
+        <w:rPr>
+          <w:lang w:val="pt-BR"/>
+        </w:rPr>
+        <w:t>Criação do gráfico de gastos por categoria (gráfico de pizza)</w:t>
+      </w:r>
+    </w:p>
+    <w:p>
+      <w:pPr>
+        <w:pStyle w:val="PargrafodaLista"/>
+        <w:numPr>
+          <w:ilvl w:val="0"/>
+          <w:numId w:val="9"/>
+        </w:numPr>
+        <w:rPr>
+          <w:lang w:val="pt-BR"/>
+        </w:rPr>
+      </w:pPr>
+      <w:r>
+        <w:rPr>
+          <w:lang w:val="pt-BR"/>
+        </w:rPr>
+        <w:t>Criação do gráfico de gastos por mês (gráfico de linha)</w:t>
+      </w:r>
+    </w:p>
+    <w:p>
+      <w:pPr>
+        <w:pStyle w:val="PargrafodaLista"/>
+        <w:numPr>
+          <w:ilvl w:val="0"/>
+          <w:numId w:val="9"/>
+        </w:numPr>
+        <w:rPr>
+          <w:lang w:val="pt-BR"/>
+        </w:rPr>
+      </w:pPr>
+      <w:r>
+        <w:rPr>
+          <w:lang w:val="pt-BR"/>
+        </w:rPr>
+        <w:t>Criação do gráfico de quantidade de despesas mensais por categoria (gráfico de barras)</w:t>
+      </w:r>
+    </w:p>
+    <w:p>
+      <w:pPr>
+        <w:pStyle w:val="PargrafodaLista"/>
+        <w:numPr>
+          <w:ilvl w:val="0"/>
+          <w:numId w:val="9"/>
+        </w:numPr>
+        <w:rPr>
+          <w:lang w:val="pt-BR"/>
+        </w:rPr>
+      </w:pPr>
+      <w:r>
+        <w:rPr>
+          <w:lang w:val="pt-BR"/>
+        </w:rPr>
+        <w:t>Criação do gráfico de entradas e saídas por mês (gráfico de duas linhas)</w:t>
+      </w:r>
+    </w:p>
+    <w:p>
+      <w:pPr>
+        <w:pStyle w:val="PargrafodaLista"/>
+        <w:numPr>
+          <w:ilvl w:val="0"/>
+          <w:numId w:val="9"/>
+        </w:numPr>
+        <w:rPr>
+          <w:lang w:val="pt-BR"/>
+        </w:rPr>
+      </w:pPr>
+      <w:r>
+        <w:rPr>
+          <w:lang w:val="pt-BR"/>
+        </w:rPr>
+        <w:t xml:space="preserve">Criação dos </w:t>
+      </w:r>
+      <w:proofErr w:type="spellStart"/>
+      <w:r>
+        <w:rPr>
+          <w:lang w:val="pt-BR"/>
+        </w:rPr>
+        <w:t>DTOs</w:t>
+      </w:r>
+      <w:proofErr w:type="spellEnd"/>
+      <w:r>
+        <w:rPr>
+          <w:lang w:val="pt-BR"/>
+        </w:rPr>
+        <w:t xml:space="preserve"> para o dashboard na API</w:t>
+      </w:r>
+    </w:p>
+    <w:p>
+      <w:pPr>
+        <w:pStyle w:val="PargrafodaLista"/>
+        <w:numPr>
+          <w:ilvl w:val="0"/>
+          <w:numId w:val="9"/>
+        </w:numPr>
+        <w:rPr>
+          <w:lang w:val="pt-BR"/>
+        </w:rPr>
+      </w:pPr>
+      <w:r>
+        <w:rPr>
+          <w:lang w:val="pt-BR"/>
+        </w:rPr>
+        <w:t>Criação de métodos para selecionar o resumo do dashboard na API</w:t>
+      </w:r>
+    </w:p>
+    <w:p>
+      <w:pPr>
+        <w:pStyle w:val="PargrafodaLista"/>
+        <w:numPr>
+          <w:ilvl w:val="0"/>
+          <w:numId w:val="9"/>
+        </w:numPr>
+        <w:rPr>
+          <w:lang w:val="pt-BR"/>
+        </w:rPr>
+      </w:pPr>
+      <w:r>
+        <w:rPr>
+          <w:lang w:val="pt-BR"/>
+        </w:rPr>
+        <w:t>Criação do método para retornar o resumo no serviço de Transação</w:t>
+      </w:r>
+    </w:p>
+    <w:p>
+      <w:pPr>
+        <w:pStyle w:val="PargrafodaLista"/>
+        <w:numPr>
+          <w:ilvl w:val="0"/>
+          <w:numId w:val="9"/>
+        </w:numPr>
+        <w:rPr>
+          <w:lang w:val="pt-BR"/>
+        </w:rPr>
+      </w:pPr>
+      <w:r>
+        <w:rPr>
+          <w:lang w:val="pt-BR"/>
+        </w:rPr>
+        <w:t>Criação do método para retornar entradas e saídas por mês</w:t>
+      </w:r>
+    </w:p>
+    <w:p>
+      <w:pPr>
+        <w:pStyle w:val="PargrafodaLista"/>
+        <w:numPr>
+          <w:ilvl w:val="0"/>
+          <w:numId w:val="9"/>
+        </w:numPr>
+        <w:rPr>
+          <w:lang w:val="pt-BR"/>
+        </w:rPr>
+      </w:pPr>
+      <w:r>
+        <w:rPr>
+          <w:lang w:val="pt-BR"/>
+        </w:rPr>
+        <w:t>Criação do método no Service para retornar entradas e saídas por mês</w:t>
+      </w:r>
+    </w:p>
+    <w:p>
+      <w:pPr>
+        <w:pStyle w:val="PargrafodaLista"/>
+        <w:numPr>
+          <w:ilvl w:val="0"/>
+          <w:numId w:val="9"/>
+        </w:numPr>
+        <w:rPr>
+          <w:lang w:val="pt-BR"/>
+        </w:rPr>
+      </w:pPr>
+      <w:r>
+        <w:rPr>
+          <w:lang w:val="pt-BR"/>
+        </w:rPr>
+        <w:t xml:space="preserve">Criação do método para retornar </w:t>
+      </w:r>
+      <w:proofErr w:type="gramStart"/>
+      <w:r>
+        <w:rPr>
+          <w:lang w:val="pt-BR"/>
+        </w:rPr>
+        <w:t>a</w:t>
+      </w:r>
+      <w:proofErr w:type="gramEnd"/>
+      <w:r>
+        <w:rPr>
+          <w:lang w:val="pt-BR"/>
+        </w:rPr>
+        <w:t xml:space="preserve"> quantidade de despesas por categoria</w:t>
+      </w:r>
+    </w:p>
+    <w:p>
+      <w:pPr>
+        <w:pStyle w:val="PargrafodaLista"/>
+        <w:numPr>
+          <w:ilvl w:val="0"/>
+          <w:numId w:val="9"/>
+        </w:numPr>
+        <w:rPr>
+          <w:lang w:val="pt-BR"/>
+        </w:rPr>
+      </w:pPr>
+      <w:r>
+        <w:rPr>
+          <w:lang w:val="pt-BR"/>
+        </w:rPr>
+        <w:t>Criação do método para selecionar gastos por mês</w:t>
+      </w:r>
+    </w:p>
+    <w:p>
+      <w:pPr>
+        <w:pStyle w:val="PargrafodaLista"/>
+        <w:numPr>
+          <w:ilvl w:val="0"/>
+          <w:numId w:val="9"/>
+        </w:numPr>
+        <w:rPr>
+          <w:lang w:val="pt-BR"/>
+        </w:rPr>
+      </w:pPr>
+      <w:r>
+        <w:rPr>
+          <w:lang w:val="pt-BR"/>
+        </w:rPr>
+        <w:t>Criação do método para retornar gastos por categoria</w:t>
+      </w:r>
+    </w:p>
+    <w:p>
+      <w:pPr>
+        <w:pStyle w:val="PargrafodaLista"/>
+        <w:numPr>
+          <w:ilvl w:val="0"/>
+          <w:numId w:val="9"/>
+        </w:numPr>
+        <w:rPr>
+          <w:lang w:val="pt-BR"/>
+        </w:rPr>
+      </w:pPr>
+      <w:r>
+        <w:rPr>
+          <w:lang w:val="pt-BR"/>
+        </w:rPr>
+        <w:t xml:space="preserve">Criação da </w:t>
+      </w:r>
+      <w:proofErr w:type="spellStart"/>
+      <w:r>
+        <w:rPr>
+          <w:lang w:val="pt-BR"/>
+        </w:rPr>
+        <w:t>Controller</w:t>
+      </w:r>
+      <w:proofErr w:type="spellEnd"/>
+      <w:r>
+        <w:rPr>
+          <w:lang w:val="pt-BR"/>
+        </w:rPr>
+        <w:t xml:space="preserve"> de gráficos e testes do retorno</w:t>
+      </w:r>
+    </w:p>
+    <w:p>
+      <w:pPr>
+        <w:pStyle w:val="PargrafodaLista"/>
+        <w:numPr>
+          <w:ilvl w:val="0"/>
+          <w:numId w:val="9"/>
+        </w:numPr>
+        <w:rPr>
+          <w:lang w:val="pt-BR"/>
+        </w:rPr>
+      </w:pPr>
+      <w:proofErr w:type="spellStart"/>
+      <w:r>
+        <w:rPr>
+          <w:lang w:val="pt-BR"/>
+        </w:rPr>
+        <w:t>Correção</w:t>
+      </w:r>
+      <w:proofErr w:type="spellEnd"/>
+      <w:r>
+        <w:rPr>
+          <w:lang w:val="pt-BR"/>
+        </w:rPr>
+        <w:t xml:space="preserve"> da </w:t>
+      </w:r>
+      <w:proofErr w:type="spellStart"/>
+      <w:r>
+        <w:rPr>
+          <w:lang w:val="pt-BR"/>
+        </w:rPr>
+        <w:t>quantidade</w:t>
+      </w:r>
+      <w:proofErr w:type="spellEnd"/>
+      <w:r>
+        <w:rPr>
+          <w:lang w:val="pt-BR"/>
+        </w:rPr>
+        <w:t xml:space="preserve"> de </w:t>
+      </w:r>
+      <w:proofErr w:type="spellStart"/>
+      <w:r>
+        <w:rPr>
+          <w:lang w:val="pt-BR"/>
+        </w:rPr>
+        <w:t>saídas</w:t>
+      </w:r>
+      <w:proofErr w:type="spellEnd"/>
+    </w:p>
+    <w:p>
+      <w:pPr>
+        <w:pStyle w:val="PargrafodaLista"/>
+        <w:numPr>
+          <w:ilvl w:val="0"/>
+          <w:numId w:val="9"/>
+        </w:numPr>
+        <w:rPr>
+          <w:lang w:val="pt-BR"/>
+        </w:rPr>
+      </w:pPr>
+      <w:r>
+        <w:rPr>
+          <w:lang w:val="pt-BR"/>
+        </w:rPr>
+        <w:t xml:space="preserve">Requisição ao </w:t>
+      </w:r>
+      <w:proofErr w:type="spellStart"/>
+      <w:r>
+        <w:rPr>
+          <w:lang w:val="pt-BR"/>
+        </w:rPr>
+        <w:t>endpoint</w:t>
+      </w:r>
+      <w:proofErr w:type="spellEnd"/>
+      <w:r>
+        <w:rPr>
+          <w:lang w:val="pt-BR"/>
+        </w:rPr>
+        <w:t xml:space="preserve"> de gráficos no App </w:t>
+      </w:r>
+      <w:proofErr w:type="spellStart"/>
+      <w:r>
+        <w:rPr>
+          <w:lang w:val="pt-BR"/>
+        </w:rPr>
+        <w:t>Streamlit</w:t>
+      </w:r>
+      <w:proofErr w:type="spellEnd"/>
+    </w:p>
+    <w:p>
+      <w:pPr>
+        <w:rPr>
+          <w:lang w:val="pt-BR"/>
+        </w:rPr>
+      </w:pPr>
+    </w:p>
+    <w:p>
+      <w:pPr>
+        <w:rPr>
+          <w:b/>
+          <w:bCs/>
+          <w:highlight w:val="yellow"/>
+          <w:lang w:val="pt-BR"/>
+        </w:rPr>
+      </w:pPr>
+      <w:r>
+        <w:rPr>
+          <w:b/>
+          <w:bCs/>
+          <w:highlight w:val="yellow"/>
+          <w:lang w:val="pt-BR"/>
+        </w:rPr>
+        <w:t>Módulo –</w:t>
+      </w:r>
+      <w:r>
+        <w:rPr>
+          <w:b/>
+          <w:bCs/>
+          <w:highlight w:val="yellow"/>
+          <w:lang w:val="pt-BR"/>
+        </w:rPr>
+        <w:t xml:space="preserve"> Autenticação</w:t>
+      </w:r>
+    </w:p>
+    <w:p>
+      <w:pPr>
+        <w:pStyle w:val="PargrafodaLista"/>
+        <w:numPr>
+          <w:ilvl w:val="0"/>
+          <w:numId w:val="9"/>
+        </w:numPr>
+        <w:rPr>
+          <w:lang w:val="pt-BR"/>
+        </w:rPr>
+      </w:pPr>
+      <w:r>
+        <w:rPr>
+          <w:lang w:val="pt-BR"/>
+        </w:rPr>
+        <w:t xml:space="preserve">Criação da tabela de </w:t>
+      </w:r>
+      <w:proofErr w:type="spellStart"/>
+      <w:r>
+        <w:rPr>
+          <w:lang w:val="pt-BR"/>
+        </w:rPr>
+        <w:t>usuário</w:t>
+      </w:r>
+      <w:proofErr w:type="spellEnd"/>
+    </w:p>
+    <w:p>
+      <w:pPr>
+        <w:pStyle w:val="PargrafodaLista"/>
+        <w:numPr>
+          <w:ilvl w:val="0"/>
+          <w:numId w:val="9"/>
+        </w:numPr>
+        <w:rPr>
+          <w:lang w:val="pt-BR"/>
+        </w:rPr>
+      </w:pPr>
+      <w:proofErr w:type="spellStart"/>
+      <w:r>
+        <w:rPr>
+          <w:lang w:val="pt-BR"/>
+        </w:rPr>
+        <w:t>Criação</w:t>
+      </w:r>
+      <w:proofErr w:type="spellEnd"/>
+      <w:r>
+        <w:rPr>
+          <w:lang w:val="pt-BR"/>
+        </w:rPr>
+        <w:t xml:space="preserve"> de utilitário de </w:t>
+      </w:r>
+      <w:proofErr w:type="spellStart"/>
+      <w:r>
+        <w:rPr>
+          <w:lang w:val="pt-BR"/>
+        </w:rPr>
+        <w:t>autenticação</w:t>
+      </w:r>
+      <w:r>
+        <w:rPr>
+          <w:lang w:val="pt-BR"/>
+        </w:rPr>
+        <w:t>ório</w:t>
+      </w:r>
+      <w:proofErr w:type="spellEnd"/>
+      <w:r>
+        <w:rPr>
+          <w:lang w:val="pt-BR"/>
+        </w:rPr>
+        <w:t xml:space="preserve"> de usuário</w:t>
+      </w:r>
+    </w:p>
+    <w:p>
+      <w:pPr>
+        <w:pStyle w:val="PargrafodaLista"/>
+        <w:numPr>
+          <w:ilvl w:val="0"/>
+          <w:numId w:val="9"/>
+        </w:numPr>
+        <w:rPr>
+          <w:lang w:val="pt-BR"/>
+        </w:rPr>
+      </w:pPr>
+      <w:proofErr w:type="spellStart"/>
+      <w:r>
+        <w:rPr>
+          <w:lang w:val="pt-BR"/>
+        </w:rPr>
+        <w:t>Criação</w:t>
+      </w:r>
+      <w:proofErr w:type="spellEnd"/>
+      <w:r>
+        <w:rPr>
+          <w:lang w:val="pt-BR"/>
+        </w:rPr>
+        <w:t xml:space="preserve"> do </w:t>
+      </w:r>
+      <w:proofErr w:type="spellStart"/>
+      <w:r>
+        <w:rPr>
+          <w:lang w:val="pt-BR"/>
+        </w:rPr>
+        <w:t>serviço</w:t>
+      </w:r>
+      <w:proofErr w:type="spellEnd"/>
+      <w:r>
+        <w:rPr>
+          <w:lang w:val="pt-BR"/>
+        </w:rPr>
+        <w:t xml:space="preserve"> de </w:t>
+      </w:r>
+      <w:proofErr w:type="spellStart"/>
+      <w:r>
+        <w:rPr>
+          <w:lang w:val="pt-BR"/>
+        </w:rPr>
+        <w:t>usuário</w:t>
+      </w:r>
+      <w:proofErr w:type="spellEnd"/>
+    </w:p>
+    <w:p>
+      <w:pPr>
+        <w:pStyle w:val="PargrafodaLista"/>
+        <w:numPr>
+          <w:ilvl w:val="0"/>
+          <w:numId w:val="9"/>
+        </w:numPr>
+        <w:rPr>
+          <w:lang w:val="pt-BR"/>
+        </w:rPr>
+      </w:pPr>
+      <w:r>
+        <w:rPr>
+          <w:lang w:val="pt-BR"/>
+        </w:rPr>
+        <w:lastRenderedPageBreak/>
+        <w:t>Implementação do update no serviço de usuário</w:t>
+      </w:r>
+    </w:p>
+    <w:p>
+      <w:pPr>
+        <w:pStyle w:val="PargrafodaLista"/>
+        <w:numPr>
+          <w:ilvl w:val="0"/>
+          <w:numId w:val="9"/>
+        </w:numPr>
+        <w:rPr>
+          <w:lang w:val="pt-BR"/>
+        </w:rPr>
+      </w:pPr>
+      <w:proofErr w:type="spellStart"/>
+      <w:r>
+        <w:rPr>
+          <w:lang w:val="pt-BR"/>
+        </w:rPr>
+        <w:t>Finalização</w:t>
+      </w:r>
+      <w:proofErr w:type="spellEnd"/>
+      <w:r>
+        <w:rPr>
+          <w:lang w:val="pt-BR"/>
+        </w:rPr>
+        <w:t xml:space="preserve"> do </w:t>
+      </w:r>
+      <w:proofErr w:type="spellStart"/>
+      <w:r>
+        <w:rPr>
+          <w:lang w:val="pt-BR"/>
+        </w:rPr>
+        <w:t>serviço</w:t>
+      </w:r>
+      <w:proofErr w:type="spellEnd"/>
+      <w:r>
+        <w:rPr>
+          <w:lang w:val="pt-BR"/>
+        </w:rPr>
+        <w:t xml:space="preserve"> de </w:t>
+      </w:r>
+      <w:proofErr w:type="spellStart"/>
+      <w:r>
+        <w:rPr>
+          <w:lang w:val="pt-BR"/>
+        </w:rPr>
+        <w:t>usuário</w:t>
+      </w:r>
+      <w:proofErr w:type="spellEnd"/>
+    </w:p>
+    <w:p>
+      <w:pPr>
+        <w:pStyle w:val="PargrafodaLista"/>
+        <w:numPr>
+          <w:ilvl w:val="0"/>
+          <w:numId w:val="9"/>
+        </w:numPr>
+        <w:rPr>
+          <w:lang w:val="pt-BR"/>
+        </w:rPr>
+      </w:pPr>
+      <w:proofErr w:type="spellStart"/>
+      <w:r>
+        <w:rPr>
+          <w:lang w:val="pt-BR"/>
+        </w:rPr>
+        <w:t>Criação</w:t>
+      </w:r>
+      <w:proofErr w:type="spellEnd"/>
+      <w:r>
+        <w:rPr>
+          <w:lang w:val="pt-BR"/>
+        </w:rPr>
+        <w:t xml:space="preserve"> da Controller de </w:t>
+      </w:r>
+      <w:proofErr w:type="spellStart"/>
+      <w:r>
+        <w:rPr>
+          <w:lang w:val="pt-BR"/>
+        </w:rPr>
+        <w:t>usuário</w:t>
+      </w:r>
+      <w:proofErr w:type="spellEnd"/>
+    </w:p>
+    <w:p>
+      <w:pPr>
+        <w:pStyle w:val="PargrafodaLista"/>
+        <w:numPr>
+          <w:ilvl w:val="0"/>
+          <w:numId w:val="9"/>
+        </w:numPr>
+        <w:rPr>
+          <w:lang w:val="pt-BR"/>
+        </w:rPr>
+      </w:pPr>
+      <w:proofErr w:type="spellStart"/>
+      <w:r>
+        <w:rPr>
+          <w:lang w:val="pt-BR"/>
+        </w:rPr>
+        <w:t>Criação</w:t>
+      </w:r>
+      <w:proofErr w:type="spellEnd"/>
+      <w:r>
+        <w:rPr>
+          <w:lang w:val="pt-BR"/>
+        </w:rPr>
+        <w:t xml:space="preserve"> da </w:t>
+      </w:r>
+      <w:proofErr w:type="spellStart"/>
+      <w:r>
+        <w:rPr>
+          <w:lang w:val="pt-BR"/>
+        </w:rPr>
+        <w:t>rota</w:t>
+      </w:r>
+      <w:proofErr w:type="spellEnd"/>
+      <w:r>
+        <w:rPr>
+          <w:lang w:val="pt-BR"/>
+        </w:rPr>
+        <w:t xml:space="preserve"> de login</w:t>
+      </w:r>
+    </w:p>
+    <w:p>
+      <w:pPr>
+        <w:pStyle w:val="PargrafodaLista"/>
+        <w:numPr>
+          <w:ilvl w:val="0"/>
+          <w:numId w:val="9"/>
+        </w:numPr>
+        <w:rPr>
+          <w:lang w:val="pt-BR"/>
+        </w:rPr>
+      </w:pPr>
+      <w:r>
+        <w:rPr>
+          <w:lang w:val="pt-BR"/>
+        </w:rPr>
+        <w:t>Ajustes gerais e testes de cadastro e login</w:t>
+      </w:r>
+    </w:p>
+    <w:p>
+      <w:pPr>
+        <w:pStyle w:val="PargrafodaLista"/>
+        <w:numPr>
+          <w:ilvl w:val="0"/>
+          <w:numId w:val="9"/>
+        </w:numPr>
+        <w:rPr>
+          <w:lang w:val="pt-BR"/>
+        </w:rPr>
+      </w:pPr>
+      <w:proofErr w:type="spellStart"/>
+      <w:r>
+        <w:rPr>
+          <w:lang w:val="pt-BR"/>
+        </w:rPr>
+        <w:t>Implementação</w:t>
+      </w:r>
+      <w:proofErr w:type="spellEnd"/>
+      <w:r>
+        <w:rPr>
+          <w:lang w:val="pt-BR"/>
+        </w:rPr>
+        <w:t xml:space="preserve"> de </w:t>
+      </w:r>
+      <w:proofErr w:type="spellStart"/>
+      <w:r>
+        <w:rPr>
+          <w:lang w:val="pt-BR"/>
+        </w:rPr>
+        <w:t>autenticação</w:t>
+      </w:r>
+      <w:proofErr w:type="spellEnd"/>
+      <w:r>
+        <w:rPr>
+          <w:lang w:val="pt-BR"/>
+        </w:rPr>
+        <w:t xml:space="preserve"> e </w:t>
+      </w:r>
+      <w:proofErr w:type="spellStart"/>
+      <w:r>
+        <w:rPr>
+          <w:lang w:val="pt-BR"/>
+        </w:rPr>
+        <w:t>autorização</w:t>
+      </w:r>
+      <w:proofErr w:type="spellEnd"/>
+    </w:p>
+    <w:p>
+      <w:pPr>
+        <w:pStyle w:val="PargrafodaLista"/>
+        <w:numPr>
+          <w:ilvl w:val="0"/>
+          <w:numId w:val="9"/>
+        </w:numPr>
+        <w:rPr>
+          <w:lang w:val="pt-BR"/>
+        </w:rPr>
+      </w:pPr>
+      <w:r>
+        <w:rPr>
+          <w:lang w:val="pt-BR"/>
+        </w:rPr>
+        <w:t xml:space="preserve">Ajuste de permissão no </w:t>
+      </w:r>
+      <w:proofErr w:type="spellStart"/>
+      <w:r>
+        <w:rPr>
+          <w:lang w:val="pt-BR"/>
+        </w:rPr>
+        <w:t>endpoint</w:t>
+      </w:r>
+      <w:proofErr w:type="spellEnd"/>
+      <w:r>
+        <w:rPr>
+          <w:lang w:val="pt-BR"/>
+        </w:rPr>
+        <w:t xml:space="preserve"> de cadastro de usuário</w:t>
+      </w:r>
+    </w:p>
+    <w:p>
+      <w:pPr>
+        <w:pStyle w:val="PargrafodaLista"/>
+        <w:numPr>
+          <w:ilvl w:val="0"/>
+          <w:numId w:val="9"/>
+        </w:numPr>
+        <w:rPr>
+          <w:lang w:val="pt-BR"/>
+        </w:rPr>
+      </w:pPr>
+      <w:proofErr w:type="spellStart"/>
+      <w:r>
+        <w:rPr>
+          <w:lang w:val="pt-BR"/>
+        </w:rPr>
+        <w:t>Implementação</w:t>
+      </w:r>
+      <w:proofErr w:type="spellEnd"/>
+      <w:r>
+        <w:rPr>
+          <w:lang w:val="pt-BR"/>
+        </w:rPr>
+        <w:t xml:space="preserve"> da </w:t>
+      </w:r>
+      <w:proofErr w:type="spellStart"/>
+      <w:r>
+        <w:rPr>
+          <w:lang w:val="pt-BR"/>
+        </w:rPr>
+        <w:t>autorização</w:t>
+      </w:r>
+      <w:proofErr w:type="spellEnd"/>
+      <w:r>
+        <w:rPr>
+          <w:lang w:val="pt-BR"/>
+        </w:rPr>
+        <w:t xml:space="preserve"> </w:t>
+      </w:r>
+      <w:proofErr w:type="spellStart"/>
+      <w:r>
+        <w:rPr>
+          <w:lang w:val="pt-BR"/>
+        </w:rPr>
+        <w:t>nos</w:t>
+      </w:r>
+      <w:proofErr w:type="spellEnd"/>
+      <w:r>
+        <w:rPr>
+          <w:lang w:val="pt-BR"/>
+        </w:rPr>
+        <w:t xml:space="preserve"> endpoints</w:t>
+      </w:r>
+    </w:p>
+    <w:p>
+      <w:pPr>
+        <w:pStyle w:val="PargrafodaLista"/>
+        <w:numPr>
+          <w:ilvl w:val="0"/>
+          <w:numId w:val="9"/>
+        </w:numPr>
+        <w:rPr>
+          <w:lang w:val="pt-BR"/>
+        </w:rPr>
+      </w:pPr>
+      <w:proofErr w:type="spellStart"/>
+      <w:r>
+        <w:rPr>
+          <w:lang w:val="pt-BR"/>
+        </w:rPr>
+        <w:t>Verificação</w:t>
+      </w:r>
+      <w:proofErr w:type="spellEnd"/>
+      <w:r>
+        <w:rPr>
+          <w:lang w:val="pt-BR"/>
+        </w:rPr>
+        <w:t xml:space="preserve"> de </w:t>
+      </w:r>
+      <w:proofErr w:type="spellStart"/>
+      <w:r>
+        <w:rPr>
+          <w:lang w:val="pt-BR"/>
+        </w:rPr>
+        <w:t>permissões</w:t>
+      </w:r>
+      <w:proofErr w:type="spellEnd"/>
+      <w:r>
+        <w:rPr>
+          <w:lang w:val="pt-BR"/>
+        </w:rPr>
+        <w:t xml:space="preserve"> do </w:t>
+      </w:r>
+      <w:proofErr w:type="spellStart"/>
+      <w:r>
+        <w:rPr>
+          <w:lang w:val="pt-BR"/>
+        </w:rPr>
+        <w:t>usuário</w:t>
+      </w:r>
+      <w:proofErr w:type="spellEnd"/>
+    </w:p>
+    <w:p>
+      <w:pPr>
+        <w:pStyle w:val="PargrafodaLista"/>
+        <w:numPr>
+          <w:ilvl w:val="0"/>
+          <w:numId w:val="9"/>
+        </w:numPr>
+        <w:rPr>
+          <w:lang w:val="pt-BR"/>
+        </w:rPr>
+      </w:pPr>
+      <w:r>
+        <w:rPr>
+          <w:lang w:val="pt-BR"/>
+        </w:rPr>
+        <w:t xml:space="preserve">Verificação de permissões do usuário nas demais </w:t>
+      </w:r>
+      <w:proofErr w:type="spellStart"/>
+      <w:r>
+        <w:rPr>
+          <w:lang w:val="pt-BR"/>
+        </w:rPr>
+        <w:t>controllers</w:t>
+      </w:r>
+      <w:proofErr w:type="spellEnd"/>
+    </w:p>
+    <w:p>
+      <w:pPr>
+        <w:pStyle w:val="PargrafodaLista"/>
+        <w:numPr>
+          <w:ilvl w:val="0"/>
+          <w:numId w:val="9"/>
+        </w:numPr>
+        <w:rPr>
+          <w:lang w:val="pt-BR"/>
+        </w:rPr>
+      </w:pPr>
+      <w:r>
+        <w:rPr>
+          <w:lang w:val="pt-BR"/>
+        </w:rPr>
+        <w:t>Filtro das informações do gráfico por usuário</w:t>
+      </w:r>
+    </w:p>
+    <w:p>
+      <w:pPr>
+        <w:pStyle w:val="PargrafodaLista"/>
+        <w:numPr>
+          <w:ilvl w:val="0"/>
+          <w:numId w:val="9"/>
+        </w:numPr>
+        <w:rPr>
+          <w:lang w:val="pt-BR"/>
+        </w:rPr>
+      </w:pPr>
+      <w:r>
+        <w:rPr>
+          <w:lang w:val="pt-BR"/>
+        </w:rPr>
+        <w:t xml:space="preserve">Testes e </w:t>
+      </w:r>
+      <w:proofErr w:type="spellStart"/>
+      <w:r>
+        <w:rPr>
+          <w:lang w:val="pt-BR"/>
+        </w:rPr>
+        <w:t>execução</w:t>
+      </w:r>
+      <w:proofErr w:type="spellEnd"/>
+      <w:r>
+        <w:rPr>
+          <w:lang w:val="pt-BR"/>
+        </w:rPr>
+        <w:t xml:space="preserve"> de migration</w:t>
+      </w:r>
+    </w:p>
+    <w:p>
+      <w:pPr>
+        <w:pStyle w:val="PargrafodaLista"/>
+        <w:numPr>
+          <w:ilvl w:val="0"/>
+          <w:numId w:val="9"/>
+        </w:numPr>
+        <w:rPr>
+          <w:lang w:val="pt-BR"/>
+        </w:rPr>
+      </w:pPr>
+      <w:r>
+        <w:rPr>
+          <w:lang w:val="pt-BR"/>
+        </w:rPr>
+        <w:t xml:space="preserve">Criação do serviço de usuário no App </w:t>
+      </w:r>
+      <w:proofErr w:type="spellStart"/>
+      <w:r>
+        <w:rPr>
+          <w:lang w:val="pt-BR"/>
+        </w:rPr>
+        <w:t>Streamlit</w:t>
+      </w:r>
+      <w:proofErr w:type="spellEnd"/>
+    </w:p>
+    <w:p>
+      <w:pPr>
+        <w:pStyle w:val="PargrafodaLista"/>
+        <w:numPr>
+          <w:ilvl w:val="0"/>
+          <w:numId w:val="9"/>
+        </w:numPr>
+        <w:rPr>
+          <w:lang w:val="pt-BR"/>
+        </w:rPr>
+      </w:pPr>
+      <w:r>
+        <w:rPr>
+          <w:lang w:val="pt-BR"/>
+        </w:rPr>
+        <w:t>Tratamento e exibição de erros de login</w:t>
+      </w:r>
+    </w:p>
+    <w:p>
+      <w:pPr>
+        <w:pStyle w:val="PargrafodaLista"/>
+        <w:numPr>
+          <w:ilvl w:val="0"/>
+          <w:numId w:val="9"/>
+        </w:numPr>
+        <w:rPr>
+          <w:lang w:val="pt-BR"/>
+        </w:rPr>
+      </w:pPr>
+      <w:r>
+        <w:rPr>
+          <w:lang w:val="pt-BR"/>
+        </w:rPr>
+        <w:t xml:space="preserve">Tratamento de erros de atributos de classe no App </w:t>
+      </w:r>
+      <w:proofErr w:type="spellStart"/>
+      <w:r>
+        <w:rPr>
+          <w:lang w:val="pt-BR"/>
+        </w:rPr>
+        <w:t>Streamlit</w:t>
+      </w:r>
+      <w:proofErr w:type="spellEnd"/>
+    </w:p>
+    <w:p>
+      <w:pPr>
+        <w:pStyle w:val="PargrafodaLista"/>
+        <w:numPr>
+          <w:ilvl w:val="0"/>
+          <w:numId w:val="9"/>
+        </w:numPr>
+        <w:rPr>
+          <w:lang w:val="pt-BR"/>
+        </w:rPr>
+      </w:pPr>
+      <w:proofErr w:type="spellStart"/>
+      <w:r>
+        <w:rPr>
+          <w:lang w:val="pt-BR"/>
+        </w:rPr>
+        <w:t>Armazenamento</w:t>
+      </w:r>
+      <w:proofErr w:type="spellEnd"/>
+      <w:r>
+        <w:rPr>
+          <w:lang w:val="pt-BR"/>
+        </w:rPr>
+        <w:t xml:space="preserve"> do token </w:t>
+      </w:r>
+      <w:proofErr w:type="spellStart"/>
+      <w:r>
+        <w:rPr>
+          <w:lang w:val="pt-BR"/>
+        </w:rPr>
+        <w:t>na</w:t>
+      </w:r>
+      <w:proofErr w:type="spellEnd"/>
+      <w:r>
+        <w:rPr>
+          <w:lang w:val="pt-BR"/>
+        </w:rPr>
+        <w:t xml:space="preserve"> session state</w:t>
+      </w:r>
+    </w:p>
+    <w:p>
+      <w:pPr>
+        <w:pStyle w:val="PargrafodaLista"/>
+        <w:numPr>
+          <w:ilvl w:val="0"/>
+          <w:numId w:val="9"/>
+        </w:numPr>
+        <w:rPr>
+          <w:lang w:val="pt-BR"/>
+        </w:rPr>
+      </w:pPr>
+      <w:r>
+        <w:rPr>
+          <w:lang w:val="pt-BR"/>
+        </w:rPr>
+        <w:t>Tratamento de erros em listas e formulários</w:t>
+      </w:r>
+    </w:p>
+    <w:p>
+      <w:pPr>
+        <w:pStyle w:val="PargrafodaLista"/>
+        <w:numPr>
+          <w:ilvl w:val="0"/>
+          <w:numId w:val="9"/>
+        </w:numPr>
+        <w:rPr>
+          <w:lang w:val="pt-BR"/>
+        </w:rPr>
+      </w:pPr>
+      <w:r>
+        <w:rPr>
+          <w:lang w:val="pt-BR"/>
+        </w:rPr>
+        <w:t>Resultado do desafio de tratamento de erros</w:t>
+      </w:r>
+    </w:p>
+    <w:p>
+      <w:pPr>
+        <w:pStyle w:val="PargrafodaLista"/>
+        <w:numPr>
+          <w:ilvl w:val="0"/>
+          <w:numId w:val="9"/>
+        </w:numPr>
+        <w:rPr>
+          <w:lang w:val="pt-BR"/>
+        </w:rPr>
+      </w:pPr>
+      <w:r>
+        <w:rPr>
+          <w:lang w:val="pt-BR"/>
+        </w:rPr>
+        <w:t>Restrição de acesso às páginas do app</w:t>
+      </w:r>
+    </w:p>
+    <w:p>
+      <w:pPr>
+        <w:pStyle w:val="PargrafodaLista"/>
+        <w:numPr>
+          <w:ilvl w:val="0"/>
+          <w:numId w:val="9"/>
+        </w:numPr>
+        <w:rPr>
+          <w:lang w:val="pt-BR"/>
+        </w:rPr>
+      </w:pPr>
+      <w:proofErr w:type="spellStart"/>
+      <w:r>
+        <w:rPr>
+          <w:lang w:val="pt-BR"/>
+        </w:rPr>
+        <w:t>Tratamento</w:t>
+      </w:r>
+      <w:proofErr w:type="spellEnd"/>
+      <w:r>
+        <w:rPr>
+          <w:lang w:val="pt-BR"/>
+        </w:rPr>
+        <w:t xml:space="preserve"> de </w:t>
+      </w:r>
+      <w:proofErr w:type="spellStart"/>
+      <w:r>
+        <w:rPr>
+          <w:lang w:val="pt-BR"/>
+        </w:rPr>
+        <w:t>erros</w:t>
+      </w:r>
+      <w:proofErr w:type="spellEnd"/>
+      <w:r>
+        <w:rPr>
+          <w:lang w:val="pt-BR"/>
+        </w:rPr>
+        <w:t xml:space="preserve"> no Dashboard</w:t>
+      </w:r>
+    </w:p>
+    <w:p>
+      <w:pPr>
+        <w:pStyle w:val="PargrafodaLista"/>
+        <w:numPr>
+          <w:ilvl w:val="0"/>
+          <w:numId w:val="9"/>
+        </w:numPr>
+        <w:rPr>
+          <w:lang w:val="pt-BR"/>
+        </w:rPr>
+      </w:pPr>
+      <w:r>
+        <w:rPr>
+          <w:lang w:val="pt-BR"/>
+        </w:rPr>
+        <w:t>Verificação de permissões de despesa ao relacionar um usuário</w:t>
+      </w:r>
+    </w:p>
+    <w:p>
+      <w:pPr>
+        <w:pStyle w:val="PargrafodaLista"/>
+        <w:numPr>
+          <w:ilvl w:val="0"/>
+          <w:numId w:val="9"/>
+        </w:numPr>
+        <w:rPr>
+          <w:lang w:val="pt-BR"/>
+        </w:rPr>
+      </w:pPr>
+      <w:r>
+        <w:rPr>
+          <w:lang w:val="pt-BR"/>
+        </w:rPr>
+        <w:t>Verificação de permissões do usuário ao criar uma despesa</w:t>
+      </w:r>
+    </w:p>
+    <w:p>
+      <w:pPr>
+        <w:pStyle w:val="PargrafodaLista"/>
+        <w:numPr>
+          <w:ilvl w:val="0"/>
+          <w:numId w:val="9"/>
+        </w:numPr>
+        <w:rPr>
+          <w:lang w:val="pt-BR"/>
+        </w:rPr>
+      </w:pPr>
+      <w:r>
+        <w:rPr>
+          <w:lang w:val="pt-BR"/>
+        </w:rPr>
+        <w:t>Ajuste do operador ternário em Transação</w:t>
+      </w:r>
+    </w:p>
+    <w:p>
+      <w:pPr>
+        <w:pStyle w:val="PargrafodaLista"/>
+        <w:numPr>
+          <w:ilvl w:val="0"/>
+          <w:numId w:val="9"/>
+        </w:numPr>
+        <w:rPr>
+          <w:lang w:val="pt-BR"/>
+        </w:rPr>
+      </w:pPr>
+      <w:r>
+        <w:rPr>
+          <w:lang w:val="pt-BR"/>
+        </w:rPr>
+        <w:t>Melhoria do Dashboard com filtro por datas</w:t>
+      </w:r>
+    </w:p>
+    <w:p>
+      <w:pPr>
+        <w:pStyle w:val="PargrafodaLista"/>
+        <w:numPr>
+          <w:ilvl w:val="0"/>
+          <w:numId w:val="9"/>
+        </w:numPr>
+        <w:rPr>
+          <w:lang w:val="pt-BR"/>
+        </w:rPr>
+      </w:pPr>
+      <w:r>
+        <w:rPr>
+          <w:lang w:val="pt-BR"/>
+        </w:rPr>
+        <w:t>Criação da tela de cadastro de usuário</w:t>
+      </w:r>
+    </w:p>
+    <w:p>
+      <w:pPr>
+        <w:pStyle w:val="PargrafodaLista"/>
+        <w:numPr>
+          <w:ilvl w:val="0"/>
+          <w:numId w:val="9"/>
+        </w:numPr>
+        <w:rPr>
+          <w:lang w:val="pt-BR"/>
+        </w:rPr>
+      </w:pPr>
+      <w:r>
+        <w:rPr>
+          <w:lang w:val="pt-BR"/>
+        </w:rPr>
+        <w:t xml:space="preserve">Criação do </w:t>
+      </w:r>
+      <w:proofErr w:type="spellStart"/>
+      <w:r>
+        <w:rPr>
+          <w:lang w:val="pt-BR"/>
+        </w:rPr>
+        <w:t>endpoint</w:t>
+      </w:r>
+      <w:proofErr w:type="spellEnd"/>
+      <w:r>
+        <w:rPr>
+          <w:lang w:val="pt-BR"/>
+        </w:rPr>
+        <w:t xml:space="preserve"> para alteração de senha do usuário</w:t>
+      </w:r>
+    </w:p>
+    <w:p>
+      <w:pPr>
+        <w:pStyle w:val="PargrafodaLista"/>
+        <w:numPr>
+          <w:ilvl w:val="0"/>
+          <w:numId w:val="9"/>
+        </w:numPr>
+        <w:rPr>
+          <w:lang w:val="pt-BR"/>
+        </w:rPr>
+      </w:pPr>
+      <w:proofErr w:type="spellStart"/>
+      <w:r>
+        <w:rPr>
+          <w:lang w:val="pt-BR"/>
+        </w:rPr>
+        <w:t>Ajustes</w:t>
+      </w:r>
+      <w:proofErr w:type="spellEnd"/>
+      <w:r>
+        <w:rPr>
+          <w:lang w:val="pt-BR"/>
+        </w:rPr>
+        <w:t xml:space="preserve"> de </w:t>
+      </w:r>
+      <w:proofErr w:type="spellStart"/>
+      <w:r>
+        <w:rPr>
+          <w:lang w:val="pt-BR"/>
+        </w:rPr>
+        <w:t>validação</w:t>
+      </w:r>
+      <w:proofErr w:type="spellEnd"/>
+      <w:r>
+        <w:rPr>
+          <w:lang w:val="pt-BR"/>
+        </w:rPr>
+        <w:t xml:space="preserve"> </w:t>
+      </w:r>
+      <w:proofErr w:type="spellStart"/>
+      <w:r>
+        <w:rPr>
+          <w:lang w:val="pt-BR"/>
+        </w:rPr>
+        <w:t>nos</w:t>
+      </w:r>
+      <w:proofErr w:type="spellEnd"/>
+      <w:r>
+        <w:rPr>
+          <w:lang w:val="pt-BR"/>
+        </w:rPr>
+        <w:t xml:space="preserve"> DTOs</w:t>
+      </w:r>
+    </w:p>
+    <w:p>
+      <w:pPr>
+        <w:pStyle w:val="PargrafodaLista"/>
+        <w:numPr>
+          <w:ilvl w:val="0"/>
+          <w:numId w:val="9"/>
+        </w:numPr>
+        <w:rPr>
+          <w:lang w:val="pt-BR"/>
+        </w:rPr>
+      </w:pPr>
+      <w:r>
+        <w:rPr>
+          <w:lang w:val="pt-BR"/>
+        </w:rPr>
+        <w:t>Criação de filtro para despesas do dia atual</w:t>
+      </w:r>
+    </w:p>
+    <w:p>
+      <w:pPr>
+        <w:rPr>
+          <w:lang w:val="pt-BR"/>
+        </w:rPr>
+      </w:pPr>
+    </w:p>
+    <w:p>
+      <w:pPr>
+        <w:rPr>
+          <w:b/>
+          <w:bCs/>
+          <w:highlight w:val="yellow"/>
+          <w:lang w:val="pt-BR"/>
+        </w:rPr>
+      </w:pPr>
+      <w:r>
+        <w:rPr>
+          <w:b/>
+          <w:bCs/>
+          <w:highlight w:val="yellow"/>
+          <w:lang w:val="pt-BR"/>
+        </w:rPr>
+        <w:t>Módulo –</w:t>
+      </w:r>
+      <w:r>
+        <w:rPr>
+          <w:b/>
+          <w:bCs/>
+          <w:highlight w:val="yellow"/>
+          <w:lang w:val="pt-BR"/>
+        </w:rPr>
+        <w:t xml:space="preserve"> Publicação do APP</w:t>
+      </w:r>
+    </w:p>
+    <w:p>
+      <w:pPr>
+        <w:pStyle w:val="PargrafodaLista"/>
+        <w:numPr>
+          <w:ilvl w:val="0"/>
+          <w:numId w:val="9"/>
+        </w:numPr>
+        <w:rPr>
+          <w:lang w:val="pt-BR"/>
+        </w:rPr>
+      </w:pPr>
+      <w:bookmarkStart w:id="0" w:name="_GoBack"/>
+      <w:proofErr w:type="spellStart"/>
+      <w:r>
+        <w:rPr>
+          <w:lang w:val="pt-BR"/>
+        </w:rPr>
+        <w:t>Preparação</w:t>
+      </w:r>
+      <w:proofErr w:type="spellEnd"/>
+      <w:r>
+        <w:rPr>
+          <w:lang w:val="pt-BR"/>
+        </w:rPr>
+        <w:t xml:space="preserve"> dos </w:t>
+      </w:r>
+      <w:proofErr w:type="spellStart"/>
+      <w:r>
+        <w:rPr>
+          <w:lang w:val="pt-BR"/>
+        </w:rPr>
+        <w:t>projetos</w:t>
+      </w:r>
+      <w:proofErr w:type="spellEnd"/>
+      <w:r>
+        <w:rPr>
+          <w:lang w:val="pt-BR"/>
+        </w:rPr>
+        <w:t xml:space="preserve"> para </w:t>
+      </w:r>
+      <w:proofErr w:type="spellStart"/>
+      <w:r>
+        <w:rPr>
+          <w:lang w:val="pt-BR"/>
+        </w:rPr>
+        <w:t>publicação</w:t>
+      </w:r>
+      <w:proofErr w:type="spellEnd"/>
+    </w:p>
+    <w:p>
+      <w:pPr>
+        <w:pStyle w:val="PargrafodaLista"/>
+        <w:numPr>
+          <w:ilvl w:val="0"/>
+          <w:numId w:val="9"/>
+        </w:numPr>
+        <w:rPr>
+          <w:lang w:val="pt-BR"/>
+        </w:rPr>
+      </w:pPr>
+      <w:proofErr w:type="spellStart"/>
+      <w:r>
+        <w:rPr>
+          <w:lang w:val="pt-BR"/>
+        </w:rPr>
+        <w:t>Configuração</w:t>
+      </w:r>
+      <w:proofErr w:type="spellEnd"/>
+      <w:r>
+        <w:rPr>
+          <w:lang w:val="pt-BR"/>
+        </w:rPr>
+        <w:t xml:space="preserve"> do </w:t>
+      </w:r>
+      <w:proofErr w:type="spellStart"/>
+      <w:r>
+        <w:rPr>
+          <w:lang w:val="pt-BR"/>
+        </w:rPr>
+        <w:t>Dockerfile</w:t>
+      </w:r>
+      <w:proofErr w:type="spellEnd"/>
+    </w:p>
+    <w:p>
+      <w:pPr>
+        <w:pStyle w:val="PargrafodaLista"/>
+        <w:numPr>
+          <w:ilvl w:val="0"/>
+          <w:numId w:val="9"/>
+        </w:numPr>
+        <w:rPr>
+          <w:lang w:val="pt-BR"/>
+        </w:rPr>
+      </w:pPr>
+      <w:r>
+        <w:rPr>
+          <w:lang w:val="pt-BR"/>
+        </w:rPr>
+        <w:t xml:space="preserve">Criação da imagem do App </w:t>
+      </w:r>
+      <w:proofErr w:type="spellStart"/>
+      <w:r>
+        <w:rPr>
+          <w:lang w:val="pt-BR"/>
+        </w:rPr>
+        <w:t>Streamlit</w:t>
+      </w:r>
+      <w:proofErr w:type="spellEnd"/>
+    </w:p>
+    <w:p>
+      <w:pPr>
+        <w:pStyle w:val="PargrafodaLista"/>
+        <w:numPr>
+          <w:ilvl w:val="0"/>
+          <w:numId w:val="9"/>
+        </w:numPr>
+        <w:rPr>
+          <w:lang w:val="pt-BR"/>
+        </w:rPr>
+      </w:pPr>
+      <w:r>
+        <w:rPr>
+          <w:lang w:val="pt-BR"/>
+        </w:rPr>
+        <w:t>Aquisição de uma VPS Linux</w:t>
+      </w:r>
+    </w:p>
+    <w:p>
+      <w:pPr>
+        <w:pStyle w:val="PargrafodaLista"/>
+        <w:numPr>
+          <w:ilvl w:val="0"/>
+          <w:numId w:val="9"/>
+        </w:numPr>
+        <w:rPr>
+          <w:lang w:val="pt-BR"/>
+        </w:rPr>
+      </w:pPr>
+      <w:r>
+        <w:rPr>
+          <w:lang w:val="pt-BR"/>
+        </w:rPr>
+        <w:t xml:space="preserve">Criação do banco de dados pelo </w:t>
+      </w:r>
+      <w:proofErr w:type="spellStart"/>
+      <w:r>
+        <w:rPr>
+          <w:lang w:val="pt-BR"/>
+        </w:rPr>
+        <w:t>Coolify</w:t>
+      </w:r>
+      <w:proofErr w:type="spellEnd"/>
+    </w:p>
+    <w:p>
+      <w:pPr>
+        <w:pStyle w:val="PargrafodaLista"/>
+        <w:numPr>
+          <w:ilvl w:val="0"/>
+          <w:numId w:val="9"/>
+        </w:numPr>
+        <w:rPr>
+          <w:lang w:val="pt-BR"/>
+        </w:rPr>
+      </w:pPr>
+      <w:proofErr w:type="spellStart"/>
+      <w:r>
+        <w:rPr>
+          <w:lang w:val="pt-BR"/>
+        </w:rPr>
+        <w:t>Deploy</w:t>
+      </w:r>
+      <w:proofErr w:type="spellEnd"/>
+      <w:r>
+        <w:rPr>
+          <w:lang w:val="pt-BR"/>
+        </w:rPr>
+        <w:t xml:space="preserve"> da API</w:t>
+      </w:r>
+    </w:p>
+    <w:p>
+      <w:pPr>
+        <w:pStyle w:val="PargrafodaLista"/>
+        <w:numPr>
+          <w:ilvl w:val="0"/>
+          <w:numId w:val="9"/>
+        </w:numPr>
+        <w:rPr>
+          <w:lang w:val="pt-BR"/>
+        </w:rPr>
+      </w:pPr>
+      <w:proofErr w:type="spellStart"/>
+      <w:r>
+        <w:rPr>
+          <w:lang w:val="pt-BR"/>
+        </w:rPr>
+        <w:t>Publicação</w:t>
+      </w:r>
+      <w:proofErr w:type="spellEnd"/>
+      <w:r>
+        <w:rPr>
+          <w:lang w:val="pt-BR"/>
+        </w:rPr>
+        <w:t xml:space="preserve"> do App </w:t>
+      </w:r>
+      <w:proofErr w:type="spellStart"/>
+      <w:r>
+        <w:rPr>
+          <w:lang w:val="pt-BR"/>
+        </w:rPr>
+        <w:t>Streamlit</w:t>
+      </w:r>
+      <w:proofErr w:type="spellEnd"/>
+    </w:p>
+    <w:p>
+      <w:pPr>
+        <w:pStyle w:val="PargrafodaLista"/>
+        <w:numPr>
+          <w:ilvl w:val="0"/>
+          <w:numId w:val="9"/>
+        </w:numPr>
+        <w:rPr>
+          <w:lang w:val="pt-BR"/>
+        </w:rPr>
+      </w:pPr>
+      <w:proofErr w:type="spellStart"/>
+      <w:r>
+        <w:rPr>
+          <w:lang w:val="pt-BR"/>
+        </w:rPr>
+        <w:t>Configuração</w:t>
+      </w:r>
+      <w:proofErr w:type="spellEnd"/>
+      <w:r>
+        <w:rPr>
+          <w:lang w:val="pt-BR"/>
+        </w:rPr>
+        <w:t xml:space="preserve"> do firewall (</w:t>
+      </w:r>
+      <w:proofErr w:type="spellStart"/>
+      <w:r>
+        <w:rPr>
+          <w:lang w:val="pt-BR"/>
+        </w:rPr>
+        <w:t>segurança</w:t>
+      </w:r>
+      <w:proofErr w:type="spellEnd"/>
+      <w:r>
+        <w:rPr>
+          <w:lang w:val="pt-BR"/>
+        </w:rPr>
+        <w:t>)</w:t>
+      </w:r>
+    </w:p>
+    <w:bookmarkEnd w:id="0"/>
+    <w:p>
+      <w:pPr>
+        <w:rPr>
+          <w:lang w:val="pt-BR"/>
+        </w:rPr>
+      </w:pPr>
+    </w:p>
+    <w:p>
+      <w:pPr>
+        <w:rPr>
+          <w:lang w:val="pt-BR"/>
+        </w:rPr>
+      </w:pPr>
+      <w:proofErr w:type="spellStart"/>
+      <w:r>
+        <w:rPr>
+          <w:lang w:val="pt-BR"/>
+        </w:rPr>
+        <w:t>ss</w:t>
+      </w:r>
+      <w:proofErr w:type="spellEnd"/>
+    </w:p>
+    <w:p>
+      <w:pPr>
+        <w:rPr>
+          <w:b/>
+          <w:bCs/>
+          <w:highlight w:val="yellow"/>
+          <w:lang w:val="pt-BR"/>
+        </w:rPr>
+      </w:pPr>
+    </w:p>
+    <w:p>
+      <w:pPr>
+        <w:rPr>
+          <w:b/>
+          <w:bCs/>
+          <w:highlight w:val="yellow"/>
+          <w:lang w:val="pt-BR"/>
+        </w:rPr>
+      </w:pPr>
+      <w:r>
+        <w:rPr>
+          <w:b/>
+          <w:bCs/>
+          <w:highlight w:val="yellow"/>
+          <w:lang w:val="pt-BR"/>
+        </w:rPr>
+        <w:br w:type="page"/>
+      </w:r>
+    </w:p>
+    <w:p>
+      <w:pPr>
+        <w:rPr>
+          <w:b/>
+          <w:bCs/>
+          <w:lang w:val="pt-BR"/>
+        </w:rPr>
+      </w:pPr>
+      <w:r>
+        <w:rPr>
+          <w:b/>
+          <w:bCs/>
+          <w:highlight w:val="yellow"/>
+          <w:lang w:val="pt-BR"/>
+        </w:rPr>
+        <w:lastRenderedPageBreak/>
         <w:t>Módulo: Autenticação – Vídeo: Criando um utilitário de autenticação</w:t>
       </w:r>
     </w:p>
@@ -3497,7 +7085,6 @@
           <w:bCs/>
         </w:rPr>
       </w:pPr>
-      <w:bookmarkStart w:id="0" w:name="_GoBack"/>
       <w:r>
         <w:rPr>
           <w:rFonts w:ascii="Courier New" w:hAnsi="Courier New" w:cs="Courier New"/>
@@ -3507,7 +7094,6 @@
         <w:t>alembic upgrade head</w:t>
       </w:r>
     </w:p>
-    <w:bookmarkEnd w:id="0"/>
     <w:p>
       <w:pPr>
         <w:rPr>
@@ -11715,6 +15301,7 @@
           <w:color w:val="BBBEBF"/>
           <w:sz w:val="21"/>
           <w:szCs w:val="21"/>
+          <w:lang w:val="pt-BR"/>
         </w:rPr>
       </w:pPr>
       <w:r>
@@ -11733,6 +15320,7 @@
           <w:color w:val="C9D1D9"/>
           <w:sz w:val="21"/>
           <w:szCs w:val="21"/>
+          <w:lang w:val="pt-BR"/>
         </w:rPr>
         <w:t>log_erro</w:t>
       </w:r>
@@ -11743,6 +15331,7 @@
           <w:color w:val="BBBEBF"/>
           <w:sz w:val="21"/>
           <w:szCs w:val="21"/>
+          <w:lang w:val="pt-BR"/>
         </w:rPr>
         <w:t xml:space="preserve"> </w:t>
       </w:r>
@@ -11752,6 +15341,7 @@
           <w:color w:val="D4D4D4"/>
           <w:sz w:val="21"/>
           <w:szCs w:val="21"/>
+          <w:lang w:val="pt-BR"/>
         </w:rPr>
         <w:t>=</w:t>
       </w:r>
@@ -11761,6 +15351,7 @@
           <w:color w:val="BBBEBF"/>
           <w:sz w:val="21"/>
           <w:szCs w:val="21"/>
+          <w:lang w:val="pt-BR"/>
         </w:rPr>
         <w:t xml:space="preserve"> </w:t>
       </w:r>
@@ -11771,6 +15362,7 @@
           <w:color w:val="FF7B72"/>
           <w:sz w:val="21"/>
           <w:szCs w:val="21"/>
+          <w:lang w:val="pt-BR"/>
         </w:rPr>
         <w:t>f</w:t>
       </w:r>
@@ -11780,6 +15372,7 @@
           <w:color w:val="A5D6FF"/>
           <w:sz w:val="21"/>
           <w:szCs w:val="21"/>
+          <w:lang w:val="pt-BR"/>
         </w:rPr>
         <w:t>"Erro</w:t>
       </w:r>
@@ -11790,6 +15383,7 @@
           <w:color w:val="A5D6FF"/>
           <w:sz w:val="21"/>
           <w:szCs w:val="21"/>
+          <w:lang w:val="pt-BR"/>
         </w:rPr>
         <w:t xml:space="preserve">: </w:t>
       </w:r>
@@ -11799,6 +15393,7 @@
           <w:color w:val="FF7B72"/>
           <w:sz w:val="21"/>
           <w:szCs w:val="21"/>
+          <w:lang w:val="pt-BR"/>
         </w:rPr>
         <w:t>{</w:t>
       </w:r>
@@ -11810,6 +15405,7 @@
           <w:color w:val="C9D1D9"/>
           <w:sz w:val="21"/>
           <w:szCs w:val="21"/>
+          <w:lang w:val="pt-BR"/>
         </w:rPr>
         <w:t>ex</w:t>
       </w:r>
@@ -11819,6 +15415,7 @@
           <w:color w:val="BBBEBF"/>
           <w:sz w:val="21"/>
           <w:szCs w:val="21"/>
+          <w:lang w:val="pt-BR"/>
         </w:rPr>
         <w:t>.</w:t>
       </w:r>
@@ -11828,6 +15425,7 @@
           <w:color w:val="C9D1D9"/>
           <w:sz w:val="21"/>
           <w:szCs w:val="21"/>
+          <w:lang w:val="pt-BR"/>
         </w:rPr>
         <w:t>detail</w:t>
       </w:r>
@@ -11839,6 +15437,7 @@
           <w:color w:val="FF7B72"/>
           <w:sz w:val="21"/>
           <w:szCs w:val="21"/>
+          <w:lang w:val="pt-BR"/>
         </w:rPr>
         <w:t>}</w:t>
       </w:r>
@@ -11848,6 +15447,7 @@
           <w:color w:val="A5D6FF"/>
           <w:sz w:val="21"/>
           <w:szCs w:val="21"/>
+          <w:lang w:val="pt-BR"/>
         </w:rPr>
         <w:t>"</w:t>
       </w:r>
@@ -11869,6 +15469,7 @@
           <w:color w:val="BBBEBF"/>
           <w:sz w:val="21"/>
           <w:szCs w:val="21"/>
+          <w:lang w:val="pt-BR"/>
         </w:rPr>
         <w:t xml:space="preserve">        </w:t>
       </w:r>
@@ -12111,6 +15712,7 @@
           <w:color w:val="BBBEBF"/>
           <w:sz w:val="21"/>
           <w:szCs w:val="21"/>
+          <w:lang w:val="pt-BR"/>
         </w:rPr>
       </w:pPr>
       <w:r>
@@ -12122,21 +15724,25 @@
         </w:rPr>
         <w:t xml:space="preserve">        </w:t>
       </w:r>
+      <w:proofErr w:type="spellStart"/>
       <w:r>
         <w:rPr>
           <w:rFonts w:ascii="Consolas" w:eastAsia="Times New Roman" w:hAnsi="Consolas" w:cs="Times New Roman"/>
           <w:color w:val="C586C0"/>
           <w:sz w:val="21"/>
           <w:szCs w:val="21"/>
+          <w:lang w:val="pt-BR"/>
         </w:rPr>
         <w:t>raise</w:t>
       </w:r>
-      <w:r>
-        <w:rPr>
-          <w:rFonts w:ascii="Consolas" w:eastAsia="Times New Roman" w:hAnsi="Consolas" w:cs="Times New Roman"/>
-          <w:color w:val="BBBEBF"/>
-          <w:sz w:val="21"/>
-          <w:szCs w:val="21"/>
+      <w:proofErr w:type="spellEnd"/>
+      <w:r>
+        <w:rPr>
+          <w:rFonts w:ascii="Consolas" w:eastAsia="Times New Roman" w:hAnsi="Consolas" w:cs="Times New Roman"/>
+          <w:color w:val="BBBEBF"/>
+          <w:sz w:val="21"/>
+          <w:szCs w:val="21"/>
+          <w:lang w:val="pt-BR"/>
         </w:rPr>
         <w:t xml:space="preserve"> </w:t>
       </w:r>
@@ -12148,6 +15754,7 @@
           <w:color w:val="4EC9B0"/>
           <w:sz w:val="21"/>
           <w:szCs w:val="21"/>
+          <w:lang w:val="pt-BR"/>
         </w:rPr>
         <w:t>HTTPException</w:t>
       </w:r>
@@ -12158,6 +15765,7 @@
           <w:color w:val="BBBEBF"/>
           <w:sz w:val="21"/>
           <w:szCs w:val="21"/>
+          <w:lang w:val="pt-BR"/>
         </w:rPr>
         <w:t>(</w:t>
       </w:r>
@@ -12169,6 +15777,7 @@
           <w:color w:val="FFA657"/>
           <w:sz w:val="21"/>
           <w:szCs w:val="21"/>
+          <w:lang w:val="pt-BR"/>
         </w:rPr>
         <w:t>status_code</w:t>
       </w:r>
@@ -12179,6 +15788,7 @@
           <w:color w:val="D4D4D4"/>
           <w:sz w:val="21"/>
           <w:szCs w:val="21"/>
+          <w:lang w:val="pt-BR"/>
         </w:rPr>
         <w:t>=</w:t>
       </w:r>
@@ -12188,6 +15798,7 @@
           <w:color w:val="B5CEA8"/>
           <w:sz w:val="21"/>
           <w:szCs w:val="21"/>
+          <w:lang w:val="pt-BR"/>
         </w:rPr>
         <w:t>500</w:t>
       </w:r>
@@ -12197,24 +15808,29 @@
           <w:color w:val="BBBEBF"/>
           <w:sz w:val="21"/>
           <w:szCs w:val="21"/>
+          <w:lang w:val="pt-BR"/>
         </w:rPr>
         <w:t xml:space="preserve">, </w:t>
       </w:r>
+      <w:proofErr w:type="spellStart"/>
       <w:r>
         <w:rPr>
           <w:rFonts w:ascii="Consolas" w:eastAsia="Times New Roman" w:hAnsi="Consolas" w:cs="Times New Roman"/>
           <w:color w:val="FFA657"/>
           <w:sz w:val="21"/>
           <w:szCs w:val="21"/>
+          <w:lang w:val="pt-BR"/>
         </w:rPr>
         <w:t>detail</w:t>
       </w:r>
+      <w:proofErr w:type="spellEnd"/>
       <w:r>
         <w:rPr>
           <w:rFonts w:ascii="Consolas" w:eastAsia="Times New Roman" w:hAnsi="Consolas" w:cs="Times New Roman"/>
           <w:color w:val="D4D4D4"/>
           <w:sz w:val="21"/>
           <w:szCs w:val="21"/>
+          <w:lang w:val="pt-BR"/>
         </w:rPr>
         <w:t>=</w:t>
       </w:r>
@@ -12224,111 +15840,59 @@
           <w:color w:val="A5D6FF"/>
           <w:sz w:val="21"/>
           <w:szCs w:val="21"/>
-        </w:rPr>
-        <w:t>"</w:t>
-      </w:r>
-      <w:proofErr w:type="spellStart"/>
-      <w:r>
-        <w:rPr>
-          <w:rFonts w:ascii="Consolas" w:eastAsia="Times New Roman" w:hAnsi="Consolas" w:cs="Times New Roman"/>
-          <w:color w:val="A5D6FF"/>
-          <w:sz w:val="21"/>
-          <w:szCs w:val="21"/>
-        </w:rPr>
-        <w:t>Erro</w:t>
-      </w:r>
-      <w:proofErr w:type="spellEnd"/>
-      <w:r>
-        <w:rPr>
-          <w:rFonts w:ascii="Consolas" w:eastAsia="Times New Roman" w:hAnsi="Consolas" w:cs="Times New Roman"/>
-          <w:color w:val="A5D6FF"/>
-          <w:sz w:val="21"/>
-          <w:szCs w:val="21"/>
+          <w:lang w:val="pt-BR"/>
+        </w:rPr>
+        <w:t>"Erro interno do servidor: "</w:t>
+      </w:r>
+      <w:r>
+        <w:rPr>
+          <w:rFonts w:ascii="Consolas" w:eastAsia="Times New Roman" w:hAnsi="Consolas" w:cs="Times New Roman"/>
+          <w:color w:val="BBBEBF"/>
+          <w:sz w:val="21"/>
+          <w:szCs w:val="21"/>
+          <w:lang w:val="pt-BR"/>
         </w:rPr>
         <w:t xml:space="preserve"> </w:t>
       </w:r>
-      <w:proofErr w:type="spellStart"/>
-      <w:r>
-        <w:rPr>
-          <w:rFonts w:ascii="Consolas" w:eastAsia="Times New Roman" w:hAnsi="Consolas" w:cs="Times New Roman"/>
-          <w:color w:val="A5D6FF"/>
-          <w:sz w:val="21"/>
-          <w:szCs w:val="21"/>
-        </w:rPr>
-        <w:t>interno</w:t>
-      </w:r>
-      <w:proofErr w:type="spellEnd"/>
-      <w:r>
-        <w:rPr>
-          <w:rFonts w:ascii="Consolas" w:eastAsia="Times New Roman" w:hAnsi="Consolas" w:cs="Times New Roman"/>
-          <w:color w:val="A5D6FF"/>
-          <w:sz w:val="21"/>
-          <w:szCs w:val="21"/>
-        </w:rPr>
-        <w:t xml:space="preserve"> do </w:t>
-      </w:r>
-      <w:proofErr w:type="spellStart"/>
-      <w:r>
-        <w:rPr>
-          <w:rFonts w:ascii="Consolas" w:eastAsia="Times New Roman" w:hAnsi="Consolas" w:cs="Times New Roman"/>
-          <w:color w:val="A5D6FF"/>
-          <w:sz w:val="21"/>
-          <w:szCs w:val="21"/>
-        </w:rPr>
-        <w:t>servidor</w:t>
-      </w:r>
-      <w:proofErr w:type="spellEnd"/>
-      <w:r>
-        <w:rPr>
-          <w:rFonts w:ascii="Consolas" w:eastAsia="Times New Roman" w:hAnsi="Consolas" w:cs="Times New Roman"/>
-          <w:color w:val="A5D6FF"/>
-          <w:sz w:val="21"/>
-          <w:szCs w:val="21"/>
-        </w:rPr>
-        <w:t>: "</w:t>
-      </w:r>
-      <w:r>
-        <w:rPr>
-          <w:rFonts w:ascii="Consolas" w:eastAsia="Times New Roman" w:hAnsi="Consolas" w:cs="Times New Roman"/>
-          <w:color w:val="BBBEBF"/>
-          <w:sz w:val="21"/>
-          <w:szCs w:val="21"/>
+      <w:r>
+        <w:rPr>
+          <w:rFonts w:ascii="Consolas" w:eastAsia="Times New Roman" w:hAnsi="Consolas" w:cs="Times New Roman"/>
+          <w:color w:val="D4D4D4"/>
+          <w:sz w:val="21"/>
+          <w:szCs w:val="21"/>
+          <w:lang w:val="pt-BR"/>
+        </w:rPr>
+        <w:t>+</w:t>
+      </w:r>
+      <w:r>
+        <w:rPr>
+          <w:rFonts w:ascii="Consolas" w:eastAsia="Times New Roman" w:hAnsi="Consolas" w:cs="Times New Roman"/>
+          <w:color w:val="BBBEBF"/>
+          <w:sz w:val="21"/>
+          <w:szCs w:val="21"/>
+          <w:lang w:val="pt-BR"/>
         </w:rPr>
         <w:t xml:space="preserve"> </w:t>
       </w:r>
-      <w:r>
-        <w:rPr>
-          <w:rFonts w:ascii="Consolas" w:eastAsia="Times New Roman" w:hAnsi="Consolas" w:cs="Times New Roman"/>
-          <w:color w:val="D4D4D4"/>
-          <w:sz w:val="21"/>
-          <w:szCs w:val="21"/>
-        </w:rPr>
-        <w:t>+</w:t>
-      </w:r>
-      <w:r>
-        <w:rPr>
-          <w:rFonts w:ascii="Consolas" w:eastAsia="Times New Roman" w:hAnsi="Consolas" w:cs="Times New Roman"/>
-          <w:color w:val="BBBEBF"/>
-          <w:sz w:val="21"/>
-          <w:szCs w:val="21"/>
-        </w:rPr>
-        <w:t xml:space="preserve"> </w:t>
-      </w:r>
+      <w:proofErr w:type="spellStart"/>
       <w:r>
         <w:rPr>
           <w:rFonts w:ascii="Consolas" w:eastAsia="Times New Roman" w:hAnsi="Consolas" w:cs="Times New Roman"/>
           <w:color w:val="4EC9B0"/>
           <w:sz w:val="21"/>
           <w:szCs w:val="21"/>
+          <w:lang w:val="pt-BR"/>
         </w:rPr>
         <w:t>str</w:t>
       </w:r>
-      <w:r>
-        <w:rPr>
-          <w:rFonts w:ascii="Consolas" w:eastAsia="Times New Roman" w:hAnsi="Consolas" w:cs="Times New Roman"/>
-          <w:color w:val="BBBEBF"/>
-          <w:sz w:val="21"/>
-          <w:szCs w:val="21"/>
+      <w:proofErr w:type="spellEnd"/>
+      <w:r>
+        <w:rPr>
+          <w:rFonts w:ascii="Consolas" w:eastAsia="Times New Roman" w:hAnsi="Consolas" w:cs="Times New Roman"/>
+          <w:color w:val="BBBEBF"/>
+          <w:sz w:val="21"/>
+          <w:szCs w:val="21"/>
+          <w:lang w:val="pt-BR"/>
         </w:rPr>
         <w:t>(</w:t>
       </w:r>
@@ -12338,6 +15902,7 @@
           <w:color w:val="C9D1D9"/>
           <w:sz w:val="21"/>
           <w:szCs w:val="21"/>
+          <w:lang w:val="pt-BR"/>
         </w:rPr>
         <w:t>e</w:t>
       </w:r>
@@ -12347,6 +15912,7 @@
           <w:color w:val="BBBEBF"/>
           <w:sz w:val="21"/>
           <w:szCs w:val="21"/>
+          <w:lang w:val="pt-BR"/>
         </w:rPr>
         <w:t>))</w:t>
       </w:r>
@@ -12360,6 +15926,7 @@
           <w:color w:val="BBBEBF"/>
           <w:sz w:val="21"/>
           <w:szCs w:val="21"/>
+          <w:lang w:val="pt-BR"/>
         </w:rPr>
       </w:pPr>
     </w:p>
@@ -14217,6 +17784,7 @@
           <w:color w:val="BBBEBF"/>
           <w:sz w:val="21"/>
           <w:szCs w:val="21"/>
+          <w:lang w:val="pt-BR"/>
         </w:rPr>
       </w:pPr>
       <w:r>
@@ -14235,6 +17803,7 @@
           <w:color w:val="C9D1D9"/>
           <w:sz w:val="21"/>
           <w:szCs w:val="21"/>
+          <w:lang w:val="pt-BR"/>
         </w:rPr>
         <w:t>log_erro</w:t>
       </w:r>
@@ -14245,6 +17814,7 @@
           <w:color w:val="BBBEBF"/>
           <w:sz w:val="21"/>
           <w:szCs w:val="21"/>
+          <w:lang w:val="pt-BR"/>
         </w:rPr>
         <w:t xml:space="preserve"> </w:t>
       </w:r>
@@ -14254,6 +17824,7 @@
           <w:color w:val="D4D4D4"/>
           <w:sz w:val="21"/>
           <w:szCs w:val="21"/>
+          <w:lang w:val="pt-BR"/>
         </w:rPr>
         <w:t>=</w:t>
       </w:r>
@@ -14263,6 +17834,7 @@
           <w:color w:val="BBBEBF"/>
           <w:sz w:val="21"/>
           <w:szCs w:val="21"/>
+          <w:lang w:val="pt-BR"/>
         </w:rPr>
         <w:t xml:space="preserve"> </w:t>
       </w:r>
@@ -14273,6 +17845,7 @@
           <w:color w:val="FF7B72"/>
           <w:sz w:val="21"/>
           <w:szCs w:val="21"/>
+          <w:lang w:val="pt-BR"/>
         </w:rPr>
         <w:t>f</w:t>
       </w:r>
@@ -14282,6 +17855,7 @@
           <w:color w:val="A5D6FF"/>
           <w:sz w:val="21"/>
           <w:szCs w:val="21"/>
+          <w:lang w:val="pt-BR"/>
         </w:rPr>
         <w:t>"Erro</w:t>
       </w:r>
@@ -14292,6 +17866,7 @@
           <w:color w:val="A5D6FF"/>
           <w:sz w:val="21"/>
           <w:szCs w:val="21"/>
+          <w:lang w:val="pt-BR"/>
         </w:rPr>
         <w:t xml:space="preserve">: </w:t>
       </w:r>
@@ -14301,6 +17876,7 @@
           <w:color w:val="FF7B72"/>
           <w:sz w:val="21"/>
           <w:szCs w:val="21"/>
+          <w:lang w:val="pt-BR"/>
         </w:rPr>
         <w:t>{</w:t>
       </w:r>
@@ -14312,6 +17888,7 @@
           <w:color w:val="C9D1D9"/>
           <w:sz w:val="21"/>
           <w:szCs w:val="21"/>
+          <w:lang w:val="pt-BR"/>
         </w:rPr>
         <w:t>ex</w:t>
       </w:r>
@@ -14321,6 +17898,7 @@
           <w:color w:val="BBBEBF"/>
           <w:sz w:val="21"/>
           <w:szCs w:val="21"/>
+          <w:lang w:val="pt-BR"/>
         </w:rPr>
         <w:t>.</w:t>
       </w:r>
@@ -14330,6 +17908,7 @@
           <w:color w:val="C9D1D9"/>
           <w:sz w:val="21"/>
           <w:szCs w:val="21"/>
+          <w:lang w:val="pt-BR"/>
         </w:rPr>
         <w:t>detail</w:t>
       </w:r>
@@ -14341,6 +17920,7 @@
           <w:color w:val="FF7B72"/>
           <w:sz w:val="21"/>
           <w:szCs w:val="21"/>
+          <w:lang w:val="pt-BR"/>
         </w:rPr>
         <w:t>}</w:t>
       </w:r>
@@ -14350,6 +17930,7 @@
           <w:color w:val="A5D6FF"/>
           <w:sz w:val="21"/>
           <w:szCs w:val="21"/>
+          <w:lang w:val="pt-BR"/>
         </w:rPr>
         <w:t>"</w:t>
       </w:r>
@@ -14371,6 +17952,7 @@
           <w:color w:val="BBBEBF"/>
           <w:sz w:val="21"/>
           <w:szCs w:val="21"/>
+          <w:lang w:val="pt-BR"/>
         </w:rPr>
         <w:t xml:space="preserve">        </w:t>
       </w:r>
@@ -15315,7 +18897,7 @@
       </w:pPr>
     </w:p>
     <w:sectPr>
-      <w:headerReference w:type="default" r:id="rId6"/>
+      <w:headerReference w:type="default" r:id="rId7"/>
       <w:pgSz w:w="12240" w:h="15840"/>
       <w:pgMar w:top="1440" w:right="1080" w:bottom="1440" w:left="1080" w:header="708" w:footer="708" w:gutter="0"/>
       <w:cols w:space="708"/>
@@ -15396,6 +18978,1343 @@
     <w:proofErr w:type="spellEnd"/>
   </w:p>
 </w:hdr>
+</file>
+
+<file path=word/numbering.xml><?xml version="1.0" encoding="utf-8"?>
+<w:numbering xmlns:wpc="http://schemas.microsoft.com/office/word/2010/wordprocessingCanvas" xmlns:cx="http://schemas.microsoft.com/office/drawing/2014/chartex" xmlns:cx1="http://schemas.microsoft.com/office/drawing/2015/9/8/chartex" xmlns:cx2="http://schemas.microsoft.com/office/drawing/2015/10/21/chartex" xmlns:cx3="http://schemas.microsoft.com/office/drawing/2016/5/9/chartex" xmlns:cx4="http://schemas.microsoft.com/office/drawing/2016/5/10/chartex" xmlns:cx5="http://schemas.microsoft.com/office/drawing/2016/5/11/chartex" xmlns:cx6="http://schemas.microsoft.com/office/drawing/2016/5/12/chartex" xmlns:cx7="http://schemas.microsoft.com/office/drawing/2016/5/13/chartex" xmlns:cx8="http://schemas.microsoft.com/office/drawing/2016/5/14/chartex" xmlns:mc="http://schemas.openxmlformats.org/markup-compatibility/2006" xmlns:aink="http://schemas.microsoft.com/office/drawing/2016/ink" xmlns:am3d="http://schemas.microsoft.com/office/drawing/2017/model3d" xmlns:o="urn:schemas-microsoft-com:office:office" xmlns:r="http://schemas.openxmlformats.org/officeDocument/2006/relationships" xmlns:m="http://schemas.openxmlformats.org/officeDocument/2006/math" xmlns:v="urn:schemas-microsoft-com:vml" xmlns:wp14="http://schemas.microsoft.com/office/word/2010/wordprocessingDrawing" xmlns:wp="http://schemas.openxmlformats.org/drawingml/2006/wordprocessingDrawing" xmlns:w10="urn:schemas-microsoft-com:office:word" xmlns:w="http://schemas.openxmlformats.org/wordprocessingml/2006/main" xmlns:w14="http://schemas.microsoft.com/office/word/2010/wordml" xmlns:w15="http://schemas.microsoft.com/office/word/2012/wordml" xmlns:w16cex="http://schemas.microsoft.com/office/word/2018/wordml/cex" xmlns:w16cid="http://schemas.microsoft.com/office/word/2016/wordml/cid" xmlns:w16="http://schemas.microsoft.com/office/word/2018/wordml" xmlns:w16se="http://schemas.microsoft.com/office/word/2015/wordml/symex" xmlns:wpg="http://schemas.microsoft.com/office/word/2010/wordprocessingGroup" xmlns:wpi="http://schemas.microsoft.com/office/word/2010/wordprocessingInk" xmlns:wne="http://schemas.microsoft.com/office/word/2006/wordml" xmlns:wps="http://schemas.microsoft.com/office/word/2010/wordprocessingShape" mc:Ignorable="w14 w15 w16se w16cid w16 w16cex wp14">
+  <w:abstractNum w:abstractNumId="0" w15:restartNumberingAfterBreak="0">
+    <w:nsid w:val="0D407B5A"/>
+    <w:multiLevelType w:val="multilevel"/>
+    <w:tmpl w:val="0D6C4454"/>
+    <w:lvl w:ilvl="0">
+      <w:start w:val="1"/>
+      <w:numFmt w:val="bullet"/>
+      <w:lvlText w:val=""/>
+      <w:lvlJc w:val="left"/>
+      <w:pPr>
+        <w:tabs>
+          <w:tab w:val="num" w:pos="720"/>
+        </w:tabs>
+        <w:ind w:left="720" w:hanging="360"/>
+      </w:pPr>
+      <w:rPr>
+        <w:rFonts w:ascii="Symbol" w:hAnsi="Symbol" w:hint="default"/>
+        <w:sz w:val="20"/>
+      </w:rPr>
+    </w:lvl>
+    <w:lvl w:ilvl="1" w:tentative="1">
+      <w:start w:val="1"/>
+      <w:numFmt w:val="bullet"/>
+      <w:lvlText w:val=""/>
+      <w:lvlJc w:val="left"/>
+      <w:pPr>
+        <w:tabs>
+          <w:tab w:val="num" w:pos="1440"/>
+        </w:tabs>
+        <w:ind w:left="1440" w:hanging="360"/>
+      </w:pPr>
+      <w:rPr>
+        <w:rFonts w:ascii="Symbol" w:hAnsi="Symbol" w:hint="default"/>
+        <w:sz w:val="20"/>
+      </w:rPr>
+    </w:lvl>
+    <w:lvl w:ilvl="2" w:tentative="1">
+      <w:start w:val="1"/>
+      <w:numFmt w:val="bullet"/>
+      <w:lvlText w:val=""/>
+      <w:lvlJc w:val="left"/>
+      <w:pPr>
+        <w:tabs>
+          <w:tab w:val="num" w:pos="2160"/>
+        </w:tabs>
+        <w:ind w:left="2160" w:hanging="360"/>
+      </w:pPr>
+      <w:rPr>
+        <w:rFonts w:ascii="Symbol" w:hAnsi="Symbol" w:hint="default"/>
+        <w:sz w:val="20"/>
+      </w:rPr>
+    </w:lvl>
+    <w:lvl w:ilvl="3" w:tentative="1">
+      <w:start w:val="1"/>
+      <w:numFmt w:val="bullet"/>
+      <w:lvlText w:val=""/>
+      <w:lvlJc w:val="left"/>
+      <w:pPr>
+        <w:tabs>
+          <w:tab w:val="num" w:pos="2880"/>
+        </w:tabs>
+        <w:ind w:left="2880" w:hanging="360"/>
+      </w:pPr>
+      <w:rPr>
+        <w:rFonts w:ascii="Symbol" w:hAnsi="Symbol" w:hint="default"/>
+        <w:sz w:val="20"/>
+      </w:rPr>
+    </w:lvl>
+    <w:lvl w:ilvl="4" w:tentative="1">
+      <w:start w:val="1"/>
+      <w:numFmt w:val="bullet"/>
+      <w:lvlText w:val=""/>
+      <w:lvlJc w:val="left"/>
+      <w:pPr>
+        <w:tabs>
+          <w:tab w:val="num" w:pos="3600"/>
+        </w:tabs>
+        <w:ind w:left="3600" w:hanging="360"/>
+      </w:pPr>
+      <w:rPr>
+        <w:rFonts w:ascii="Symbol" w:hAnsi="Symbol" w:hint="default"/>
+        <w:sz w:val="20"/>
+      </w:rPr>
+    </w:lvl>
+    <w:lvl w:ilvl="5" w:tentative="1">
+      <w:start w:val="1"/>
+      <w:numFmt w:val="bullet"/>
+      <w:lvlText w:val=""/>
+      <w:lvlJc w:val="left"/>
+      <w:pPr>
+        <w:tabs>
+          <w:tab w:val="num" w:pos="4320"/>
+        </w:tabs>
+        <w:ind w:left="4320" w:hanging="360"/>
+      </w:pPr>
+      <w:rPr>
+        <w:rFonts w:ascii="Symbol" w:hAnsi="Symbol" w:hint="default"/>
+        <w:sz w:val="20"/>
+      </w:rPr>
+    </w:lvl>
+    <w:lvl w:ilvl="6" w:tentative="1">
+      <w:start w:val="1"/>
+      <w:numFmt w:val="bullet"/>
+      <w:lvlText w:val=""/>
+      <w:lvlJc w:val="left"/>
+      <w:pPr>
+        <w:tabs>
+          <w:tab w:val="num" w:pos="5040"/>
+        </w:tabs>
+        <w:ind w:left="5040" w:hanging="360"/>
+      </w:pPr>
+      <w:rPr>
+        <w:rFonts w:ascii="Symbol" w:hAnsi="Symbol" w:hint="default"/>
+        <w:sz w:val="20"/>
+      </w:rPr>
+    </w:lvl>
+    <w:lvl w:ilvl="7" w:tentative="1">
+      <w:start w:val="1"/>
+      <w:numFmt w:val="bullet"/>
+      <w:lvlText w:val=""/>
+      <w:lvlJc w:val="left"/>
+      <w:pPr>
+        <w:tabs>
+          <w:tab w:val="num" w:pos="5760"/>
+        </w:tabs>
+        <w:ind w:left="5760" w:hanging="360"/>
+      </w:pPr>
+      <w:rPr>
+        <w:rFonts w:ascii="Symbol" w:hAnsi="Symbol" w:hint="default"/>
+        <w:sz w:val="20"/>
+      </w:rPr>
+    </w:lvl>
+    <w:lvl w:ilvl="8" w:tentative="1">
+      <w:start w:val="1"/>
+      <w:numFmt w:val="bullet"/>
+      <w:lvlText w:val=""/>
+      <w:lvlJc w:val="left"/>
+      <w:pPr>
+        <w:tabs>
+          <w:tab w:val="num" w:pos="6480"/>
+        </w:tabs>
+        <w:ind w:left="6480" w:hanging="360"/>
+      </w:pPr>
+      <w:rPr>
+        <w:rFonts w:ascii="Symbol" w:hAnsi="Symbol" w:hint="default"/>
+        <w:sz w:val="20"/>
+      </w:rPr>
+    </w:lvl>
+  </w:abstractNum>
+  <w:abstractNum w:abstractNumId="1" w15:restartNumberingAfterBreak="0">
+    <w:nsid w:val="0E2F4B45"/>
+    <w:multiLevelType w:val="multilevel"/>
+    <w:tmpl w:val="B854FA52"/>
+    <w:lvl w:ilvl="0">
+      <w:start w:val="1"/>
+      <w:numFmt w:val="bullet"/>
+      <w:lvlText w:val=""/>
+      <w:lvlJc w:val="left"/>
+      <w:pPr>
+        <w:tabs>
+          <w:tab w:val="num" w:pos="720"/>
+        </w:tabs>
+        <w:ind w:left="720" w:hanging="360"/>
+      </w:pPr>
+      <w:rPr>
+        <w:rFonts w:ascii="Symbol" w:hAnsi="Symbol" w:hint="default"/>
+        <w:sz w:val="20"/>
+      </w:rPr>
+    </w:lvl>
+    <w:lvl w:ilvl="1" w:tentative="1">
+      <w:start w:val="1"/>
+      <w:numFmt w:val="bullet"/>
+      <w:lvlText w:val=""/>
+      <w:lvlJc w:val="left"/>
+      <w:pPr>
+        <w:tabs>
+          <w:tab w:val="num" w:pos="1440"/>
+        </w:tabs>
+        <w:ind w:left="1440" w:hanging="360"/>
+      </w:pPr>
+      <w:rPr>
+        <w:rFonts w:ascii="Symbol" w:hAnsi="Symbol" w:hint="default"/>
+        <w:sz w:val="20"/>
+      </w:rPr>
+    </w:lvl>
+    <w:lvl w:ilvl="2" w:tentative="1">
+      <w:start w:val="1"/>
+      <w:numFmt w:val="bullet"/>
+      <w:lvlText w:val=""/>
+      <w:lvlJc w:val="left"/>
+      <w:pPr>
+        <w:tabs>
+          <w:tab w:val="num" w:pos="2160"/>
+        </w:tabs>
+        <w:ind w:left="2160" w:hanging="360"/>
+      </w:pPr>
+      <w:rPr>
+        <w:rFonts w:ascii="Symbol" w:hAnsi="Symbol" w:hint="default"/>
+        <w:sz w:val="20"/>
+      </w:rPr>
+    </w:lvl>
+    <w:lvl w:ilvl="3" w:tentative="1">
+      <w:start w:val="1"/>
+      <w:numFmt w:val="bullet"/>
+      <w:lvlText w:val=""/>
+      <w:lvlJc w:val="left"/>
+      <w:pPr>
+        <w:tabs>
+          <w:tab w:val="num" w:pos="2880"/>
+        </w:tabs>
+        <w:ind w:left="2880" w:hanging="360"/>
+      </w:pPr>
+      <w:rPr>
+        <w:rFonts w:ascii="Symbol" w:hAnsi="Symbol" w:hint="default"/>
+        <w:sz w:val="20"/>
+      </w:rPr>
+    </w:lvl>
+    <w:lvl w:ilvl="4" w:tentative="1">
+      <w:start w:val="1"/>
+      <w:numFmt w:val="bullet"/>
+      <w:lvlText w:val=""/>
+      <w:lvlJc w:val="left"/>
+      <w:pPr>
+        <w:tabs>
+          <w:tab w:val="num" w:pos="3600"/>
+        </w:tabs>
+        <w:ind w:left="3600" w:hanging="360"/>
+      </w:pPr>
+      <w:rPr>
+        <w:rFonts w:ascii="Symbol" w:hAnsi="Symbol" w:hint="default"/>
+        <w:sz w:val="20"/>
+      </w:rPr>
+    </w:lvl>
+    <w:lvl w:ilvl="5" w:tentative="1">
+      <w:start w:val="1"/>
+      <w:numFmt w:val="bullet"/>
+      <w:lvlText w:val=""/>
+      <w:lvlJc w:val="left"/>
+      <w:pPr>
+        <w:tabs>
+          <w:tab w:val="num" w:pos="4320"/>
+        </w:tabs>
+        <w:ind w:left="4320" w:hanging="360"/>
+      </w:pPr>
+      <w:rPr>
+        <w:rFonts w:ascii="Symbol" w:hAnsi="Symbol" w:hint="default"/>
+        <w:sz w:val="20"/>
+      </w:rPr>
+    </w:lvl>
+    <w:lvl w:ilvl="6" w:tentative="1">
+      <w:start w:val="1"/>
+      <w:numFmt w:val="bullet"/>
+      <w:lvlText w:val=""/>
+      <w:lvlJc w:val="left"/>
+      <w:pPr>
+        <w:tabs>
+          <w:tab w:val="num" w:pos="5040"/>
+        </w:tabs>
+        <w:ind w:left="5040" w:hanging="360"/>
+      </w:pPr>
+      <w:rPr>
+        <w:rFonts w:ascii="Symbol" w:hAnsi="Symbol" w:hint="default"/>
+        <w:sz w:val="20"/>
+      </w:rPr>
+    </w:lvl>
+    <w:lvl w:ilvl="7" w:tentative="1">
+      <w:start w:val="1"/>
+      <w:numFmt w:val="bullet"/>
+      <w:lvlText w:val=""/>
+      <w:lvlJc w:val="left"/>
+      <w:pPr>
+        <w:tabs>
+          <w:tab w:val="num" w:pos="5760"/>
+        </w:tabs>
+        <w:ind w:left="5760" w:hanging="360"/>
+      </w:pPr>
+      <w:rPr>
+        <w:rFonts w:ascii="Symbol" w:hAnsi="Symbol" w:hint="default"/>
+        <w:sz w:val="20"/>
+      </w:rPr>
+    </w:lvl>
+    <w:lvl w:ilvl="8" w:tentative="1">
+      <w:start w:val="1"/>
+      <w:numFmt w:val="bullet"/>
+      <w:lvlText w:val=""/>
+      <w:lvlJc w:val="left"/>
+      <w:pPr>
+        <w:tabs>
+          <w:tab w:val="num" w:pos="6480"/>
+        </w:tabs>
+        <w:ind w:left="6480" w:hanging="360"/>
+      </w:pPr>
+      <w:rPr>
+        <w:rFonts w:ascii="Symbol" w:hAnsi="Symbol" w:hint="default"/>
+        <w:sz w:val="20"/>
+      </w:rPr>
+    </w:lvl>
+  </w:abstractNum>
+  <w:abstractNum w:abstractNumId="2" w15:restartNumberingAfterBreak="0">
+    <w:nsid w:val="116172A6"/>
+    <w:multiLevelType w:val="multilevel"/>
+    <w:tmpl w:val="3246F340"/>
+    <w:lvl w:ilvl="0">
+      <w:start w:val="1"/>
+      <w:numFmt w:val="bullet"/>
+      <w:lvlText w:val=""/>
+      <w:lvlJc w:val="left"/>
+      <w:pPr>
+        <w:tabs>
+          <w:tab w:val="num" w:pos="720"/>
+        </w:tabs>
+        <w:ind w:left="720" w:hanging="360"/>
+      </w:pPr>
+      <w:rPr>
+        <w:rFonts w:ascii="Symbol" w:hAnsi="Symbol" w:hint="default"/>
+        <w:sz w:val="20"/>
+      </w:rPr>
+    </w:lvl>
+    <w:lvl w:ilvl="1" w:tentative="1">
+      <w:start w:val="1"/>
+      <w:numFmt w:val="bullet"/>
+      <w:lvlText w:val=""/>
+      <w:lvlJc w:val="left"/>
+      <w:pPr>
+        <w:tabs>
+          <w:tab w:val="num" w:pos="1440"/>
+        </w:tabs>
+        <w:ind w:left="1440" w:hanging="360"/>
+      </w:pPr>
+      <w:rPr>
+        <w:rFonts w:ascii="Symbol" w:hAnsi="Symbol" w:hint="default"/>
+        <w:sz w:val="20"/>
+      </w:rPr>
+    </w:lvl>
+    <w:lvl w:ilvl="2" w:tentative="1">
+      <w:start w:val="1"/>
+      <w:numFmt w:val="bullet"/>
+      <w:lvlText w:val=""/>
+      <w:lvlJc w:val="left"/>
+      <w:pPr>
+        <w:tabs>
+          <w:tab w:val="num" w:pos="2160"/>
+        </w:tabs>
+        <w:ind w:left="2160" w:hanging="360"/>
+      </w:pPr>
+      <w:rPr>
+        <w:rFonts w:ascii="Symbol" w:hAnsi="Symbol" w:hint="default"/>
+        <w:sz w:val="20"/>
+      </w:rPr>
+    </w:lvl>
+    <w:lvl w:ilvl="3" w:tentative="1">
+      <w:start w:val="1"/>
+      <w:numFmt w:val="bullet"/>
+      <w:lvlText w:val=""/>
+      <w:lvlJc w:val="left"/>
+      <w:pPr>
+        <w:tabs>
+          <w:tab w:val="num" w:pos="2880"/>
+        </w:tabs>
+        <w:ind w:left="2880" w:hanging="360"/>
+      </w:pPr>
+      <w:rPr>
+        <w:rFonts w:ascii="Symbol" w:hAnsi="Symbol" w:hint="default"/>
+        <w:sz w:val="20"/>
+      </w:rPr>
+    </w:lvl>
+    <w:lvl w:ilvl="4" w:tentative="1">
+      <w:start w:val="1"/>
+      <w:numFmt w:val="bullet"/>
+      <w:lvlText w:val=""/>
+      <w:lvlJc w:val="left"/>
+      <w:pPr>
+        <w:tabs>
+          <w:tab w:val="num" w:pos="3600"/>
+        </w:tabs>
+        <w:ind w:left="3600" w:hanging="360"/>
+      </w:pPr>
+      <w:rPr>
+        <w:rFonts w:ascii="Symbol" w:hAnsi="Symbol" w:hint="default"/>
+        <w:sz w:val="20"/>
+      </w:rPr>
+    </w:lvl>
+    <w:lvl w:ilvl="5" w:tentative="1">
+      <w:start w:val="1"/>
+      <w:numFmt w:val="bullet"/>
+      <w:lvlText w:val=""/>
+      <w:lvlJc w:val="left"/>
+      <w:pPr>
+        <w:tabs>
+          <w:tab w:val="num" w:pos="4320"/>
+        </w:tabs>
+        <w:ind w:left="4320" w:hanging="360"/>
+      </w:pPr>
+      <w:rPr>
+        <w:rFonts w:ascii="Symbol" w:hAnsi="Symbol" w:hint="default"/>
+        <w:sz w:val="20"/>
+      </w:rPr>
+    </w:lvl>
+    <w:lvl w:ilvl="6" w:tentative="1">
+      <w:start w:val="1"/>
+      <w:numFmt w:val="bullet"/>
+      <w:lvlText w:val=""/>
+      <w:lvlJc w:val="left"/>
+      <w:pPr>
+        <w:tabs>
+          <w:tab w:val="num" w:pos="5040"/>
+        </w:tabs>
+        <w:ind w:left="5040" w:hanging="360"/>
+      </w:pPr>
+      <w:rPr>
+        <w:rFonts w:ascii="Symbol" w:hAnsi="Symbol" w:hint="default"/>
+        <w:sz w:val="20"/>
+      </w:rPr>
+    </w:lvl>
+    <w:lvl w:ilvl="7" w:tentative="1">
+      <w:start w:val="1"/>
+      <w:numFmt w:val="bullet"/>
+      <w:lvlText w:val=""/>
+      <w:lvlJc w:val="left"/>
+      <w:pPr>
+        <w:tabs>
+          <w:tab w:val="num" w:pos="5760"/>
+        </w:tabs>
+        <w:ind w:left="5760" w:hanging="360"/>
+      </w:pPr>
+      <w:rPr>
+        <w:rFonts w:ascii="Symbol" w:hAnsi="Symbol" w:hint="default"/>
+        <w:sz w:val="20"/>
+      </w:rPr>
+    </w:lvl>
+    <w:lvl w:ilvl="8" w:tentative="1">
+      <w:start w:val="1"/>
+      <w:numFmt w:val="bullet"/>
+      <w:lvlText w:val=""/>
+      <w:lvlJc w:val="left"/>
+      <w:pPr>
+        <w:tabs>
+          <w:tab w:val="num" w:pos="6480"/>
+        </w:tabs>
+        <w:ind w:left="6480" w:hanging="360"/>
+      </w:pPr>
+      <w:rPr>
+        <w:rFonts w:ascii="Symbol" w:hAnsi="Symbol" w:hint="default"/>
+        <w:sz w:val="20"/>
+      </w:rPr>
+    </w:lvl>
+  </w:abstractNum>
+  <w:abstractNum w:abstractNumId="3" w15:restartNumberingAfterBreak="0">
+    <w:nsid w:val="136D6D2F"/>
+    <w:multiLevelType w:val="multilevel"/>
+    <w:tmpl w:val="DEB6A13C"/>
+    <w:lvl w:ilvl="0">
+      <w:start w:val="1"/>
+      <w:numFmt w:val="bullet"/>
+      <w:lvlText w:val=""/>
+      <w:lvlJc w:val="left"/>
+      <w:pPr>
+        <w:tabs>
+          <w:tab w:val="num" w:pos="720"/>
+        </w:tabs>
+        <w:ind w:left="720" w:hanging="360"/>
+      </w:pPr>
+      <w:rPr>
+        <w:rFonts w:ascii="Symbol" w:hAnsi="Symbol" w:hint="default"/>
+        <w:sz w:val="20"/>
+      </w:rPr>
+    </w:lvl>
+    <w:lvl w:ilvl="1" w:tentative="1">
+      <w:start w:val="1"/>
+      <w:numFmt w:val="bullet"/>
+      <w:lvlText w:val="o"/>
+      <w:lvlJc w:val="left"/>
+      <w:pPr>
+        <w:tabs>
+          <w:tab w:val="num" w:pos="1440"/>
+        </w:tabs>
+        <w:ind w:left="1440" w:hanging="360"/>
+      </w:pPr>
+      <w:rPr>
+        <w:rFonts w:ascii="Courier New" w:hAnsi="Courier New" w:hint="default"/>
+        <w:sz w:val="20"/>
+      </w:rPr>
+    </w:lvl>
+    <w:lvl w:ilvl="2" w:tentative="1">
+      <w:start w:val="1"/>
+      <w:numFmt w:val="bullet"/>
+      <w:lvlText w:val=""/>
+      <w:lvlJc w:val="left"/>
+      <w:pPr>
+        <w:tabs>
+          <w:tab w:val="num" w:pos="2160"/>
+        </w:tabs>
+        <w:ind w:left="2160" w:hanging="360"/>
+      </w:pPr>
+      <w:rPr>
+        <w:rFonts w:ascii="Wingdings" w:hAnsi="Wingdings" w:hint="default"/>
+        <w:sz w:val="20"/>
+      </w:rPr>
+    </w:lvl>
+    <w:lvl w:ilvl="3" w:tentative="1">
+      <w:start w:val="1"/>
+      <w:numFmt w:val="bullet"/>
+      <w:lvlText w:val=""/>
+      <w:lvlJc w:val="left"/>
+      <w:pPr>
+        <w:tabs>
+          <w:tab w:val="num" w:pos="2880"/>
+        </w:tabs>
+        <w:ind w:left="2880" w:hanging="360"/>
+      </w:pPr>
+      <w:rPr>
+        <w:rFonts w:ascii="Wingdings" w:hAnsi="Wingdings" w:hint="default"/>
+        <w:sz w:val="20"/>
+      </w:rPr>
+    </w:lvl>
+    <w:lvl w:ilvl="4" w:tentative="1">
+      <w:start w:val="1"/>
+      <w:numFmt w:val="bullet"/>
+      <w:lvlText w:val=""/>
+      <w:lvlJc w:val="left"/>
+      <w:pPr>
+        <w:tabs>
+          <w:tab w:val="num" w:pos="3600"/>
+        </w:tabs>
+        <w:ind w:left="3600" w:hanging="360"/>
+      </w:pPr>
+      <w:rPr>
+        <w:rFonts w:ascii="Wingdings" w:hAnsi="Wingdings" w:hint="default"/>
+        <w:sz w:val="20"/>
+      </w:rPr>
+    </w:lvl>
+    <w:lvl w:ilvl="5" w:tentative="1">
+      <w:start w:val="1"/>
+      <w:numFmt w:val="bullet"/>
+      <w:lvlText w:val=""/>
+      <w:lvlJc w:val="left"/>
+      <w:pPr>
+        <w:tabs>
+          <w:tab w:val="num" w:pos="4320"/>
+        </w:tabs>
+        <w:ind w:left="4320" w:hanging="360"/>
+      </w:pPr>
+      <w:rPr>
+        <w:rFonts w:ascii="Wingdings" w:hAnsi="Wingdings" w:hint="default"/>
+        <w:sz w:val="20"/>
+      </w:rPr>
+    </w:lvl>
+    <w:lvl w:ilvl="6" w:tentative="1">
+      <w:start w:val="1"/>
+      <w:numFmt w:val="bullet"/>
+      <w:lvlText w:val=""/>
+      <w:lvlJc w:val="left"/>
+      <w:pPr>
+        <w:tabs>
+          <w:tab w:val="num" w:pos="5040"/>
+        </w:tabs>
+        <w:ind w:left="5040" w:hanging="360"/>
+      </w:pPr>
+      <w:rPr>
+        <w:rFonts w:ascii="Wingdings" w:hAnsi="Wingdings" w:hint="default"/>
+        <w:sz w:val="20"/>
+      </w:rPr>
+    </w:lvl>
+    <w:lvl w:ilvl="7" w:tentative="1">
+      <w:start w:val="1"/>
+      <w:numFmt w:val="bullet"/>
+      <w:lvlText w:val=""/>
+      <w:lvlJc w:val="left"/>
+      <w:pPr>
+        <w:tabs>
+          <w:tab w:val="num" w:pos="5760"/>
+        </w:tabs>
+        <w:ind w:left="5760" w:hanging="360"/>
+      </w:pPr>
+      <w:rPr>
+        <w:rFonts w:ascii="Wingdings" w:hAnsi="Wingdings" w:hint="default"/>
+        <w:sz w:val="20"/>
+      </w:rPr>
+    </w:lvl>
+    <w:lvl w:ilvl="8" w:tentative="1">
+      <w:start w:val="1"/>
+      <w:numFmt w:val="bullet"/>
+      <w:lvlText w:val=""/>
+      <w:lvlJc w:val="left"/>
+      <w:pPr>
+        <w:tabs>
+          <w:tab w:val="num" w:pos="6480"/>
+        </w:tabs>
+        <w:ind w:left="6480" w:hanging="360"/>
+      </w:pPr>
+      <w:rPr>
+        <w:rFonts w:ascii="Wingdings" w:hAnsi="Wingdings" w:hint="default"/>
+        <w:sz w:val="20"/>
+      </w:rPr>
+    </w:lvl>
+  </w:abstractNum>
+  <w:abstractNum w:abstractNumId="4" w15:restartNumberingAfterBreak="0">
+    <w:nsid w:val="3DAE75D8"/>
+    <w:multiLevelType w:val="multilevel"/>
+    <w:tmpl w:val="84F2D260"/>
+    <w:lvl w:ilvl="0">
+      <w:start w:val="1"/>
+      <w:numFmt w:val="bullet"/>
+      <w:lvlText w:val=""/>
+      <w:lvlJc w:val="left"/>
+      <w:pPr>
+        <w:tabs>
+          <w:tab w:val="num" w:pos="720"/>
+        </w:tabs>
+        <w:ind w:left="720" w:hanging="360"/>
+      </w:pPr>
+      <w:rPr>
+        <w:rFonts w:ascii="Symbol" w:hAnsi="Symbol" w:hint="default"/>
+        <w:sz w:val="20"/>
+      </w:rPr>
+    </w:lvl>
+    <w:lvl w:ilvl="1" w:tentative="1">
+      <w:start w:val="1"/>
+      <w:numFmt w:val="bullet"/>
+      <w:lvlText w:val=""/>
+      <w:lvlJc w:val="left"/>
+      <w:pPr>
+        <w:tabs>
+          <w:tab w:val="num" w:pos="1440"/>
+        </w:tabs>
+        <w:ind w:left="1440" w:hanging="360"/>
+      </w:pPr>
+      <w:rPr>
+        <w:rFonts w:ascii="Symbol" w:hAnsi="Symbol" w:hint="default"/>
+        <w:sz w:val="20"/>
+      </w:rPr>
+    </w:lvl>
+    <w:lvl w:ilvl="2" w:tentative="1">
+      <w:start w:val="1"/>
+      <w:numFmt w:val="bullet"/>
+      <w:lvlText w:val=""/>
+      <w:lvlJc w:val="left"/>
+      <w:pPr>
+        <w:tabs>
+          <w:tab w:val="num" w:pos="2160"/>
+        </w:tabs>
+        <w:ind w:left="2160" w:hanging="360"/>
+      </w:pPr>
+      <w:rPr>
+        <w:rFonts w:ascii="Symbol" w:hAnsi="Symbol" w:hint="default"/>
+        <w:sz w:val="20"/>
+      </w:rPr>
+    </w:lvl>
+    <w:lvl w:ilvl="3" w:tentative="1">
+      <w:start w:val="1"/>
+      <w:numFmt w:val="bullet"/>
+      <w:lvlText w:val=""/>
+      <w:lvlJc w:val="left"/>
+      <w:pPr>
+        <w:tabs>
+          <w:tab w:val="num" w:pos="2880"/>
+        </w:tabs>
+        <w:ind w:left="2880" w:hanging="360"/>
+      </w:pPr>
+      <w:rPr>
+        <w:rFonts w:ascii="Symbol" w:hAnsi="Symbol" w:hint="default"/>
+        <w:sz w:val="20"/>
+      </w:rPr>
+    </w:lvl>
+    <w:lvl w:ilvl="4" w:tentative="1">
+      <w:start w:val="1"/>
+      <w:numFmt w:val="bullet"/>
+      <w:lvlText w:val=""/>
+      <w:lvlJc w:val="left"/>
+      <w:pPr>
+        <w:tabs>
+          <w:tab w:val="num" w:pos="3600"/>
+        </w:tabs>
+        <w:ind w:left="3600" w:hanging="360"/>
+      </w:pPr>
+      <w:rPr>
+        <w:rFonts w:ascii="Symbol" w:hAnsi="Symbol" w:hint="default"/>
+        <w:sz w:val="20"/>
+      </w:rPr>
+    </w:lvl>
+    <w:lvl w:ilvl="5" w:tentative="1">
+      <w:start w:val="1"/>
+      <w:numFmt w:val="bullet"/>
+      <w:lvlText w:val=""/>
+      <w:lvlJc w:val="left"/>
+      <w:pPr>
+        <w:tabs>
+          <w:tab w:val="num" w:pos="4320"/>
+        </w:tabs>
+        <w:ind w:left="4320" w:hanging="360"/>
+      </w:pPr>
+      <w:rPr>
+        <w:rFonts w:ascii="Symbol" w:hAnsi="Symbol" w:hint="default"/>
+        <w:sz w:val="20"/>
+      </w:rPr>
+    </w:lvl>
+    <w:lvl w:ilvl="6" w:tentative="1">
+      <w:start w:val="1"/>
+      <w:numFmt w:val="bullet"/>
+      <w:lvlText w:val=""/>
+      <w:lvlJc w:val="left"/>
+      <w:pPr>
+        <w:tabs>
+          <w:tab w:val="num" w:pos="5040"/>
+        </w:tabs>
+        <w:ind w:left="5040" w:hanging="360"/>
+      </w:pPr>
+      <w:rPr>
+        <w:rFonts w:ascii="Symbol" w:hAnsi="Symbol" w:hint="default"/>
+        <w:sz w:val="20"/>
+      </w:rPr>
+    </w:lvl>
+    <w:lvl w:ilvl="7" w:tentative="1">
+      <w:start w:val="1"/>
+      <w:numFmt w:val="bullet"/>
+      <w:lvlText w:val=""/>
+      <w:lvlJc w:val="left"/>
+      <w:pPr>
+        <w:tabs>
+          <w:tab w:val="num" w:pos="5760"/>
+        </w:tabs>
+        <w:ind w:left="5760" w:hanging="360"/>
+      </w:pPr>
+      <w:rPr>
+        <w:rFonts w:ascii="Symbol" w:hAnsi="Symbol" w:hint="default"/>
+        <w:sz w:val="20"/>
+      </w:rPr>
+    </w:lvl>
+    <w:lvl w:ilvl="8" w:tentative="1">
+      <w:start w:val="1"/>
+      <w:numFmt w:val="bullet"/>
+      <w:lvlText w:val=""/>
+      <w:lvlJc w:val="left"/>
+      <w:pPr>
+        <w:tabs>
+          <w:tab w:val="num" w:pos="6480"/>
+        </w:tabs>
+        <w:ind w:left="6480" w:hanging="360"/>
+      </w:pPr>
+      <w:rPr>
+        <w:rFonts w:ascii="Symbol" w:hAnsi="Symbol" w:hint="default"/>
+        <w:sz w:val="20"/>
+      </w:rPr>
+    </w:lvl>
+  </w:abstractNum>
+  <w:abstractNum w:abstractNumId="5" w15:restartNumberingAfterBreak="0">
+    <w:nsid w:val="4DA16E20"/>
+    <w:multiLevelType w:val="multilevel"/>
+    <w:tmpl w:val="034856AE"/>
+    <w:lvl w:ilvl="0">
+      <w:start w:val="1"/>
+      <w:numFmt w:val="bullet"/>
+      <w:lvlText w:val=""/>
+      <w:lvlJc w:val="left"/>
+      <w:pPr>
+        <w:tabs>
+          <w:tab w:val="num" w:pos="720"/>
+        </w:tabs>
+        <w:ind w:left="720" w:hanging="360"/>
+      </w:pPr>
+      <w:rPr>
+        <w:rFonts w:ascii="Symbol" w:hAnsi="Symbol" w:hint="default"/>
+        <w:sz w:val="20"/>
+      </w:rPr>
+    </w:lvl>
+    <w:lvl w:ilvl="1" w:tentative="1">
+      <w:start w:val="1"/>
+      <w:numFmt w:val="bullet"/>
+      <w:lvlText w:val=""/>
+      <w:lvlJc w:val="left"/>
+      <w:pPr>
+        <w:tabs>
+          <w:tab w:val="num" w:pos="1440"/>
+        </w:tabs>
+        <w:ind w:left="1440" w:hanging="360"/>
+      </w:pPr>
+      <w:rPr>
+        <w:rFonts w:ascii="Symbol" w:hAnsi="Symbol" w:hint="default"/>
+        <w:sz w:val="20"/>
+      </w:rPr>
+    </w:lvl>
+    <w:lvl w:ilvl="2" w:tentative="1">
+      <w:start w:val="1"/>
+      <w:numFmt w:val="bullet"/>
+      <w:lvlText w:val=""/>
+      <w:lvlJc w:val="left"/>
+      <w:pPr>
+        <w:tabs>
+          <w:tab w:val="num" w:pos="2160"/>
+        </w:tabs>
+        <w:ind w:left="2160" w:hanging="360"/>
+      </w:pPr>
+      <w:rPr>
+        <w:rFonts w:ascii="Symbol" w:hAnsi="Symbol" w:hint="default"/>
+        <w:sz w:val="20"/>
+      </w:rPr>
+    </w:lvl>
+    <w:lvl w:ilvl="3" w:tentative="1">
+      <w:start w:val="1"/>
+      <w:numFmt w:val="bullet"/>
+      <w:lvlText w:val=""/>
+      <w:lvlJc w:val="left"/>
+      <w:pPr>
+        <w:tabs>
+          <w:tab w:val="num" w:pos="2880"/>
+        </w:tabs>
+        <w:ind w:left="2880" w:hanging="360"/>
+      </w:pPr>
+      <w:rPr>
+        <w:rFonts w:ascii="Symbol" w:hAnsi="Symbol" w:hint="default"/>
+        <w:sz w:val="20"/>
+      </w:rPr>
+    </w:lvl>
+    <w:lvl w:ilvl="4" w:tentative="1">
+      <w:start w:val="1"/>
+      <w:numFmt w:val="bullet"/>
+      <w:lvlText w:val=""/>
+      <w:lvlJc w:val="left"/>
+      <w:pPr>
+        <w:tabs>
+          <w:tab w:val="num" w:pos="3600"/>
+        </w:tabs>
+        <w:ind w:left="3600" w:hanging="360"/>
+      </w:pPr>
+      <w:rPr>
+        <w:rFonts w:ascii="Symbol" w:hAnsi="Symbol" w:hint="default"/>
+        <w:sz w:val="20"/>
+      </w:rPr>
+    </w:lvl>
+    <w:lvl w:ilvl="5" w:tentative="1">
+      <w:start w:val="1"/>
+      <w:numFmt w:val="bullet"/>
+      <w:lvlText w:val=""/>
+      <w:lvlJc w:val="left"/>
+      <w:pPr>
+        <w:tabs>
+          <w:tab w:val="num" w:pos="4320"/>
+        </w:tabs>
+        <w:ind w:left="4320" w:hanging="360"/>
+      </w:pPr>
+      <w:rPr>
+        <w:rFonts w:ascii="Symbol" w:hAnsi="Symbol" w:hint="default"/>
+        <w:sz w:val="20"/>
+      </w:rPr>
+    </w:lvl>
+    <w:lvl w:ilvl="6" w:tentative="1">
+      <w:start w:val="1"/>
+      <w:numFmt w:val="bullet"/>
+      <w:lvlText w:val=""/>
+      <w:lvlJc w:val="left"/>
+      <w:pPr>
+        <w:tabs>
+          <w:tab w:val="num" w:pos="5040"/>
+        </w:tabs>
+        <w:ind w:left="5040" w:hanging="360"/>
+      </w:pPr>
+      <w:rPr>
+        <w:rFonts w:ascii="Symbol" w:hAnsi="Symbol" w:hint="default"/>
+        <w:sz w:val="20"/>
+      </w:rPr>
+    </w:lvl>
+    <w:lvl w:ilvl="7" w:tentative="1">
+      <w:start w:val="1"/>
+      <w:numFmt w:val="bullet"/>
+      <w:lvlText w:val=""/>
+      <w:lvlJc w:val="left"/>
+      <w:pPr>
+        <w:tabs>
+          <w:tab w:val="num" w:pos="5760"/>
+        </w:tabs>
+        <w:ind w:left="5760" w:hanging="360"/>
+      </w:pPr>
+      <w:rPr>
+        <w:rFonts w:ascii="Symbol" w:hAnsi="Symbol" w:hint="default"/>
+        <w:sz w:val="20"/>
+      </w:rPr>
+    </w:lvl>
+    <w:lvl w:ilvl="8" w:tentative="1">
+      <w:start w:val="1"/>
+      <w:numFmt w:val="bullet"/>
+      <w:lvlText w:val=""/>
+      <w:lvlJc w:val="left"/>
+      <w:pPr>
+        <w:tabs>
+          <w:tab w:val="num" w:pos="6480"/>
+        </w:tabs>
+        <w:ind w:left="6480" w:hanging="360"/>
+      </w:pPr>
+      <w:rPr>
+        <w:rFonts w:ascii="Symbol" w:hAnsi="Symbol" w:hint="default"/>
+        <w:sz w:val="20"/>
+      </w:rPr>
+    </w:lvl>
+  </w:abstractNum>
+  <w:abstractNum w:abstractNumId="6" w15:restartNumberingAfterBreak="0">
+    <w:nsid w:val="54DB1C32"/>
+    <w:multiLevelType w:val="multilevel"/>
+    <w:tmpl w:val="DF8EDA38"/>
+    <w:lvl w:ilvl="0">
+      <w:start w:val="1"/>
+      <w:numFmt w:val="bullet"/>
+      <w:lvlText w:val=""/>
+      <w:lvlJc w:val="left"/>
+      <w:pPr>
+        <w:tabs>
+          <w:tab w:val="num" w:pos="720"/>
+        </w:tabs>
+        <w:ind w:left="720" w:hanging="360"/>
+      </w:pPr>
+      <w:rPr>
+        <w:rFonts w:ascii="Symbol" w:hAnsi="Symbol" w:hint="default"/>
+        <w:sz w:val="20"/>
+      </w:rPr>
+    </w:lvl>
+    <w:lvl w:ilvl="1" w:tentative="1">
+      <w:start w:val="1"/>
+      <w:numFmt w:val="bullet"/>
+      <w:lvlText w:val=""/>
+      <w:lvlJc w:val="left"/>
+      <w:pPr>
+        <w:tabs>
+          <w:tab w:val="num" w:pos="1440"/>
+        </w:tabs>
+        <w:ind w:left="1440" w:hanging="360"/>
+      </w:pPr>
+      <w:rPr>
+        <w:rFonts w:ascii="Symbol" w:hAnsi="Symbol" w:hint="default"/>
+        <w:sz w:val="20"/>
+      </w:rPr>
+    </w:lvl>
+    <w:lvl w:ilvl="2" w:tentative="1">
+      <w:start w:val="1"/>
+      <w:numFmt w:val="bullet"/>
+      <w:lvlText w:val=""/>
+      <w:lvlJc w:val="left"/>
+      <w:pPr>
+        <w:tabs>
+          <w:tab w:val="num" w:pos="2160"/>
+        </w:tabs>
+        <w:ind w:left="2160" w:hanging="360"/>
+      </w:pPr>
+      <w:rPr>
+        <w:rFonts w:ascii="Symbol" w:hAnsi="Symbol" w:hint="default"/>
+        <w:sz w:val="20"/>
+      </w:rPr>
+    </w:lvl>
+    <w:lvl w:ilvl="3" w:tentative="1">
+      <w:start w:val="1"/>
+      <w:numFmt w:val="bullet"/>
+      <w:lvlText w:val=""/>
+      <w:lvlJc w:val="left"/>
+      <w:pPr>
+        <w:tabs>
+          <w:tab w:val="num" w:pos="2880"/>
+        </w:tabs>
+        <w:ind w:left="2880" w:hanging="360"/>
+      </w:pPr>
+      <w:rPr>
+        <w:rFonts w:ascii="Symbol" w:hAnsi="Symbol" w:hint="default"/>
+        <w:sz w:val="20"/>
+      </w:rPr>
+    </w:lvl>
+    <w:lvl w:ilvl="4" w:tentative="1">
+      <w:start w:val="1"/>
+      <w:numFmt w:val="bullet"/>
+      <w:lvlText w:val=""/>
+      <w:lvlJc w:val="left"/>
+      <w:pPr>
+        <w:tabs>
+          <w:tab w:val="num" w:pos="3600"/>
+        </w:tabs>
+        <w:ind w:left="3600" w:hanging="360"/>
+      </w:pPr>
+      <w:rPr>
+        <w:rFonts w:ascii="Symbol" w:hAnsi="Symbol" w:hint="default"/>
+        <w:sz w:val="20"/>
+      </w:rPr>
+    </w:lvl>
+    <w:lvl w:ilvl="5" w:tentative="1">
+      <w:start w:val="1"/>
+      <w:numFmt w:val="bullet"/>
+      <w:lvlText w:val=""/>
+      <w:lvlJc w:val="left"/>
+      <w:pPr>
+        <w:tabs>
+          <w:tab w:val="num" w:pos="4320"/>
+        </w:tabs>
+        <w:ind w:left="4320" w:hanging="360"/>
+      </w:pPr>
+      <w:rPr>
+        <w:rFonts w:ascii="Symbol" w:hAnsi="Symbol" w:hint="default"/>
+        <w:sz w:val="20"/>
+      </w:rPr>
+    </w:lvl>
+    <w:lvl w:ilvl="6" w:tentative="1">
+      <w:start w:val="1"/>
+      <w:numFmt w:val="bullet"/>
+      <w:lvlText w:val=""/>
+      <w:lvlJc w:val="left"/>
+      <w:pPr>
+        <w:tabs>
+          <w:tab w:val="num" w:pos="5040"/>
+        </w:tabs>
+        <w:ind w:left="5040" w:hanging="360"/>
+      </w:pPr>
+      <w:rPr>
+        <w:rFonts w:ascii="Symbol" w:hAnsi="Symbol" w:hint="default"/>
+        <w:sz w:val="20"/>
+      </w:rPr>
+    </w:lvl>
+    <w:lvl w:ilvl="7" w:tentative="1">
+      <w:start w:val="1"/>
+      <w:numFmt w:val="bullet"/>
+      <w:lvlText w:val=""/>
+      <w:lvlJc w:val="left"/>
+      <w:pPr>
+        <w:tabs>
+          <w:tab w:val="num" w:pos="5760"/>
+        </w:tabs>
+        <w:ind w:left="5760" w:hanging="360"/>
+      </w:pPr>
+      <w:rPr>
+        <w:rFonts w:ascii="Symbol" w:hAnsi="Symbol" w:hint="default"/>
+        <w:sz w:val="20"/>
+      </w:rPr>
+    </w:lvl>
+    <w:lvl w:ilvl="8" w:tentative="1">
+      <w:start w:val="1"/>
+      <w:numFmt w:val="bullet"/>
+      <w:lvlText w:val=""/>
+      <w:lvlJc w:val="left"/>
+      <w:pPr>
+        <w:tabs>
+          <w:tab w:val="num" w:pos="6480"/>
+        </w:tabs>
+        <w:ind w:left="6480" w:hanging="360"/>
+      </w:pPr>
+      <w:rPr>
+        <w:rFonts w:ascii="Symbol" w:hAnsi="Symbol" w:hint="default"/>
+        <w:sz w:val="20"/>
+      </w:rPr>
+    </w:lvl>
+  </w:abstractNum>
+  <w:abstractNum w:abstractNumId="7" w15:restartNumberingAfterBreak="0">
+    <w:nsid w:val="5FE1144C"/>
+    <w:multiLevelType w:val="multilevel"/>
+    <w:tmpl w:val="9EF498D6"/>
+    <w:lvl w:ilvl="0">
+      <w:start w:val="1"/>
+      <w:numFmt w:val="bullet"/>
+      <w:lvlText w:val=""/>
+      <w:lvlJc w:val="left"/>
+      <w:pPr>
+        <w:tabs>
+          <w:tab w:val="num" w:pos="720"/>
+        </w:tabs>
+        <w:ind w:left="720" w:hanging="360"/>
+      </w:pPr>
+      <w:rPr>
+        <w:rFonts w:ascii="Symbol" w:hAnsi="Symbol" w:hint="default"/>
+        <w:sz w:val="20"/>
+      </w:rPr>
+    </w:lvl>
+    <w:lvl w:ilvl="1" w:tentative="1">
+      <w:start w:val="1"/>
+      <w:numFmt w:val="bullet"/>
+      <w:lvlText w:val=""/>
+      <w:lvlJc w:val="left"/>
+      <w:pPr>
+        <w:tabs>
+          <w:tab w:val="num" w:pos="1440"/>
+        </w:tabs>
+        <w:ind w:left="1440" w:hanging="360"/>
+      </w:pPr>
+      <w:rPr>
+        <w:rFonts w:ascii="Symbol" w:hAnsi="Symbol" w:hint="default"/>
+        <w:sz w:val="20"/>
+      </w:rPr>
+    </w:lvl>
+    <w:lvl w:ilvl="2" w:tentative="1">
+      <w:start w:val="1"/>
+      <w:numFmt w:val="bullet"/>
+      <w:lvlText w:val=""/>
+      <w:lvlJc w:val="left"/>
+      <w:pPr>
+        <w:tabs>
+          <w:tab w:val="num" w:pos="2160"/>
+        </w:tabs>
+        <w:ind w:left="2160" w:hanging="360"/>
+      </w:pPr>
+      <w:rPr>
+        <w:rFonts w:ascii="Symbol" w:hAnsi="Symbol" w:hint="default"/>
+        <w:sz w:val="20"/>
+      </w:rPr>
+    </w:lvl>
+    <w:lvl w:ilvl="3" w:tentative="1">
+      <w:start w:val="1"/>
+      <w:numFmt w:val="bullet"/>
+      <w:lvlText w:val=""/>
+      <w:lvlJc w:val="left"/>
+      <w:pPr>
+        <w:tabs>
+          <w:tab w:val="num" w:pos="2880"/>
+        </w:tabs>
+        <w:ind w:left="2880" w:hanging="360"/>
+      </w:pPr>
+      <w:rPr>
+        <w:rFonts w:ascii="Symbol" w:hAnsi="Symbol" w:hint="default"/>
+        <w:sz w:val="20"/>
+      </w:rPr>
+    </w:lvl>
+    <w:lvl w:ilvl="4" w:tentative="1">
+      <w:start w:val="1"/>
+      <w:numFmt w:val="bullet"/>
+      <w:lvlText w:val=""/>
+      <w:lvlJc w:val="left"/>
+      <w:pPr>
+        <w:tabs>
+          <w:tab w:val="num" w:pos="3600"/>
+        </w:tabs>
+        <w:ind w:left="3600" w:hanging="360"/>
+      </w:pPr>
+      <w:rPr>
+        <w:rFonts w:ascii="Symbol" w:hAnsi="Symbol" w:hint="default"/>
+        <w:sz w:val="20"/>
+      </w:rPr>
+    </w:lvl>
+    <w:lvl w:ilvl="5" w:tentative="1">
+      <w:start w:val="1"/>
+      <w:numFmt w:val="bullet"/>
+      <w:lvlText w:val=""/>
+      <w:lvlJc w:val="left"/>
+      <w:pPr>
+        <w:tabs>
+          <w:tab w:val="num" w:pos="4320"/>
+        </w:tabs>
+        <w:ind w:left="4320" w:hanging="360"/>
+      </w:pPr>
+      <w:rPr>
+        <w:rFonts w:ascii="Symbol" w:hAnsi="Symbol" w:hint="default"/>
+        <w:sz w:val="20"/>
+      </w:rPr>
+    </w:lvl>
+    <w:lvl w:ilvl="6" w:tentative="1">
+      <w:start w:val="1"/>
+      <w:numFmt w:val="bullet"/>
+      <w:lvlText w:val=""/>
+      <w:lvlJc w:val="left"/>
+      <w:pPr>
+        <w:tabs>
+          <w:tab w:val="num" w:pos="5040"/>
+        </w:tabs>
+        <w:ind w:left="5040" w:hanging="360"/>
+      </w:pPr>
+      <w:rPr>
+        <w:rFonts w:ascii="Symbol" w:hAnsi="Symbol" w:hint="default"/>
+        <w:sz w:val="20"/>
+      </w:rPr>
+    </w:lvl>
+    <w:lvl w:ilvl="7" w:tentative="1">
+      <w:start w:val="1"/>
+      <w:numFmt w:val="bullet"/>
+      <w:lvlText w:val=""/>
+      <w:lvlJc w:val="left"/>
+      <w:pPr>
+        <w:tabs>
+          <w:tab w:val="num" w:pos="5760"/>
+        </w:tabs>
+        <w:ind w:left="5760" w:hanging="360"/>
+      </w:pPr>
+      <w:rPr>
+        <w:rFonts w:ascii="Symbol" w:hAnsi="Symbol" w:hint="default"/>
+        <w:sz w:val="20"/>
+      </w:rPr>
+    </w:lvl>
+    <w:lvl w:ilvl="8" w:tentative="1">
+      <w:start w:val="1"/>
+      <w:numFmt w:val="bullet"/>
+      <w:lvlText w:val=""/>
+      <w:lvlJc w:val="left"/>
+      <w:pPr>
+        <w:tabs>
+          <w:tab w:val="num" w:pos="6480"/>
+        </w:tabs>
+        <w:ind w:left="6480" w:hanging="360"/>
+      </w:pPr>
+      <w:rPr>
+        <w:rFonts w:ascii="Symbol" w:hAnsi="Symbol" w:hint="default"/>
+        <w:sz w:val="20"/>
+      </w:rPr>
+    </w:lvl>
+  </w:abstractNum>
+  <w:abstractNum w:abstractNumId="8" w15:restartNumberingAfterBreak="0">
+    <w:nsid w:val="64902A97"/>
+    <w:multiLevelType w:val="hybridMultilevel"/>
+    <w:tmpl w:val="565457D8"/>
+    <w:lvl w:ilvl="0" w:tplc="04160001">
+      <w:start w:val="1"/>
+      <w:numFmt w:val="bullet"/>
+      <w:lvlText w:val=""/>
+      <w:lvlJc w:val="left"/>
+      <w:pPr>
+        <w:ind w:left="720" w:hanging="360"/>
+      </w:pPr>
+      <w:rPr>
+        <w:rFonts w:ascii="Symbol" w:hAnsi="Symbol" w:hint="default"/>
+      </w:rPr>
+    </w:lvl>
+    <w:lvl w:ilvl="1" w:tplc="04090003" w:tentative="1">
+      <w:start w:val="1"/>
+      <w:numFmt w:val="bullet"/>
+      <w:lvlText w:val="o"/>
+      <w:lvlJc w:val="left"/>
+      <w:pPr>
+        <w:ind w:left="1440" w:hanging="360"/>
+      </w:pPr>
+      <w:rPr>
+        <w:rFonts w:ascii="Courier New" w:hAnsi="Courier New" w:cs="Courier New" w:hint="default"/>
+      </w:rPr>
+    </w:lvl>
+    <w:lvl w:ilvl="2" w:tplc="04090005" w:tentative="1">
+      <w:start w:val="1"/>
+      <w:numFmt w:val="bullet"/>
+      <w:lvlText w:val=""/>
+      <w:lvlJc w:val="left"/>
+      <w:pPr>
+        <w:ind w:left="2160" w:hanging="360"/>
+      </w:pPr>
+      <w:rPr>
+        <w:rFonts w:ascii="Wingdings" w:hAnsi="Wingdings" w:hint="default"/>
+      </w:rPr>
+    </w:lvl>
+    <w:lvl w:ilvl="3" w:tplc="04090001" w:tentative="1">
+      <w:start w:val="1"/>
+      <w:numFmt w:val="bullet"/>
+      <w:lvlText w:val=""/>
+      <w:lvlJc w:val="left"/>
+      <w:pPr>
+        <w:ind w:left="2880" w:hanging="360"/>
+      </w:pPr>
+      <w:rPr>
+        <w:rFonts w:ascii="Symbol" w:hAnsi="Symbol" w:hint="default"/>
+      </w:rPr>
+    </w:lvl>
+    <w:lvl w:ilvl="4" w:tplc="04090003" w:tentative="1">
+      <w:start w:val="1"/>
+      <w:numFmt w:val="bullet"/>
+      <w:lvlText w:val="o"/>
+      <w:lvlJc w:val="left"/>
+      <w:pPr>
+        <w:ind w:left="3600" w:hanging="360"/>
+      </w:pPr>
+      <w:rPr>
+        <w:rFonts w:ascii="Courier New" w:hAnsi="Courier New" w:cs="Courier New" w:hint="default"/>
+      </w:rPr>
+    </w:lvl>
+    <w:lvl w:ilvl="5" w:tplc="04090005" w:tentative="1">
+      <w:start w:val="1"/>
+      <w:numFmt w:val="bullet"/>
+      <w:lvlText w:val=""/>
+      <w:lvlJc w:val="left"/>
+      <w:pPr>
+        <w:ind w:left="4320" w:hanging="360"/>
+      </w:pPr>
+      <w:rPr>
+        <w:rFonts w:ascii="Wingdings" w:hAnsi="Wingdings" w:hint="default"/>
+      </w:rPr>
+    </w:lvl>
+    <w:lvl w:ilvl="6" w:tplc="04090001" w:tentative="1">
+      <w:start w:val="1"/>
+      <w:numFmt w:val="bullet"/>
+      <w:lvlText w:val=""/>
+      <w:lvlJc w:val="left"/>
+      <w:pPr>
+        <w:ind w:left="5040" w:hanging="360"/>
+      </w:pPr>
+      <w:rPr>
+        <w:rFonts w:ascii="Symbol" w:hAnsi="Symbol" w:hint="default"/>
+      </w:rPr>
+    </w:lvl>
+    <w:lvl w:ilvl="7" w:tplc="04090003" w:tentative="1">
+      <w:start w:val="1"/>
+      <w:numFmt w:val="bullet"/>
+      <w:lvlText w:val="o"/>
+      <w:lvlJc w:val="left"/>
+      <w:pPr>
+        <w:ind w:left="5760" w:hanging="360"/>
+      </w:pPr>
+      <w:rPr>
+        <w:rFonts w:ascii="Courier New" w:hAnsi="Courier New" w:cs="Courier New" w:hint="default"/>
+      </w:rPr>
+    </w:lvl>
+    <w:lvl w:ilvl="8" w:tplc="04090005" w:tentative="1">
+      <w:start w:val="1"/>
+      <w:numFmt w:val="bullet"/>
+      <w:lvlText w:val=""/>
+      <w:lvlJc w:val="left"/>
+      <w:pPr>
+        <w:ind w:left="6480" w:hanging="360"/>
+      </w:pPr>
+      <w:rPr>
+        <w:rFonts w:ascii="Wingdings" w:hAnsi="Wingdings" w:hint="default"/>
+      </w:rPr>
+    </w:lvl>
+  </w:abstractNum>
+  <w:num w:numId="1">
+    <w:abstractNumId w:val="7"/>
+  </w:num>
+  <w:num w:numId="2">
+    <w:abstractNumId w:val="3"/>
+  </w:num>
+  <w:num w:numId="3">
+    <w:abstractNumId w:val="0"/>
+  </w:num>
+  <w:num w:numId="4">
+    <w:abstractNumId w:val="4"/>
+  </w:num>
+  <w:num w:numId="5">
+    <w:abstractNumId w:val="2"/>
+  </w:num>
+  <w:num w:numId="6">
+    <w:abstractNumId w:val="1"/>
+  </w:num>
+  <w:num w:numId="7">
+    <w:abstractNumId w:val="6"/>
+  </w:num>
+  <w:num w:numId="8">
+    <w:abstractNumId w:val="5"/>
+  </w:num>
+  <w:num w:numId="9">
+    <w:abstractNumId w:val="8"/>
+  </w:num>
+</w:numbering>
 </file>
 
 <file path=word/styles.xml><?xml version="1.0" encoding="utf-8"?>
@@ -15797,6 +20716,64 @@
     <w:name w:val="Normal"/>
     <w:qFormat/>
   </w:style>
+  <w:style w:type="paragraph" w:styleId="Ttulo1">
+    <w:name w:val="heading 1"/>
+    <w:basedOn w:val="Normal"/>
+    <w:link w:val="Ttulo1Char"/>
+    <w:uiPriority w:val="9"/>
+    <w:qFormat/>
+    <w:rsid w:val="00613671"/>
+    <w:pPr>
+      <w:spacing w:before="100" w:beforeAutospacing="1" w:after="100" w:afterAutospacing="1" w:line="240" w:lineRule="auto"/>
+      <w:outlineLvl w:val="0"/>
+    </w:pPr>
+    <w:rPr>
+      <w:rFonts w:ascii="Times New Roman" w:eastAsia="Times New Roman" w:hAnsi="Times New Roman" w:cs="Times New Roman"/>
+      <w:b/>
+      <w:bCs/>
+      <w:kern w:val="36"/>
+      <w:sz w:val="48"/>
+      <w:szCs w:val="48"/>
+    </w:rPr>
+  </w:style>
+  <w:style w:type="paragraph" w:styleId="Ttulo2">
+    <w:name w:val="heading 2"/>
+    <w:basedOn w:val="Normal"/>
+    <w:link w:val="Ttulo2Char"/>
+    <w:uiPriority w:val="9"/>
+    <w:qFormat/>
+    <w:rsid w:val="00613671"/>
+    <w:pPr>
+      <w:spacing w:before="100" w:beforeAutospacing="1" w:after="100" w:afterAutospacing="1" w:line="240" w:lineRule="auto"/>
+      <w:outlineLvl w:val="1"/>
+    </w:pPr>
+    <w:rPr>
+      <w:rFonts w:ascii="Times New Roman" w:eastAsia="Times New Roman" w:hAnsi="Times New Roman" w:cs="Times New Roman"/>
+      <w:b/>
+      <w:bCs/>
+      <w:sz w:val="36"/>
+      <w:szCs w:val="36"/>
+    </w:rPr>
+  </w:style>
+  <w:style w:type="paragraph" w:styleId="Ttulo3">
+    <w:name w:val="heading 3"/>
+    <w:basedOn w:val="Normal"/>
+    <w:link w:val="Ttulo3Char"/>
+    <w:uiPriority w:val="9"/>
+    <w:qFormat/>
+    <w:rsid w:val="00613671"/>
+    <w:pPr>
+      <w:spacing w:before="100" w:beforeAutospacing="1" w:after="100" w:afterAutospacing="1" w:line="240" w:lineRule="auto"/>
+      <w:outlineLvl w:val="2"/>
+    </w:pPr>
+    <w:rPr>
+      <w:rFonts w:ascii="Times New Roman" w:eastAsia="Times New Roman" w:hAnsi="Times New Roman" w:cs="Times New Roman"/>
+      <w:b/>
+      <w:bCs/>
+      <w:sz w:val="27"/>
+      <w:szCs w:val="27"/>
+    </w:rPr>
+  </w:style>
   <w:style w:type="character" w:default="1" w:styleId="Fontepargpadro">
     <w:name w:val="Default Paragraph Font"/>
     <w:uiPriority w:val="1"/>
@@ -15867,6 +20844,112 @@
     <w:link w:val="Rodap"/>
     <w:uiPriority w:val="99"/>
     <w:rsid w:val="0017375E"/>
+  </w:style>
+  <w:style w:type="paragraph" w:customStyle="1" w:styleId="mb-2">
+    <w:name w:val="mb-2"/>
+    <w:basedOn w:val="Normal"/>
+    <w:rsid w:val="00613671"/>
+    <w:pPr>
+      <w:spacing w:before="100" w:beforeAutospacing="1" w:after="100" w:afterAutospacing="1" w:line="240" w:lineRule="auto"/>
+    </w:pPr>
+    <w:rPr>
+      <w:rFonts w:ascii="Times New Roman" w:eastAsia="Times New Roman" w:hAnsi="Times New Roman" w:cs="Times New Roman"/>
+      <w:sz w:val="24"/>
+      <w:szCs w:val="24"/>
+    </w:rPr>
+  </w:style>
+  <w:style w:type="character" w:customStyle="1" w:styleId="Ttulo1Char">
+    <w:name w:val="Título 1 Char"/>
+    <w:basedOn w:val="Fontepargpadro"/>
+    <w:link w:val="Ttulo1"/>
+    <w:uiPriority w:val="9"/>
+    <w:rsid w:val="00613671"/>
+    <w:rPr>
+      <w:rFonts w:ascii="Times New Roman" w:eastAsia="Times New Roman" w:hAnsi="Times New Roman" w:cs="Times New Roman"/>
+      <w:b/>
+      <w:bCs/>
+      <w:kern w:val="36"/>
+      <w:sz w:val="48"/>
+      <w:szCs w:val="48"/>
+    </w:rPr>
+  </w:style>
+  <w:style w:type="character" w:customStyle="1" w:styleId="Ttulo2Char">
+    <w:name w:val="Título 2 Char"/>
+    <w:basedOn w:val="Fontepargpadro"/>
+    <w:link w:val="Ttulo2"/>
+    <w:uiPriority w:val="9"/>
+    <w:rsid w:val="00613671"/>
+    <w:rPr>
+      <w:rFonts w:ascii="Times New Roman" w:eastAsia="Times New Roman" w:hAnsi="Times New Roman" w:cs="Times New Roman"/>
+      <w:b/>
+      <w:bCs/>
+      <w:sz w:val="36"/>
+      <w:szCs w:val="36"/>
+    </w:rPr>
+  </w:style>
+  <w:style w:type="character" w:customStyle="1" w:styleId="Ttulo3Char">
+    <w:name w:val="Título 3 Char"/>
+    <w:basedOn w:val="Fontepargpadro"/>
+    <w:link w:val="Ttulo3"/>
+    <w:uiPriority w:val="9"/>
+    <w:rsid w:val="00613671"/>
+    <w:rPr>
+      <w:rFonts w:ascii="Times New Roman" w:eastAsia="Times New Roman" w:hAnsi="Times New Roman" w:cs="Times New Roman"/>
+      <w:b/>
+      <w:bCs/>
+      <w:sz w:val="27"/>
+      <w:szCs w:val="27"/>
+    </w:rPr>
+  </w:style>
+  <w:style w:type="character" w:customStyle="1" w:styleId="text-st-yellow">
+    <w:name w:val="text-st-yellow"/>
+    <w:basedOn w:val="Fontepargpadro"/>
+    <w:rsid w:val="00613671"/>
+  </w:style>
+  <w:style w:type="character" w:customStyle="1" w:styleId="text-st-red">
+    <w:name w:val="text-st-red"/>
+    <w:basedOn w:val="Fontepargpadro"/>
+    <w:rsid w:val="00613671"/>
+  </w:style>
+  <w:style w:type="paragraph" w:customStyle="1" w:styleId="lead">
+    <w:name w:val="lead"/>
+    <w:basedOn w:val="Normal"/>
+    <w:rsid w:val="00613671"/>
+    <w:pPr>
+      <w:spacing w:before="100" w:beforeAutospacing="1" w:after="100" w:afterAutospacing="1" w:line="240" w:lineRule="auto"/>
+    </w:pPr>
+    <w:rPr>
+      <w:rFonts w:ascii="Times New Roman" w:eastAsia="Times New Roman" w:hAnsi="Times New Roman" w:cs="Times New Roman"/>
+      <w:sz w:val="24"/>
+      <w:szCs w:val="24"/>
+    </w:rPr>
+  </w:style>
+  <w:style w:type="paragraph" w:styleId="NormalWeb">
+    <w:name w:val="Normal (Web)"/>
+    <w:basedOn w:val="Normal"/>
+    <w:uiPriority w:val="99"/>
+    <w:semiHidden/>
+    <w:unhideWhenUsed/>
+    <w:rsid w:val="00613671"/>
+    <w:pPr>
+      <w:spacing w:before="100" w:beforeAutospacing="1" w:after="100" w:afterAutospacing="1" w:line="240" w:lineRule="auto"/>
+    </w:pPr>
+    <w:rPr>
+      <w:rFonts w:ascii="Times New Roman" w:eastAsia="Times New Roman" w:hAnsi="Times New Roman" w:cs="Times New Roman"/>
+      <w:sz w:val="24"/>
+      <w:szCs w:val="24"/>
+    </w:rPr>
+  </w:style>
+  <w:style w:type="paragraph" w:styleId="PargrafodaLista">
+    <w:name w:val="List Paragraph"/>
+    <w:basedOn w:val="Normal"/>
+    <w:uiPriority w:val="34"/>
+    <w:qFormat/>
+    <w:rsid w:val="00987B00"/>
+    <w:pPr>
+      <w:ind w:left="720"/>
+      <w:contextualSpacing/>
+    </w:pPr>
   </w:style>
 </w:styles>
 </file>
